--- a/02-Knowledge/career-development/interview-project-summaries/公司面试/九号.docx
+++ b/02-Knowledge/career-development/interview-project-summaries/公司面试/九号.docx
@@ -1,6 +1,6 @@
 
 <file path=word/document.xml><?xml version="1.0" encoding="utf-8"?>
-<w:document xmlns:wpc="http://schemas.microsoft.com/office/word/2010/wordprocessingCanvas" xmlns:cx="http://schemas.microsoft.com/office/drawing/2014/chartex" xmlns:cx1="http://schemas.microsoft.com/office/drawing/2015/9/8/chartex" xmlns:mc="http://schemas.openxmlformats.org/markup-compatibility/2006" xmlns:o="urn:schemas-microsoft-com:office:office" xmlns:r="http://schemas.openxmlformats.org/officeDocument/2006/relationships" xmlns:m="http://schemas.openxmlformats.org/officeDocument/2006/math" xmlns:v="urn:schemas-microsoft-com:vml" xmlns:wp14="http://schemas.microsoft.com/office/word/2010/wordprocessingDrawing" xmlns:wp="http://schemas.openxmlformats.org/drawingml/2006/wordprocessingDrawing" xmlns:w10="urn:schemas-microsoft-com:office:word" xmlns:w="http://schemas.openxmlformats.org/wordprocessingml/2006/main" xmlns:w14="http://schemas.microsoft.com/office/word/2010/wordml" xmlns:w15="http://schemas.microsoft.com/office/word/2012/wordml" xmlns:w16se="http://schemas.microsoft.com/office/word/2015/wordml/symex" xmlns:wpg="http://schemas.microsoft.com/office/word/2010/wordprocessingGroup" xmlns:wpi="http://schemas.microsoft.com/office/word/2010/wordprocessingInk" xmlns:wne="http://schemas.microsoft.com/office/word/2006/wordml" xmlns:wps="http://schemas.microsoft.com/office/word/2010/wordprocessingShape" mc:Ignorable="w14 w15 w16se wp14">
+<w:document xmlns:wpc="http://schemas.microsoft.com/office/word/2010/wordprocessingCanvas" xmlns:cx="http://schemas.microsoft.com/office/drawing/2014/chartex" xmlns:cx1="http://schemas.microsoft.com/office/drawing/2015/9/8/chartex" xmlns:cx2="http://schemas.microsoft.com/office/drawing/2015/10/21/chartex" xmlns:cx3="http://schemas.microsoft.com/office/drawing/2016/5/9/chartex" xmlns:cx4="http://schemas.microsoft.com/office/drawing/2016/5/10/chartex" xmlns:cx5="http://schemas.microsoft.com/office/drawing/2016/5/11/chartex" xmlns:cx6="http://schemas.microsoft.com/office/drawing/2016/5/12/chartex" xmlns:cx7="http://schemas.microsoft.com/office/drawing/2016/5/13/chartex" xmlns:cx8="http://schemas.microsoft.com/office/drawing/2016/5/14/chartex" xmlns:mc="http://schemas.openxmlformats.org/markup-compatibility/2006" xmlns:aink="http://schemas.microsoft.com/office/drawing/2016/ink" xmlns:am3d="http://schemas.microsoft.com/office/drawing/2017/model3d" xmlns:o="urn:schemas-microsoft-com:office:office" xmlns:r="http://schemas.openxmlformats.org/officeDocument/2006/relationships" xmlns:m="http://schemas.openxmlformats.org/officeDocument/2006/math" xmlns:v="urn:schemas-microsoft-com:vml" xmlns:wp14="http://schemas.microsoft.com/office/word/2010/wordprocessingDrawing" xmlns:wp="http://schemas.openxmlformats.org/drawingml/2006/wordprocessingDrawing" xmlns:w10="urn:schemas-microsoft-com:office:word" xmlns:w="http://schemas.openxmlformats.org/wordprocessingml/2006/main" xmlns:w14="http://schemas.microsoft.com/office/word/2010/wordml" xmlns:w15="http://schemas.microsoft.com/office/word/2012/wordml" xmlns:w16cex="http://schemas.microsoft.com/office/word/2018/wordml/cex" xmlns:w16cid="http://schemas.microsoft.com/office/word/2016/wordml/cid" xmlns:w16="http://schemas.microsoft.com/office/word/2018/wordml" xmlns:w16sdtdh="http://schemas.microsoft.com/office/word/2020/wordml/sdtdatahash" xmlns:w16se="http://schemas.microsoft.com/office/word/2015/wordml/symex" xmlns:wpg="http://schemas.microsoft.com/office/word/2010/wordprocessingGroup" xmlns:wpi="http://schemas.microsoft.com/office/word/2010/wordprocessingInk" xmlns:wne="http://schemas.microsoft.com/office/word/2006/wordml" xmlns:wps="http://schemas.microsoft.com/office/word/2010/wordprocessingShape" mc:Ignorable="w14 w15 w16se w16cid w16 w16cex w16sdtdh wp14">
   <w:body>
     <w:p/>
     <w:p>
@@ -20,7 +20,961 @@
         <w:t>介绍</w:t>
       </w:r>
     </w:p>
-    <w:p/>
+    <w:p>
+      <w:pPr>
+        <w:pStyle w:val="a9"/>
+      </w:pPr>
+      <w:r>
+        <w:rPr>
+          <w:b/>
+          <w:color w:val="494949"/>
+          <w:sz w:val="24"/>
+          <w:szCs w:val="24"/>
+        </w:rPr>
+        <w:t>(</w:t>
+      </w:r>
+      <w:r>
+        <w:rPr>
+          <w:b/>
+          <w:color w:val="494949"/>
+          <w:sz w:val="24"/>
+          <w:szCs w:val="24"/>
+        </w:rPr>
+        <w:t>自信沉稳地开始，说话慢一点，不要着急）</w:t>
+      </w:r>
+    </w:p>
+    <w:p>
+      <w:pPr>
+        <w:pStyle w:val="a9"/>
+      </w:pPr>
+      <w:r>
+        <w:rPr>
+          <w:color w:val="494949"/>
+          <w:sz w:val="24"/>
+          <w:szCs w:val="24"/>
+        </w:rPr>
+        <w:t>“</w:t>
+      </w:r>
+      <w:r>
+        <w:rPr>
+          <w:color w:val="494949"/>
+          <w:sz w:val="24"/>
+          <w:szCs w:val="24"/>
+        </w:rPr>
+        <w:t>面试官，您好！我叫韩伟，自从工作以来，一直深耕在嵌入式领域。在我的职业经历中，我主要专注于以下方面：</w:t>
+      </w:r>
+    </w:p>
+    <w:p>
+      <w:pPr>
+        <w:pStyle w:val="a9"/>
+      </w:pPr>
+      <w:r>
+        <w:rPr>
+          <w:b/>
+          <w:color w:val="494949"/>
+          <w:sz w:val="24"/>
+          <w:szCs w:val="24"/>
+        </w:rPr>
+        <w:t>第一，是对底层性能和资源的极致优化和设计。</w:t>
+      </w:r>
+      <w:r>
+        <w:rPr>
+          <w:b/>
+          <w:color w:val="494949"/>
+          <w:sz w:val="24"/>
+          <w:szCs w:val="24"/>
+        </w:rPr>
+        <w:t xml:space="preserve"> </w:t>
+      </w:r>
+      <w:r>
+        <w:rPr>
+          <w:color w:val="494949"/>
+          <w:sz w:val="24"/>
+          <w:szCs w:val="24"/>
+        </w:rPr>
+        <w:t xml:space="preserve"> </w:t>
+      </w:r>
+    </w:p>
+    <w:p>
+      <w:pPr>
+        <w:pStyle w:val="a9"/>
+      </w:pPr>
+      <w:r>
+        <w:rPr>
+          <w:color w:val="494949"/>
+          <w:sz w:val="24"/>
+          <w:szCs w:val="24"/>
+        </w:rPr>
+        <w:t>1</w:t>
+      </w:r>
+      <w:r>
+        <w:rPr>
+          <w:color w:val="494949"/>
+          <w:sz w:val="24"/>
+          <w:szCs w:val="24"/>
+        </w:rPr>
+        <w:t>）在</w:t>
+      </w:r>
+      <w:r>
+        <w:rPr>
+          <w:color w:val="494949"/>
+          <w:sz w:val="24"/>
+          <w:szCs w:val="24"/>
+        </w:rPr>
+        <w:t xml:space="preserve"> ARM DSP </w:t>
+      </w:r>
+      <w:r>
+        <w:rPr>
+          <w:color w:val="494949"/>
+          <w:sz w:val="24"/>
+          <w:szCs w:val="24"/>
+        </w:rPr>
+        <w:t>平台上，我从零搭建过</w:t>
+      </w:r>
+      <w:r>
+        <w:rPr>
+          <w:color w:val="FF0000"/>
+          <w:sz w:val="24"/>
+          <w:szCs w:val="24"/>
+        </w:rPr>
+        <w:t>轻量级</w:t>
+      </w:r>
+      <w:r>
+        <w:rPr>
+          <w:color w:val="494949"/>
+          <w:sz w:val="24"/>
+          <w:szCs w:val="24"/>
+        </w:rPr>
+        <w:t xml:space="preserve"> RTOS</w:t>
+      </w:r>
+      <w:r>
+        <w:rPr>
+          <w:color w:val="494949"/>
+          <w:sz w:val="24"/>
+          <w:szCs w:val="24"/>
+        </w:rPr>
+        <w:t>，对任务调度、资源管理等</w:t>
+      </w:r>
+      <w:r>
+        <w:rPr>
+          <w:color w:val="FF0000"/>
+          <w:sz w:val="24"/>
+          <w:szCs w:val="24"/>
+        </w:rPr>
+        <w:t>核心机制</w:t>
+      </w:r>
+      <w:r>
+        <w:rPr>
+          <w:color w:val="494949"/>
+          <w:sz w:val="24"/>
+          <w:szCs w:val="24"/>
+        </w:rPr>
+        <w:t>有</w:t>
+      </w:r>
+      <w:r>
+        <w:rPr>
+          <w:rFonts w:ascii="微软雅黑" w:eastAsia="微软雅黑" w:cs="微软雅黑"/>
+          <w:b/>
+          <w:color w:val="1F2329"/>
+          <w:sz w:val="24"/>
+          <w:szCs w:val="24"/>
+        </w:rPr>
+        <w:t>源码级理解，为公司后续</w:t>
+      </w:r>
+      <w:r>
+        <w:rPr>
+          <w:rFonts w:ascii="微软雅黑" w:eastAsia="微软雅黑" w:cs="微软雅黑"/>
+          <w:b/>
+          <w:color w:val="FF0000"/>
+          <w:sz w:val="24"/>
+          <w:szCs w:val="24"/>
+        </w:rPr>
+        <w:t>产品平台的发展</w:t>
+      </w:r>
+      <w:r>
+        <w:rPr>
+          <w:rFonts w:ascii="微软雅黑" w:eastAsia="微软雅黑" w:cs="微软雅黑"/>
+          <w:b/>
+          <w:color w:val="1F2329"/>
+          <w:sz w:val="24"/>
+          <w:szCs w:val="24"/>
+        </w:rPr>
+        <w:t>奠定了基础</w:t>
+      </w:r>
+      <w:r>
+        <w:rPr>
+          <w:color w:val="494949"/>
+          <w:sz w:val="24"/>
+          <w:szCs w:val="24"/>
+        </w:rPr>
+        <w:t>；</w:t>
+      </w:r>
+    </w:p>
+    <w:p>
+      <w:pPr>
+        <w:pStyle w:val="a9"/>
+      </w:pPr>
+      <w:r>
+        <w:rPr>
+          <w:color w:val="494949"/>
+          <w:sz w:val="24"/>
+          <w:szCs w:val="24"/>
+        </w:rPr>
+        <w:t>2</w:t>
+      </w:r>
+      <w:r>
+        <w:rPr>
+          <w:color w:val="494949"/>
+          <w:sz w:val="24"/>
+          <w:szCs w:val="24"/>
+        </w:rPr>
+        <w:t>）也对</w:t>
+      </w:r>
+      <w:r>
+        <w:rPr>
+          <w:color w:val="FF0000"/>
+          <w:sz w:val="24"/>
+          <w:szCs w:val="24"/>
+        </w:rPr>
+        <w:t>异构双核</w:t>
+      </w:r>
+      <w:r>
+        <w:rPr>
+          <w:color w:val="FF0000"/>
+          <w:sz w:val="24"/>
+          <w:szCs w:val="24"/>
+        </w:rPr>
+        <w:t>DSP</w:t>
+      </w:r>
+      <w:r>
+        <w:rPr>
+          <w:color w:val="494949"/>
+          <w:sz w:val="24"/>
+          <w:szCs w:val="24"/>
+        </w:rPr>
+        <w:t>平台性能优化深度的理解，通过汇编指令优化、提升缓存命中率、利用芯片加速单元、</w:t>
+      </w:r>
+      <w:r>
+        <w:rPr>
+          <w:color w:val="494949"/>
+          <w:sz w:val="24"/>
+          <w:szCs w:val="24"/>
+        </w:rPr>
+        <w:t xml:space="preserve">Cache </w:t>
+      </w:r>
+      <w:r>
+        <w:rPr>
+          <w:color w:val="494949"/>
+          <w:sz w:val="24"/>
+          <w:szCs w:val="24"/>
+        </w:rPr>
+        <w:t>调度优化等方式，</w:t>
+      </w:r>
+      <w:r>
+        <w:rPr>
+          <w:b/>
+          <w:color w:val="494949"/>
+          <w:sz w:val="24"/>
+          <w:szCs w:val="24"/>
+        </w:rPr>
+        <w:t>大幅提升算法运行效率</w:t>
+      </w:r>
+      <w:r>
+        <w:rPr>
+          <w:color w:val="494949"/>
+          <w:sz w:val="24"/>
+          <w:szCs w:val="24"/>
+        </w:rPr>
+        <w:t>；具备很强的复杂底层问题排查能力。</w:t>
+      </w:r>
+    </w:p>
+    <w:p>
+      <w:pPr>
+        <w:pStyle w:val="a9"/>
+      </w:pPr>
+      <w:r>
+        <w:rPr>
+          <w:color w:val="494949"/>
+          <w:sz w:val="24"/>
+          <w:szCs w:val="24"/>
+        </w:rPr>
+        <w:t> </w:t>
+      </w:r>
+    </w:p>
+    <w:p>
+      <w:pPr>
+        <w:pStyle w:val="a9"/>
+      </w:pPr>
+      <w:r>
+        <w:rPr>
+          <w:b/>
+          <w:color w:val="494949"/>
+          <w:sz w:val="24"/>
+          <w:szCs w:val="24"/>
+        </w:rPr>
+        <w:t>第二、是复杂的系统级嵌入式产品设计。</w:t>
+      </w:r>
+      <w:r>
+        <w:rPr>
+          <w:color w:val="494949"/>
+          <w:sz w:val="24"/>
+          <w:szCs w:val="24"/>
+        </w:rPr>
+        <w:t xml:space="preserve"> </w:t>
+      </w:r>
+    </w:p>
+    <w:p>
+      <w:pPr>
+        <w:pStyle w:val="a9"/>
+      </w:pPr>
+      <w:r>
+        <w:rPr>
+          <w:color w:val="494949"/>
+          <w:sz w:val="24"/>
+          <w:szCs w:val="24"/>
+        </w:rPr>
+        <w:t>曾主导电力分析仪等</w:t>
+      </w:r>
+      <w:r>
+        <w:rPr>
+          <w:rFonts w:ascii="微软雅黑" w:eastAsia="微软雅黑" w:cs="微软雅黑"/>
+          <w:b/>
+          <w:color w:val="1F2329"/>
+          <w:sz w:val="24"/>
+          <w:szCs w:val="24"/>
+        </w:rPr>
+        <w:t>强实时性工业产品设计</w:t>
+      </w:r>
+      <w:r>
+        <w:rPr>
+          <w:color w:val="494949"/>
+          <w:sz w:val="24"/>
+          <w:szCs w:val="24"/>
+        </w:rPr>
+        <w:t>，负责</w:t>
+      </w:r>
+      <w:r>
+        <w:rPr>
+          <w:color w:val="494949"/>
+          <w:sz w:val="24"/>
+          <w:szCs w:val="24"/>
+        </w:rPr>
+        <w:t xml:space="preserve"> ARM+DSP </w:t>
+      </w:r>
+      <w:r>
+        <w:rPr>
+          <w:color w:val="494949"/>
+          <w:sz w:val="24"/>
+          <w:szCs w:val="24"/>
+        </w:rPr>
+        <w:t>以及</w:t>
+      </w:r>
+      <w:r>
+        <w:rPr>
+          <w:color w:val="494949"/>
+          <w:sz w:val="24"/>
+          <w:szCs w:val="24"/>
+        </w:rPr>
+        <w:t>DSP</w:t>
+      </w:r>
+      <w:r>
+        <w:rPr>
+          <w:color w:val="494949"/>
+          <w:sz w:val="24"/>
+          <w:szCs w:val="24"/>
+        </w:rPr>
+        <w:t>和</w:t>
+      </w:r>
+      <w:r>
+        <w:rPr>
+          <w:color w:val="494949"/>
+          <w:sz w:val="24"/>
+          <w:szCs w:val="24"/>
+        </w:rPr>
+        <w:t>DSP</w:t>
+      </w:r>
+      <w:r>
+        <w:rPr>
+          <w:color w:val="494949"/>
+          <w:sz w:val="24"/>
+          <w:szCs w:val="24"/>
+        </w:rPr>
+        <w:t>异构核软件架构设计、双核之间的通信设计以及优化、底层驱动开发调试到产品全流程落地，</w:t>
+      </w:r>
+      <w:r>
+        <w:rPr>
+          <w:color w:val="FF0000"/>
+          <w:sz w:val="24"/>
+          <w:szCs w:val="24"/>
+        </w:rPr>
+        <w:t>对系统稳定性、实时性保障有极深的工程积累</w:t>
+      </w:r>
+      <w:r>
+        <w:rPr>
+          <w:color w:val="494949"/>
+          <w:sz w:val="24"/>
+          <w:szCs w:val="24"/>
+        </w:rPr>
+        <w:t>；</w:t>
+      </w:r>
+    </w:p>
+    <w:p>
+      <w:pPr>
+        <w:pStyle w:val="a9"/>
+      </w:pPr>
+      <w:r>
+        <w:rPr>
+          <w:color w:val="494949"/>
+          <w:sz w:val="24"/>
+          <w:szCs w:val="24"/>
+        </w:rPr>
+        <w:t>目前</w:t>
+      </w:r>
+      <w:r>
+        <w:rPr>
+          <w:rFonts w:hint="eastAsia"/>
+          <w:color w:val="494949"/>
+          <w:sz w:val="24"/>
+          <w:szCs w:val="24"/>
+        </w:rPr>
+        <w:t>公司</w:t>
+      </w:r>
+      <w:r>
+        <w:rPr>
+          <w:color w:val="494949"/>
+          <w:sz w:val="24"/>
+          <w:szCs w:val="24"/>
+        </w:rPr>
+        <w:t>，带队主导低成本</w:t>
+      </w:r>
+      <w:r>
+        <w:rPr>
+          <w:color w:val="494949"/>
+          <w:sz w:val="24"/>
+          <w:szCs w:val="24"/>
+        </w:rPr>
+        <w:t xml:space="preserve"> L2 </w:t>
+      </w:r>
+      <w:r>
+        <w:rPr>
+          <w:color w:val="494949"/>
+          <w:sz w:val="24"/>
+          <w:szCs w:val="24"/>
+        </w:rPr>
+        <w:t>低成本交换机、</w:t>
+      </w:r>
+      <w:r>
+        <w:rPr>
+          <w:color w:val="494949"/>
+          <w:sz w:val="24"/>
+          <w:szCs w:val="24"/>
+        </w:rPr>
+        <w:t xml:space="preserve">TSN </w:t>
+      </w:r>
+      <w:r>
+        <w:rPr>
+          <w:color w:val="494949"/>
+          <w:sz w:val="24"/>
+          <w:szCs w:val="24"/>
+        </w:rPr>
+        <w:t>交换机研发，对</w:t>
+      </w:r>
+      <w:r>
+        <w:rPr>
+          <w:color w:val="494949"/>
+          <w:sz w:val="24"/>
+          <w:szCs w:val="24"/>
+        </w:rPr>
+        <w:t>L</w:t>
+      </w:r>
+      <w:r>
+        <w:rPr>
+          <w:rFonts w:hint="eastAsia"/>
+          <w:color w:val="494949"/>
+          <w:sz w:val="24"/>
+          <w:szCs w:val="24"/>
+        </w:rPr>
+        <w:t>inux</w:t>
+      </w:r>
+      <w:r>
+        <w:rPr>
+          <w:rFonts w:hint="eastAsia"/>
+          <w:color w:val="494949"/>
+          <w:sz w:val="24"/>
+          <w:szCs w:val="24"/>
+        </w:rPr>
+        <w:t>应用开发</w:t>
+      </w:r>
+      <w:r>
+        <w:rPr>
+          <w:color w:val="494949"/>
+          <w:sz w:val="24"/>
+          <w:szCs w:val="24"/>
+        </w:rPr>
+        <w:t>、网络通信等全链路技术栈，都有</w:t>
+      </w:r>
+      <w:r>
+        <w:rPr>
+          <w:color w:val="FF0000"/>
+          <w:sz w:val="24"/>
+          <w:szCs w:val="24"/>
+        </w:rPr>
+        <w:t>全面且深入的实践</w:t>
+      </w:r>
+      <w:r>
+        <w:rPr>
+          <w:color w:val="494949"/>
+          <w:sz w:val="24"/>
+          <w:szCs w:val="24"/>
+        </w:rPr>
+        <w:t>。</w:t>
+      </w:r>
+    </w:p>
+    <w:p>
+      <w:pPr>
+        <w:pStyle w:val="a9"/>
+      </w:pPr>
+      <w:r>
+        <w:rPr>
+          <w:color w:val="494949"/>
+          <w:sz w:val="24"/>
+          <w:szCs w:val="24"/>
+        </w:rPr>
+        <w:t> </w:t>
+      </w:r>
+    </w:p>
+    <w:p>
+      <w:pPr>
+        <w:pStyle w:val="a9"/>
+      </w:pPr>
+      <w:r>
+        <w:rPr>
+          <w:b/>
+          <w:color w:val="494949"/>
+          <w:sz w:val="24"/>
+          <w:szCs w:val="24"/>
+        </w:rPr>
+        <w:t>第三，项目管理、带团队！</w:t>
+      </w:r>
+    </w:p>
+    <w:p>
+      <w:pPr>
+        <w:pStyle w:val="a9"/>
+      </w:pPr>
+      <w:r>
+        <w:rPr>
+          <w:color w:val="494949"/>
+          <w:sz w:val="24"/>
+          <w:szCs w:val="24"/>
+        </w:rPr>
+        <w:t>前司担任项目经理，负责项目全流程管控，包括开发、试制、量产</w:t>
+      </w:r>
+      <w:r>
+        <w:rPr>
+          <w:color w:val="FF0000"/>
+          <w:sz w:val="24"/>
+          <w:szCs w:val="24"/>
+        </w:rPr>
+        <w:t>各环节的进度与风险把控</w:t>
+      </w:r>
+      <w:r>
+        <w:rPr>
+          <w:color w:val="494949"/>
+          <w:sz w:val="24"/>
+          <w:szCs w:val="24"/>
+        </w:rPr>
+        <w:t>；现司作为软件团队</w:t>
+      </w:r>
+      <w:r>
+        <w:rPr>
+          <w:color w:val="494949"/>
+          <w:sz w:val="24"/>
+          <w:szCs w:val="24"/>
+        </w:rPr>
+        <w:t xml:space="preserve"> PL</w:t>
+      </w:r>
+      <w:r>
+        <w:rPr>
+          <w:color w:val="494949"/>
+          <w:sz w:val="24"/>
+          <w:szCs w:val="24"/>
+        </w:rPr>
+        <w:t>，统筹团队日常研发、跨团队协同（测试、平台、硬件、</w:t>
+      </w:r>
+      <w:r>
+        <w:rPr>
+          <w:color w:val="494949"/>
+          <w:sz w:val="24"/>
+          <w:szCs w:val="24"/>
+        </w:rPr>
+        <w:t xml:space="preserve">ODM </w:t>
+      </w:r>
+      <w:r>
+        <w:rPr>
+          <w:color w:val="494949"/>
+          <w:sz w:val="24"/>
+          <w:szCs w:val="24"/>
+        </w:rPr>
+        <w:t>等），积累了</w:t>
+      </w:r>
+      <w:r>
+        <w:rPr>
+          <w:color w:val="FF0000"/>
+          <w:sz w:val="24"/>
+          <w:szCs w:val="24"/>
+        </w:rPr>
+        <w:t>成熟的团队管理与跨部门协作能力</w:t>
+      </w:r>
+      <w:r>
+        <w:rPr>
+          <w:color w:val="494949"/>
+          <w:sz w:val="24"/>
+          <w:szCs w:val="24"/>
+        </w:rPr>
+        <w:t>。</w:t>
+      </w:r>
+    </w:p>
+    <w:p>
+      <w:pPr>
+        <w:pStyle w:val="a9"/>
+      </w:pPr>
+      <w:r>
+        <w:rPr>
+          <w:color w:val="494949"/>
+          <w:sz w:val="24"/>
+          <w:szCs w:val="24"/>
+        </w:rPr>
+        <w:t> </w:t>
+      </w:r>
+    </w:p>
+    <w:p>
+      <w:pPr>
+        <w:pStyle w:val="a9"/>
+        <w:rPr>
+          <w:rFonts w:hint="eastAsia"/>
+        </w:rPr>
+      </w:pPr>
+      <w:r>
+        <w:rPr>
+          <w:color w:val="494949"/>
+          <w:sz w:val="24"/>
+          <w:szCs w:val="24"/>
+        </w:rPr>
+        <w:lastRenderedPageBreak/>
+        <w:t>在专业提升上，我也持续跟进行业前沿，工作之余深度研究嵌入式</w:t>
+      </w:r>
+      <w:r>
+        <w:rPr>
+          <w:color w:val="494949"/>
+          <w:sz w:val="24"/>
+          <w:szCs w:val="24"/>
+        </w:rPr>
+        <w:t xml:space="preserve"> AI </w:t>
+      </w:r>
+      <w:r>
+        <w:rPr>
+          <w:color w:val="494949"/>
+          <w:sz w:val="24"/>
+          <w:szCs w:val="24"/>
+        </w:rPr>
+        <w:t>落地，目前正在预研</w:t>
+      </w:r>
+      <w:r>
+        <w:rPr>
+          <w:color w:val="494949"/>
+          <w:sz w:val="24"/>
+          <w:szCs w:val="24"/>
+        </w:rPr>
+        <w:t xml:space="preserve"> TensorFlow Lite Micro </w:t>
+      </w:r>
+      <w:r>
+        <w:rPr>
+          <w:color w:val="494949"/>
+          <w:sz w:val="24"/>
+          <w:szCs w:val="24"/>
+        </w:rPr>
+        <w:t>等轻量级</w:t>
+      </w:r>
+      <w:r>
+        <w:rPr>
+          <w:color w:val="494949"/>
+          <w:sz w:val="24"/>
+          <w:szCs w:val="24"/>
+        </w:rPr>
+        <w:t xml:space="preserve"> AI </w:t>
+      </w:r>
+      <w:r>
+        <w:rPr>
+          <w:color w:val="494949"/>
+          <w:sz w:val="24"/>
+          <w:szCs w:val="24"/>
+        </w:rPr>
+        <w:t>模型，在嵌入式平台的部署、量化、裁剪等关键环节，已经有完整的实践思路。</w:t>
+      </w:r>
+      <w:r>
+        <w:rPr>
+          <w:rFonts w:hint="eastAsia"/>
+          <w:color w:val="494949"/>
+          <w:sz w:val="24"/>
+          <w:szCs w:val="24"/>
+        </w:rPr>
+        <w:t>同时正在积极探索和拥抱</w:t>
+      </w:r>
+      <w:r>
+        <w:rPr>
+          <w:rFonts w:hint="eastAsia"/>
+          <w:color w:val="494949"/>
+          <w:sz w:val="24"/>
+          <w:szCs w:val="24"/>
+        </w:rPr>
+        <w:t>A</w:t>
+      </w:r>
+      <w:r>
+        <w:rPr>
+          <w:color w:val="494949"/>
+          <w:sz w:val="24"/>
+          <w:szCs w:val="24"/>
+        </w:rPr>
+        <w:t>I</w:t>
+      </w:r>
+      <w:r>
+        <w:rPr>
+          <w:rFonts w:hint="eastAsia"/>
+          <w:color w:val="494949"/>
+          <w:sz w:val="24"/>
+          <w:szCs w:val="24"/>
+        </w:rPr>
+        <w:t>辅助编程，</w:t>
+      </w:r>
+    </w:p>
+    <w:p>
+      <w:pPr>
+        <w:pStyle w:val="a9"/>
+      </w:pPr>
+      <w:r>
+        <w:rPr>
+          <w:color w:val="333333"/>
+          <w:sz w:val="24"/>
+          <w:szCs w:val="24"/>
+        </w:rPr>
+        <w:t> </w:t>
+      </w:r>
+    </w:p>
+    <w:p>
+      <w:pPr>
+        <w:pStyle w:val="a9"/>
+      </w:pPr>
+      <w:r>
+        <w:rPr>
+          <w:color w:val="494949"/>
+          <w:sz w:val="24"/>
+          <w:szCs w:val="24"/>
+        </w:rPr>
+        <w:t>以我目前了解到贵公司的岗位要求与我过往的核心技术栈、工程经验高度匹配。我相信自己扎实的底层功底、系统级问题解决能力，能够快速融入团队，为公司产品研发落地创造价值。</w:t>
+      </w:r>
+    </w:p>
+    <w:p>
+      <w:pPr>
+        <w:pStyle w:val="a9"/>
+      </w:pPr>
+      <w:r>
+        <w:rPr>
+          <w:color w:val="494949"/>
+          <w:sz w:val="24"/>
+          <w:szCs w:val="24"/>
+        </w:rPr>
+        <w:t>以上就是我的简单介绍。谢谢！</w:t>
+      </w:r>
+      <w:r>
+        <w:rPr>
+          <w:color w:val="494949"/>
+          <w:sz w:val="24"/>
+          <w:szCs w:val="24"/>
+        </w:rPr>
+        <w:t>”</w:t>
+      </w:r>
+    </w:p>
+    <w:p>
+      <w:pPr>
+        <w:pStyle w:val="a9"/>
+        <w:spacing w:line="276" w:lineRule="auto"/>
+      </w:pPr>
+      <w:r>
+        <w:rPr>
+          <w:color w:val="333333"/>
+          <w:sz w:val="24"/>
+          <w:szCs w:val="24"/>
+        </w:rPr>
+        <w:t> </w:t>
+      </w:r>
+    </w:p>
+    <w:p>
+      <w:pPr>
+        <w:pStyle w:val="1"/>
+        <w:spacing w:line="360" w:lineRule="auto"/>
+      </w:pPr>
+      <w:r>
+        <w:rPr>
+          <w:color w:val="1A1A1A"/>
+        </w:rPr>
+        <w:t>未来规划</w:t>
+      </w:r>
+    </w:p>
+    <w:p>
+      <w:pPr>
+        <w:pStyle w:val="a9"/>
+      </w:pPr>
+      <w:r>
+        <w:rPr>
+          <w:color w:val="333333"/>
+          <w:sz w:val="24"/>
+          <w:szCs w:val="24"/>
+        </w:rPr>
+        <w:t>我未来</w:t>
+      </w:r>
+      <w:r>
+        <w:rPr>
+          <w:color w:val="333333"/>
+          <w:sz w:val="24"/>
+          <w:szCs w:val="24"/>
+        </w:rPr>
+        <w:t>3-5</w:t>
+      </w:r>
+      <w:r>
+        <w:rPr>
+          <w:color w:val="333333"/>
+          <w:sz w:val="24"/>
+          <w:szCs w:val="24"/>
+        </w:rPr>
+        <w:t>年的核心规划，就是深耕「嵌入式底层</w:t>
+      </w:r>
+      <w:r>
+        <w:rPr>
+          <w:color w:val="333333"/>
+          <w:sz w:val="24"/>
+          <w:szCs w:val="24"/>
+        </w:rPr>
+        <w:t>+</w:t>
+      </w:r>
+      <w:r>
+        <w:rPr>
+          <w:color w:val="333333"/>
+          <w:sz w:val="24"/>
+          <w:szCs w:val="24"/>
+        </w:rPr>
+        <w:t>国产自研算力芯片」这条赛道，长期稳定地走下去。</w:t>
+      </w:r>
+    </w:p>
+    <w:p>
+      <w:pPr>
+        <w:pStyle w:val="a9"/>
+      </w:pPr>
+      <w:r>
+        <w:rPr>
+          <w:b/>
+          <w:color w:val="333333"/>
+          <w:sz w:val="24"/>
+          <w:szCs w:val="24"/>
+        </w:rPr>
+        <w:t>短期来看</w:t>
+      </w:r>
+      <w:r>
+        <w:rPr>
+          <w:color w:val="333333"/>
+          <w:sz w:val="24"/>
+          <w:szCs w:val="24"/>
+        </w:rPr>
+        <w:t>，我希望能快速吃透</w:t>
+      </w:r>
+      <w:r>
+        <w:rPr>
+          <w:color w:val="333333"/>
+          <w:sz w:val="24"/>
+          <w:szCs w:val="24"/>
+        </w:rPr>
+        <w:t>MaPU</w:t>
+      </w:r>
+      <w:r>
+        <w:rPr>
+          <w:color w:val="333333"/>
+          <w:sz w:val="24"/>
+          <w:szCs w:val="24"/>
+        </w:rPr>
+        <w:t>架构的核心逻辑，把我</w:t>
+      </w:r>
+      <w:r>
+        <w:rPr>
+          <w:color w:val="333333"/>
+          <w:sz w:val="24"/>
+          <w:szCs w:val="24"/>
+        </w:rPr>
+        <w:t>8</w:t>
+      </w:r>
+      <w:r>
+        <w:rPr>
+          <w:color w:val="333333"/>
+          <w:sz w:val="24"/>
+          <w:szCs w:val="24"/>
+        </w:rPr>
+        <w:t>年积累的异构多核开发、</w:t>
+      </w:r>
+      <w:r>
+        <w:rPr>
+          <w:color w:val="333333"/>
+          <w:sz w:val="24"/>
+          <w:szCs w:val="24"/>
+        </w:rPr>
+        <w:t>DSP</w:t>
+      </w:r>
+      <w:r>
+        <w:rPr>
+          <w:color w:val="333333"/>
+          <w:sz w:val="24"/>
+          <w:szCs w:val="24"/>
+        </w:rPr>
+        <w:t>算法优化、系统稳定性保障的工程经验，快速复用在岗位工作中，</w:t>
+      </w:r>
+      <w:r>
+        <w:rPr>
+          <w:color w:val="333333"/>
+          <w:sz w:val="24"/>
+          <w:szCs w:val="24"/>
+        </w:rPr>
+        <w:t>3</w:t>
+      </w:r>
+      <w:r>
+        <w:rPr>
+          <w:color w:val="333333"/>
+          <w:sz w:val="24"/>
+          <w:szCs w:val="24"/>
+        </w:rPr>
+        <w:t>个月内就能独立负责核心模块的开发，成为团队里能扛事、能解决核心问题的骨干工程师；</w:t>
+      </w:r>
+    </w:p>
+    <w:p>
+      <w:pPr>
+        <w:rPr>
+          <w:rFonts w:hint="eastAsia"/>
+        </w:rPr>
+      </w:pPr>
+      <w:r>
+        <w:rPr>
+          <w:b/>
+          <w:color w:val="333333"/>
+          <w:sz w:val="24"/>
+          <w:szCs w:val="24"/>
+        </w:rPr>
+        <w:t>长期来看</w:t>
+      </w:r>
+      <w:r>
+        <w:rPr>
+          <w:color w:val="333333"/>
+          <w:sz w:val="24"/>
+          <w:szCs w:val="24"/>
+        </w:rPr>
+        <w:t>，我希望能跟着公司和团队一起成长，持续深耕算法移植优化、多核并行计算、嵌入式AI落地这些方向，深度参与到国产自主可控算力的研发中，不仅做好技术开发，也能在团队里承担更多的技术攻坚、带教新人的工作，和公司一起实现技术突破。</w:t>
+      </w:r>
+    </w:p>
     <w:p>
       <w:pPr>
         <w:pStyle w:val="4"/>
@@ -58,6 +1012,7 @@
         <w:rPr>
           <w:rFonts w:hint="eastAsia"/>
         </w:rPr>
+        <w:lastRenderedPageBreak/>
         <w:t>1、</w:t>
       </w:r>
       <w:r>
@@ -672,7 +1627,7 @@
         <w:pStyle w:val="3"/>
         <w:spacing w:before="0" w:after="0" w:line="360" w:lineRule="atLeast"/>
         <w:rPr>
-          <w:rFonts w:ascii="ui-sans-serif" w:hAnsi="ui-sans-serif"/>
+          <w:rFonts w:ascii="ui-sans-serif" w:hAnsi="ui-sans-serif" w:hint="eastAsia"/>
           <w:b w:val="0"/>
           <w:bCs w:val="0"/>
           <w:color w:val="000000"/>
@@ -762,7 +1717,7 @@
       <w:pPr>
         <w:spacing w:line="360" w:lineRule="atLeast"/>
         <w:rPr>
-          <w:rFonts w:ascii="ui-sans-serif" w:hAnsi="ui-sans-serif"/>
+          <w:rFonts w:ascii="ui-sans-serif" w:hAnsi="ui-sans-serif" w:hint="eastAsia"/>
           <w:color w:val="000000"/>
           <w:sz w:val="24"/>
           <w:szCs w:val="24"/>
@@ -783,7 +1738,7 @@
       <w:pPr>
         <w:spacing w:line="360" w:lineRule="atLeast"/>
         <w:rPr>
-          <w:rFonts w:ascii="ui-sans-serif" w:hAnsi="ui-sans-serif"/>
+          <w:rFonts w:ascii="ui-sans-serif" w:hAnsi="ui-sans-serif" w:hint="eastAsia"/>
           <w:color w:val="000000"/>
         </w:rPr>
       </w:pPr>
@@ -875,7 +1830,7 @@
       <w:pPr>
         <w:spacing w:line="360" w:lineRule="atLeast"/>
         <w:rPr>
-          <w:rFonts w:ascii="ui-sans-serif" w:hAnsi="ui-sans-serif"/>
+          <w:rFonts w:ascii="ui-sans-serif" w:hAnsi="ui-sans-serif" w:hint="eastAsia"/>
           <w:color w:val="000000"/>
         </w:rPr>
       </w:pPr>
@@ -1045,16 +2000,16 @@
       <w:pPr>
         <w:spacing w:line="360" w:lineRule="atLeast"/>
         <w:rPr>
-          <w:rFonts w:ascii="ui-sans-serif" w:hAnsi="ui-sans-serif"/>
-          <w:color w:val="000000"/>
-        </w:rPr>
-      </w:pPr>
-    </w:p>
-    <w:p>
-      <w:pPr>
-        <w:spacing w:line="360" w:lineRule="atLeast"/>
-        <w:rPr>
-          <w:rFonts w:ascii="ui-sans-serif" w:hAnsi="ui-sans-serif"/>
+          <w:rFonts w:ascii="ui-sans-serif" w:hAnsi="ui-sans-serif" w:hint="eastAsia"/>
+          <w:color w:val="000000"/>
+        </w:rPr>
+      </w:pPr>
+    </w:p>
+    <w:p>
+      <w:pPr>
+        <w:spacing w:line="360" w:lineRule="atLeast"/>
+        <w:rPr>
+          <w:rFonts w:ascii="ui-sans-serif" w:hAnsi="ui-sans-serif" w:hint="eastAsia"/>
           <w:color w:val="000000"/>
         </w:rPr>
       </w:pPr>
@@ -1157,13 +2112,23 @@
         <w:spacing w:line="360" w:lineRule="atLeast"/>
         <w:jc w:val="left"/>
         <w:rPr>
+          <w:rFonts w:ascii="ui-sans-serif" w:eastAsia="宋体" w:hAnsi="ui-sans-serif" w:cs="宋体" w:hint="eastAsia"/>
+          <w:color w:val="000000"/>
+          <w:kern w:val="0"/>
+          <w:sz w:val="24"/>
+          <w:szCs w:val="24"/>
+        </w:rPr>
+      </w:pPr>
+      <w:r>
+        <w:rPr>
           <w:rFonts w:ascii="ui-sans-serif" w:eastAsia="宋体" w:hAnsi="ui-sans-serif" w:cs="宋体"/>
           <w:color w:val="000000"/>
           <w:kern w:val="0"/>
           <w:sz w:val="24"/>
           <w:szCs w:val="24"/>
         </w:rPr>
-      </w:pPr>
+        <w:t>普通定时器挂载在</w:t>
+      </w:r>
       <w:r>
         <w:rPr>
           <w:rFonts w:ascii="ui-sans-serif" w:eastAsia="宋体" w:hAnsi="ui-sans-serif" w:cs="宋体"/>
@@ -1172,379 +2137,369 @@
           <w:sz w:val="24"/>
           <w:szCs w:val="24"/>
         </w:rPr>
+        <w:t xml:space="preserve"> APB </w:t>
+      </w:r>
+      <w:r>
+        <w:rPr>
+          <w:rFonts w:ascii="ui-sans-serif" w:eastAsia="宋体" w:hAnsi="ui-sans-serif" w:cs="宋体"/>
+          <w:color w:val="000000"/>
+          <w:kern w:val="0"/>
+          <w:sz w:val="24"/>
+          <w:szCs w:val="24"/>
+        </w:rPr>
+        <w:t>总线上，</w:t>
+      </w:r>
+      <w:r>
+        <w:rPr>
+          <w:rFonts w:ascii="ui-sans-serif" w:eastAsia="宋体" w:hAnsi="ui-sans-serif" w:cs="宋体"/>
+          <w:color w:val="000000"/>
+          <w:kern w:val="0"/>
+          <w:sz w:val="24"/>
+          <w:szCs w:val="24"/>
+        </w:rPr>
+        <w:t xml:space="preserve">Stop 2 </w:t>
+      </w:r>
+      <w:r>
+        <w:rPr>
+          <w:rFonts w:ascii="ui-sans-serif" w:eastAsia="宋体" w:hAnsi="ui-sans-serif" w:cs="宋体"/>
+          <w:color w:val="000000"/>
+          <w:kern w:val="0"/>
+          <w:sz w:val="24"/>
+          <w:szCs w:val="24"/>
+        </w:rPr>
+        <w:t>模式下</w:t>
+      </w:r>
+      <w:r>
+        <w:rPr>
+          <w:rFonts w:ascii="ui-sans-serif" w:eastAsia="宋体" w:hAnsi="ui-sans-serif" w:cs="宋体"/>
+          <w:color w:val="000000"/>
+          <w:kern w:val="0"/>
+          <w:sz w:val="24"/>
+          <w:szCs w:val="24"/>
+        </w:rPr>
+        <w:t xml:space="preserve"> APB </w:t>
+      </w:r>
+      <w:r>
+        <w:rPr>
+          <w:rFonts w:ascii="ui-sans-serif" w:eastAsia="宋体" w:hAnsi="ui-sans-serif" w:cs="宋体"/>
+          <w:color w:val="000000"/>
+          <w:kern w:val="0"/>
+          <w:sz w:val="24"/>
+          <w:szCs w:val="24"/>
+        </w:rPr>
+        <w:t>总线和</w:t>
+      </w:r>
+      <w:r>
+        <w:rPr>
+          <w:rFonts w:ascii="ui-sans-serif" w:eastAsia="宋体" w:hAnsi="ui-sans-serif" w:cs="宋体"/>
+          <w:color w:val="000000"/>
+          <w:kern w:val="0"/>
+          <w:sz w:val="24"/>
+          <w:szCs w:val="24"/>
+        </w:rPr>
+        <w:t xml:space="preserve"> NVIC </w:t>
+      </w:r>
+      <w:r>
+        <w:rPr>
+          <w:rFonts w:ascii="ui-sans-serif" w:eastAsia="宋体" w:hAnsi="ui-sans-serif" w:cs="宋体"/>
+          <w:color w:val="000000"/>
+          <w:kern w:val="0"/>
+          <w:sz w:val="24"/>
+          <w:szCs w:val="24"/>
+        </w:rPr>
+        <w:t>都会完全断电，所以普通定时器不仅会停止计时，也无法产生中断唤醒</w:t>
+      </w:r>
+      <w:r>
+        <w:rPr>
+          <w:rFonts w:ascii="ui-sans-serif" w:eastAsia="宋体" w:hAnsi="ui-sans-serif" w:cs="宋体"/>
+          <w:color w:val="000000"/>
+          <w:kern w:val="0"/>
+          <w:sz w:val="24"/>
+          <w:szCs w:val="24"/>
+        </w:rPr>
+        <w:t xml:space="preserve"> CPU</w:t>
+      </w:r>
+      <w:r>
+        <w:rPr>
+          <w:rFonts w:ascii="ui-sans-serif" w:eastAsia="宋体" w:hAnsi="ui-sans-serif" w:cs="宋体"/>
+          <w:color w:val="000000"/>
+          <w:kern w:val="0"/>
+          <w:sz w:val="24"/>
+          <w:szCs w:val="24"/>
+        </w:rPr>
+        <w:t>。</w:t>
+      </w:r>
+    </w:p>
+    <w:p>
+      <w:pPr>
+        <w:widowControl/>
+        <w:spacing w:line="360" w:lineRule="atLeast"/>
+        <w:jc w:val="left"/>
+        <w:rPr>
+          <w:rFonts w:ascii="ui-sans-serif" w:eastAsia="宋体" w:hAnsi="ui-sans-serif" w:cs="宋体" w:hint="eastAsia"/>
+          <w:color w:val="000000"/>
+          <w:kern w:val="0"/>
+          <w:sz w:val="24"/>
+          <w:szCs w:val="24"/>
+        </w:rPr>
+      </w:pPr>
+      <w:r>
+        <w:rPr>
+          <w:rFonts w:ascii="ui-sans-serif" w:eastAsia="宋体" w:hAnsi="ui-sans-serif" w:cs="宋体"/>
+          <w:color w:val="000000"/>
+          <w:kern w:val="0"/>
+          <w:sz w:val="24"/>
+          <w:szCs w:val="24"/>
+        </w:rPr>
+        <w:t>而</w:t>
+      </w:r>
+      <w:r>
+        <w:rPr>
+          <w:rFonts w:ascii="ui-sans-serif" w:eastAsia="宋体" w:hAnsi="ui-sans-serif" w:cs="宋体"/>
+          <w:color w:val="000000"/>
+          <w:kern w:val="0"/>
+          <w:sz w:val="24"/>
+          <w:szCs w:val="24"/>
+        </w:rPr>
+        <w:t xml:space="preserve"> LPTIM </w:t>
+      </w:r>
+      <w:r>
+        <w:rPr>
+          <w:rFonts w:ascii="ui-sans-serif" w:eastAsia="宋体" w:hAnsi="ui-sans-serif" w:cs="宋体"/>
+          <w:color w:val="000000"/>
+          <w:kern w:val="0"/>
+          <w:sz w:val="24"/>
+          <w:szCs w:val="24"/>
+        </w:rPr>
+        <w:t>在独立的</w:t>
+      </w:r>
+      <w:r>
+        <w:rPr>
+          <w:rFonts w:ascii="ui-sans-serif" w:eastAsia="宋体" w:hAnsi="ui-sans-serif" w:cs="宋体"/>
+          <w:color w:val="000000"/>
+          <w:kern w:val="0"/>
+          <w:sz w:val="24"/>
+          <w:szCs w:val="24"/>
+        </w:rPr>
+        <w:t xml:space="preserve"> VDD </w:t>
+      </w:r>
+      <w:r>
+        <w:rPr>
+          <w:rFonts w:ascii="ui-sans-serif" w:eastAsia="宋体" w:hAnsi="ui-sans-serif" w:cs="宋体"/>
+          <w:color w:val="000000"/>
+          <w:kern w:val="0"/>
+          <w:sz w:val="24"/>
+          <w:szCs w:val="24"/>
+        </w:rPr>
+        <w:t>核心电源域，和</w:t>
+      </w:r>
+      <w:r>
+        <w:rPr>
+          <w:rFonts w:ascii="ui-sans-serif" w:eastAsia="宋体" w:hAnsi="ui-sans-serif" w:cs="宋体"/>
+          <w:color w:val="000000"/>
+          <w:kern w:val="0"/>
+          <w:sz w:val="24"/>
+          <w:szCs w:val="24"/>
+        </w:rPr>
+        <w:t xml:space="preserve"> RTC </w:t>
+      </w:r>
+      <w:r>
+        <w:rPr>
+          <w:rFonts w:ascii="ui-sans-serif" w:eastAsia="宋体" w:hAnsi="ui-sans-serif" w:cs="宋体"/>
+          <w:color w:val="000000"/>
+          <w:kern w:val="0"/>
+          <w:sz w:val="24"/>
+          <w:szCs w:val="24"/>
+        </w:rPr>
+        <w:t>共用电源，</w:t>
+      </w:r>
+      <w:r>
+        <w:rPr>
+          <w:rFonts w:ascii="ui-sans-serif" w:eastAsia="宋体" w:hAnsi="ui-sans-serif" w:cs="宋体"/>
+          <w:color w:val="000000"/>
+          <w:kern w:val="0"/>
+          <w:sz w:val="24"/>
+          <w:szCs w:val="24"/>
+        </w:rPr>
+        <w:t xml:space="preserve">Stop 2 </w:t>
+      </w:r>
+      <w:r>
+        <w:rPr>
+          <w:rFonts w:ascii="ui-sans-serif" w:eastAsia="宋体" w:hAnsi="ui-sans-serif" w:cs="宋体"/>
+          <w:color w:val="000000"/>
+          <w:kern w:val="0"/>
+          <w:sz w:val="24"/>
+          <w:szCs w:val="24"/>
+        </w:rPr>
+        <w:t>模式下依然能正常运行。而且它的中断直接连接到</w:t>
+      </w:r>
+      <w:r>
+        <w:rPr>
+          <w:rFonts w:ascii="ui-sans-serif" w:eastAsia="宋体" w:hAnsi="ui-sans-serif" w:cs="宋体"/>
+          <w:color w:val="000000"/>
+          <w:kern w:val="0"/>
+          <w:sz w:val="24"/>
+          <w:szCs w:val="24"/>
+        </w:rPr>
+        <w:t xml:space="preserve"> EXTI </w:t>
+      </w:r>
+      <w:r>
+        <w:rPr>
+          <w:rFonts w:ascii="ui-sans-serif" w:eastAsia="宋体" w:hAnsi="ui-sans-serif" w:cs="宋体"/>
+          <w:color w:val="000000"/>
+          <w:kern w:val="0"/>
+          <w:sz w:val="24"/>
+          <w:szCs w:val="24"/>
+        </w:rPr>
+        <w:t>唤醒线，不需要经过</w:t>
+      </w:r>
+      <w:r>
+        <w:rPr>
+          <w:rFonts w:ascii="ui-sans-serif" w:eastAsia="宋体" w:hAnsi="ui-sans-serif" w:cs="宋体"/>
+          <w:color w:val="000000"/>
+          <w:kern w:val="0"/>
+          <w:sz w:val="24"/>
+          <w:szCs w:val="24"/>
+        </w:rPr>
+        <w:t xml:space="preserve"> NVIC</w:t>
+      </w:r>
+      <w:r>
+        <w:rPr>
+          <w:rFonts w:ascii="ui-sans-serif" w:eastAsia="宋体" w:hAnsi="ui-sans-serif" w:cs="宋体"/>
+          <w:color w:val="000000"/>
+          <w:kern w:val="0"/>
+          <w:sz w:val="24"/>
+          <w:szCs w:val="24"/>
+        </w:rPr>
+        <w:t>，能直接触发</w:t>
+      </w:r>
+      <w:r>
+        <w:rPr>
+          <w:rFonts w:ascii="ui-sans-serif" w:eastAsia="宋体" w:hAnsi="ui-sans-serif" w:cs="宋体"/>
+          <w:color w:val="000000"/>
+          <w:kern w:val="0"/>
+          <w:sz w:val="24"/>
+          <w:szCs w:val="24"/>
+        </w:rPr>
+        <w:t xml:space="preserve"> CPU </w:t>
+      </w:r>
+      <w:r>
+        <w:rPr>
+          <w:rFonts w:ascii="ui-sans-serif" w:eastAsia="宋体" w:hAnsi="ui-sans-serif" w:cs="宋体"/>
+          <w:color w:val="000000"/>
+          <w:kern w:val="0"/>
+          <w:sz w:val="24"/>
+          <w:szCs w:val="24"/>
+        </w:rPr>
+        <w:t>上电。</w:t>
+      </w:r>
+    </w:p>
+    <w:p>
+      <w:pPr>
+        <w:widowControl/>
+        <w:spacing w:line="360" w:lineRule="atLeast"/>
+        <w:jc w:val="left"/>
+        <w:rPr>
+          <w:rFonts w:ascii="ui-sans-serif" w:eastAsia="宋体" w:hAnsi="ui-sans-serif" w:cs="宋体" w:hint="eastAsia"/>
+          <w:color w:val="000000"/>
+          <w:kern w:val="0"/>
+          <w:sz w:val="24"/>
+          <w:szCs w:val="24"/>
+        </w:rPr>
+      </w:pPr>
+      <w:r>
+        <w:rPr>
+          <w:rFonts w:ascii="ui-sans-serif" w:eastAsia="宋体" w:hAnsi="ui-sans-serif" w:cs="宋体"/>
+          <w:color w:val="000000"/>
+          <w:kern w:val="0"/>
+          <w:sz w:val="24"/>
+          <w:szCs w:val="24"/>
+        </w:rPr>
+        <w:t>它也是唯一能动态编程的定时器唤醒源，</w:t>
+      </w:r>
+      <w:r>
+        <w:rPr>
+          <w:rFonts w:ascii="ui-sans-serif" w:eastAsia="宋体" w:hAnsi="ui-sans-serif" w:cs="宋体"/>
+          <w:color w:val="000000"/>
+          <w:kern w:val="0"/>
+          <w:sz w:val="24"/>
+          <w:szCs w:val="24"/>
+        </w:rPr>
+        <w:t xml:space="preserve">RTC </w:t>
+      </w:r>
+      <w:r>
+        <w:rPr>
+          <w:rFonts w:ascii="ui-sans-serif" w:eastAsia="宋体" w:hAnsi="ui-sans-serif" w:cs="宋体"/>
+          <w:color w:val="000000"/>
+          <w:kern w:val="0"/>
+          <w:sz w:val="24"/>
+          <w:szCs w:val="24"/>
+        </w:rPr>
+        <w:t>只能设固定闹钟，外部中断是被动的。所以要实现真正的</w:t>
+      </w:r>
+      <w:r>
+        <w:rPr>
+          <w:rFonts w:ascii="ui-sans-serif" w:eastAsia="宋体" w:hAnsi="ui-sans-serif" w:cs="宋体"/>
+          <w:color w:val="000000"/>
+          <w:kern w:val="0"/>
+          <w:sz w:val="24"/>
+          <w:szCs w:val="24"/>
+        </w:rPr>
+        <w:t xml:space="preserve"> Tickless </w:t>
+      </w:r>
+      <w:r>
+        <w:rPr>
+          <w:rFonts w:ascii="ui-sans-serif" w:eastAsia="宋体" w:hAnsi="ui-sans-serif" w:cs="宋体"/>
+          <w:color w:val="000000"/>
+          <w:kern w:val="0"/>
+          <w:sz w:val="24"/>
+          <w:szCs w:val="24"/>
+        </w:rPr>
+        <w:t>深度睡眠，必须用</w:t>
+      </w:r>
+      <w:r>
+        <w:rPr>
+          <w:rFonts w:ascii="ui-sans-serif" w:eastAsia="宋体" w:hAnsi="ui-sans-serif" w:cs="宋体"/>
+          <w:color w:val="000000"/>
+          <w:kern w:val="0"/>
+          <w:sz w:val="24"/>
+          <w:szCs w:val="24"/>
+        </w:rPr>
+        <w:t xml:space="preserve"> LPTIM </w:t>
+      </w:r>
+      <w:r>
+        <w:rPr>
+          <w:rFonts w:ascii="ui-sans-serif" w:eastAsia="宋体" w:hAnsi="ui-sans-serif" w:cs="宋体"/>
+          <w:color w:val="000000"/>
+          <w:kern w:val="0"/>
+          <w:sz w:val="24"/>
+          <w:szCs w:val="24"/>
+        </w:rPr>
+        <w:t>作为系统的低功耗时钟源。</w:t>
+      </w:r>
+    </w:p>
+    <w:p>
+      <w:pPr>
+        <w:widowControl/>
+        <w:spacing w:line="360" w:lineRule="atLeast"/>
+        <w:jc w:val="left"/>
+        <w:rPr>
+          <w:rFonts w:ascii="ui-sans-serif" w:eastAsia="宋体" w:hAnsi="ui-sans-serif" w:cs="宋体" w:hint="eastAsia"/>
+          <w:color w:val="000000"/>
+          <w:kern w:val="0"/>
+          <w:sz w:val="24"/>
+          <w:szCs w:val="24"/>
+        </w:rPr>
+      </w:pPr>
+      <w:r>
+        <w:rPr>
+          <w:rFonts w:ascii="ui-sans-serif" w:eastAsia="宋体" w:hAnsi="ui-sans-serif" w:cs="宋体"/>
+          <w:color w:val="000000"/>
+          <w:kern w:val="0"/>
+          <w:sz w:val="24"/>
+          <w:szCs w:val="24"/>
+        </w:rPr>
         <w:lastRenderedPageBreak/>
-        <w:t>普通定时器挂载在</w:t>
-      </w:r>
-      <w:r>
-        <w:rPr>
-          <w:rFonts w:ascii="ui-sans-serif" w:eastAsia="宋体" w:hAnsi="ui-sans-serif" w:cs="宋体"/>
-          <w:color w:val="000000"/>
-          <w:kern w:val="0"/>
-          <w:sz w:val="24"/>
-          <w:szCs w:val="24"/>
-        </w:rPr>
-        <w:t xml:space="preserve"> APB </w:t>
-      </w:r>
-      <w:r>
-        <w:rPr>
-          <w:rFonts w:ascii="ui-sans-serif" w:eastAsia="宋体" w:hAnsi="ui-sans-serif" w:cs="宋体"/>
-          <w:color w:val="000000"/>
-          <w:kern w:val="0"/>
-          <w:sz w:val="24"/>
-          <w:szCs w:val="24"/>
-        </w:rPr>
-        <w:t>总线上，</w:t>
-      </w:r>
-      <w:r>
-        <w:rPr>
-          <w:rFonts w:ascii="ui-sans-serif" w:eastAsia="宋体" w:hAnsi="ui-sans-serif" w:cs="宋体"/>
-          <w:color w:val="000000"/>
-          <w:kern w:val="0"/>
-          <w:sz w:val="24"/>
-          <w:szCs w:val="24"/>
-        </w:rPr>
-        <w:t xml:space="preserve">Stop 2 </w:t>
-      </w:r>
-      <w:r>
-        <w:rPr>
-          <w:rFonts w:ascii="ui-sans-serif" w:eastAsia="宋体" w:hAnsi="ui-sans-serif" w:cs="宋体"/>
-          <w:color w:val="000000"/>
-          <w:kern w:val="0"/>
-          <w:sz w:val="24"/>
-          <w:szCs w:val="24"/>
-        </w:rPr>
-        <w:t>模式下</w:t>
-      </w:r>
-      <w:r>
-        <w:rPr>
-          <w:rFonts w:ascii="ui-sans-serif" w:eastAsia="宋体" w:hAnsi="ui-sans-serif" w:cs="宋体"/>
-          <w:color w:val="000000"/>
-          <w:kern w:val="0"/>
-          <w:sz w:val="24"/>
-          <w:szCs w:val="24"/>
-        </w:rPr>
-        <w:t xml:space="preserve"> APB </w:t>
-      </w:r>
-      <w:r>
-        <w:rPr>
-          <w:rFonts w:ascii="ui-sans-serif" w:eastAsia="宋体" w:hAnsi="ui-sans-serif" w:cs="宋体"/>
-          <w:color w:val="000000"/>
-          <w:kern w:val="0"/>
-          <w:sz w:val="24"/>
-          <w:szCs w:val="24"/>
-        </w:rPr>
-        <w:t>总线和</w:t>
-      </w:r>
-      <w:r>
-        <w:rPr>
-          <w:rFonts w:ascii="ui-sans-serif" w:eastAsia="宋体" w:hAnsi="ui-sans-serif" w:cs="宋体"/>
-          <w:color w:val="000000"/>
-          <w:kern w:val="0"/>
-          <w:sz w:val="24"/>
-          <w:szCs w:val="24"/>
-        </w:rPr>
-        <w:t xml:space="preserve"> NVIC </w:t>
-      </w:r>
-      <w:r>
-        <w:rPr>
-          <w:rFonts w:ascii="ui-sans-serif" w:eastAsia="宋体" w:hAnsi="ui-sans-serif" w:cs="宋体"/>
-          <w:color w:val="000000"/>
-          <w:kern w:val="0"/>
-          <w:sz w:val="24"/>
-          <w:szCs w:val="24"/>
-        </w:rPr>
-        <w:t>都会完全断电，所以普通定时器不仅会停止计时，也无法产生中断唤醒</w:t>
-      </w:r>
-      <w:r>
-        <w:rPr>
-          <w:rFonts w:ascii="ui-sans-serif" w:eastAsia="宋体" w:hAnsi="ui-sans-serif" w:cs="宋体"/>
-          <w:color w:val="000000"/>
-          <w:kern w:val="0"/>
-          <w:sz w:val="24"/>
-          <w:szCs w:val="24"/>
-        </w:rPr>
-        <w:t xml:space="preserve"> CPU</w:t>
-      </w:r>
-      <w:r>
-        <w:rPr>
-          <w:rFonts w:ascii="ui-sans-serif" w:eastAsia="宋体" w:hAnsi="ui-sans-serif" w:cs="宋体"/>
-          <w:color w:val="000000"/>
-          <w:kern w:val="0"/>
-          <w:sz w:val="24"/>
-          <w:szCs w:val="24"/>
-        </w:rPr>
-        <w:t>。</w:t>
-      </w:r>
-    </w:p>
-    <w:p>
-      <w:pPr>
-        <w:widowControl/>
-        <w:spacing w:line="360" w:lineRule="atLeast"/>
-        <w:jc w:val="left"/>
-        <w:rPr>
-          <w:rFonts w:ascii="ui-sans-serif" w:eastAsia="宋体" w:hAnsi="ui-sans-serif" w:cs="宋体"/>
-          <w:color w:val="000000"/>
-          <w:kern w:val="0"/>
-          <w:sz w:val="24"/>
-          <w:szCs w:val="24"/>
-        </w:rPr>
-      </w:pPr>
-      <w:r>
-        <w:rPr>
-          <w:rFonts w:ascii="ui-sans-serif" w:eastAsia="宋体" w:hAnsi="ui-sans-serif" w:cs="宋体"/>
-          <w:color w:val="000000"/>
-          <w:kern w:val="0"/>
-          <w:sz w:val="24"/>
-          <w:szCs w:val="24"/>
-        </w:rPr>
-        <w:t>而</w:t>
-      </w:r>
-      <w:r>
-        <w:rPr>
-          <w:rFonts w:ascii="ui-sans-serif" w:eastAsia="宋体" w:hAnsi="ui-sans-serif" w:cs="宋体"/>
-          <w:color w:val="000000"/>
-          <w:kern w:val="0"/>
-          <w:sz w:val="24"/>
-          <w:szCs w:val="24"/>
-        </w:rPr>
-        <w:t xml:space="preserve"> LPTIM </w:t>
-      </w:r>
-      <w:r>
-        <w:rPr>
-          <w:rFonts w:ascii="ui-sans-serif" w:eastAsia="宋体" w:hAnsi="ui-sans-serif" w:cs="宋体"/>
-          <w:color w:val="000000"/>
-          <w:kern w:val="0"/>
-          <w:sz w:val="24"/>
-          <w:szCs w:val="24"/>
-        </w:rPr>
-        <w:t>在独立的</w:t>
-      </w:r>
-      <w:r>
-        <w:rPr>
-          <w:rFonts w:ascii="ui-sans-serif" w:eastAsia="宋体" w:hAnsi="ui-sans-serif" w:cs="宋体"/>
-          <w:color w:val="000000"/>
-          <w:kern w:val="0"/>
-          <w:sz w:val="24"/>
-          <w:szCs w:val="24"/>
-        </w:rPr>
-        <w:t xml:space="preserve"> VDD </w:t>
-      </w:r>
-      <w:r>
-        <w:rPr>
-          <w:rFonts w:ascii="ui-sans-serif" w:eastAsia="宋体" w:hAnsi="ui-sans-serif" w:cs="宋体"/>
-          <w:color w:val="000000"/>
-          <w:kern w:val="0"/>
-          <w:sz w:val="24"/>
-          <w:szCs w:val="24"/>
-        </w:rPr>
-        <w:t>核心电源域，和</w:t>
-      </w:r>
-      <w:r>
-        <w:rPr>
-          <w:rFonts w:ascii="ui-sans-serif" w:eastAsia="宋体" w:hAnsi="ui-sans-serif" w:cs="宋体"/>
-          <w:color w:val="000000"/>
-          <w:kern w:val="0"/>
-          <w:sz w:val="24"/>
-          <w:szCs w:val="24"/>
-        </w:rPr>
-        <w:t xml:space="preserve"> RTC </w:t>
-      </w:r>
-      <w:r>
-        <w:rPr>
-          <w:rFonts w:ascii="ui-sans-serif" w:eastAsia="宋体" w:hAnsi="ui-sans-serif" w:cs="宋体"/>
-          <w:color w:val="000000"/>
-          <w:kern w:val="0"/>
-          <w:sz w:val="24"/>
-          <w:szCs w:val="24"/>
-        </w:rPr>
-        <w:t>共用电源，</w:t>
-      </w:r>
-      <w:r>
-        <w:rPr>
-          <w:rFonts w:ascii="ui-sans-serif" w:eastAsia="宋体" w:hAnsi="ui-sans-serif" w:cs="宋体"/>
-          <w:color w:val="000000"/>
-          <w:kern w:val="0"/>
-          <w:sz w:val="24"/>
-          <w:szCs w:val="24"/>
-        </w:rPr>
-        <w:t xml:space="preserve">Stop 2 </w:t>
-      </w:r>
-      <w:r>
-        <w:rPr>
-          <w:rFonts w:ascii="ui-sans-serif" w:eastAsia="宋体" w:hAnsi="ui-sans-serif" w:cs="宋体"/>
-          <w:color w:val="000000"/>
-          <w:kern w:val="0"/>
-          <w:sz w:val="24"/>
-          <w:szCs w:val="24"/>
-        </w:rPr>
-        <w:t>模式下依然能正常运行。而且它的中断直接连接到</w:t>
-      </w:r>
-      <w:r>
-        <w:rPr>
-          <w:rFonts w:ascii="ui-sans-serif" w:eastAsia="宋体" w:hAnsi="ui-sans-serif" w:cs="宋体"/>
-          <w:color w:val="000000"/>
-          <w:kern w:val="0"/>
-          <w:sz w:val="24"/>
-          <w:szCs w:val="24"/>
-        </w:rPr>
-        <w:t xml:space="preserve"> EXTI </w:t>
-      </w:r>
-      <w:r>
-        <w:rPr>
-          <w:rFonts w:ascii="ui-sans-serif" w:eastAsia="宋体" w:hAnsi="ui-sans-serif" w:cs="宋体"/>
-          <w:color w:val="000000"/>
-          <w:kern w:val="0"/>
-          <w:sz w:val="24"/>
-          <w:szCs w:val="24"/>
-        </w:rPr>
-        <w:t>唤醒线，不需要经过</w:t>
-      </w:r>
-      <w:r>
-        <w:rPr>
-          <w:rFonts w:ascii="ui-sans-serif" w:eastAsia="宋体" w:hAnsi="ui-sans-serif" w:cs="宋体"/>
-          <w:color w:val="000000"/>
-          <w:kern w:val="0"/>
-          <w:sz w:val="24"/>
-          <w:szCs w:val="24"/>
-        </w:rPr>
-        <w:t xml:space="preserve"> NVIC</w:t>
-      </w:r>
-      <w:r>
-        <w:rPr>
-          <w:rFonts w:ascii="ui-sans-serif" w:eastAsia="宋体" w:hAnsi="ui-sans-serif" w:cs="宋体"/>
-          <w:color w:val="000000"/>
-          <w:kern w:val="0"/>
-          <w:sz w:val="24"/>
-          <w:szCs w:val="24"/>
-        </w:rPr>
-        <w:t>，能直接触发</w:t>
-      </w:r>
-      <w:r>
-        <w:rPr>
-          <w:rFonts w:ascii="ui-sans-serif" w:eastAsia="宋体" w:hAnsi="ui-sans-serif" w:cs="宋体"/>
-          <w:color w:val="000000"/>
-          <w:kern w:val="0"/>
-          <w:sz w:val="24"/>
-          <w:szCs w:val="24"/>
-        </w:rPr>
-        <w:t xml:space="preserve"> CPU </w:t>
-      </w:r>
-      <w:r>
-        <w:rPr>
-          <w:rFonts w:ascii="ui-sans-serif" w:eastAsia="宋体" w:hAnsi="ui-sans-serif" w:cs="宋体"/>
-          <w:color w:val="000000"/>
-          <w:kern w:val="0"/>
-          <w:sz w:val="24"/>
-          <w:szCs w:val="24"/>
-        </w:rPr>
-        <w:t>上电。</w:t>
-      </w:r>
-    </w:p>
-    <w:p>
-      <w:pPr>
-        <w:widowControl/>
-        <w:spacing w:line="360" w:lineRule="atLeast"/>
-        <w:jc w:val="left"/>
-        <w:rPr>
-          <w:rFonts w:ascii="ui-sans-serif" w:eastAsia="宋体" w:hAnsi="ui-sans-serif" w:cs="宋体"/>
-          <w:color w:val="000000"/>
-          <w:kern w:val="0"/>
-          <w:sz w:val="24"/>
-          <w:szCs w:val="24"/>
-        </w:rPr>
-      </w:pPr>
-      <w:r>
-        <w:rPr>
-          <w:rFonts w:ascii="ui-sans-serif" w:eastAsia="宋体" w:hAnsi="ui-sans-serif" w:cs="宋体"/>
-          <w:color w:val="000000"/>
-          <w:kern w:val="0"/>
-          <w:sz w:val="24"/>
-          <w:szCs w:val="24"/>
-        </w:rPr>
-        <w:t>它也是唯一能动态编程的定时器唤醒源，</w:t>
-      </w:r>
-      <w:r>
-        <w:rPr>
-          <w:rFonts w:ascii="ui-sans-serif" w:eastAsia="宋体" w:hAnsi="ui-sans-serif" w:cs="宋体"/>
-          <w:color w:val="000000"/>
-          <w:kern w:val="0"/>
-          <w:sz w:val="24"/>
-          <w:szCs w:val="24"/>
-        </w:rPr>
-        <w:t xml:space="preserve">RTC </w:t>
-      </w:r>
-      <w:r>
-        <w:rPr>
-          <w:rFonts w:ascii="ui-sans-serif" w:eastAsia="宋体" w:hAnsi="ui-sans-serif" w:cs="宋体"/>
-          <w:color w:val="000000"/>
-          <w:kern w:val="0"/>
-          <w:sz w:val="24"/>
-          <w:szCs w:val="24"/>
-        </w:rPr>
-        <w:t>只能设固定闹钟，外部中断是被动的。所以要实现真正的</w:t>
-      </w:r>
-      <w:r>
-        <w:rPr>
-          <w:rFonts w:ascii="ui-sans-serif" w:eastAsia="宋体" w:hAnsi="ui-sans-serif" w:cs="宋体"/>
-          <w:color w:val="000000"/>
-          <w:kern w:val="0"/>
-          <w:sz w:val="24"/>
-          <w:szCs w:val="24"/>
-        </w:rPr>
-        <w:t xml:space="preserve"> Tickless </w:t>
-      </w:r>
-      <w:r>
-        <w:rPr>
-          <w:rFonts w:ascii="ui-sans-serif" w:eastAsia="宋体" w:hAnsi="ui-sans-serif" w:cs="宋体"/>
-          <w:color w:val="000000"/>
-          <w:kern w:val="0"/>
-          <w:sz w:val="24"/>
-          <w:szCs w:val="24"/>
-        </w:rPr>
-        <w:t>深度睡眠，必须用</w:t>
-      </w:r>
-      <w:r>
-        <w:rPr>
-          <w:rFonts w:ascii="ui-sans-serif" w:eastAsia="宋体" w:hAnsi="ui-sans-serif" w:cs="宋体"/>
-          <w:color w:val="000000"/>
-          <w:kern w:val="0"/>
-          <w:sz w:val="24"/>
-          <w:szCs w:val="24"/>
-        </w:rPr>
-        <w:t xml:space="preserve"> LPTIM </w:t>
-      </w:r>
-      <w:r>
-        <w:rPr>
-          <w:rFonts w:ascii="ui-sans-serif" w:eastAsia="宋体" w:hAnsi="ui-sans-serif" w:cs="宋体"/>
-          <w:color w:val="000000"/>
-          <w:kern w:val="0"/>
-          <w:sz w:val="24"/>
-          <w:szCs w:val="24"/>
-        </w:rPr>
-        <w:t>作为系统的低功耗时钟源。</w:t>
-      </w:r>
-    </w:p>
-    <w:p>
-      <w:pPr>
-        <w:widowControl/>
-        <w:spacing w:line="360" w:lineRule="atLeast"/>
-        <w:jc w:val="left"/>
-        <w:rPr>
-          <w:rFonts w:ascii="ui-sans-serif" w:eastAsia="宋体" w:hAnsi="ui-sans-serif" w:cs="宋体"/>
-          <w:color w:val="000000"/>
-          <w:kern w:val="0"/>
-          <w:sz w:val="24"/>
-          <w:szCs w:val="24"/>
-        </w:rPr>
-      </w:pPr>
-      <w:r>
-        <w:rPr>
-          <w:rFonts w:ascii="ui-sans-serif" w:eastAsia="宋体" w:hAnsi="ui-sans-serif" w:cs="宋体"/>
-          <w:color w:val="000000"/>
-          <w:kern w:val="0"/>
-          <w:sz w:val="24"/>
-          <w:szCs w:val="24"/>
-        </w:rPr>
         <w:t>我在自研</w:t>
       </w:r>
       <w:r>
@@ -1654,7 +2609,7 @@
         <w:pStyle w:val="3"/>
         <w:spacing w:before="0" w:after="0" w:line="360" w:lineRule="atLeast"/>
         <w:rPr>
-          <w:rFonts w:ascii="ui-sans-serif" w:hAnsi="ui-sans-serif"/>
+          <w:rFonts w:ascii="ui-sans-serif" w:hAnsi="ui-sans-serif" w:hint="eastAsia"/>
           <w:b w:val="0"/>
           <w:bCs w:val="0"/>
           <w:color w:val="000000"/>
@@ -1722,7 +2677,7 @@
       <w:pPr>
         <w:spacing w:line="360" w:lineRule="atLeast"/>
         <w:rPr>
-          <w:rFonts w:ascii="ui-sans-serif" w:hAnsi="ui-sans-serif"/>
+          <w:rFonts w:ascii="ui-sans-serif" w:hAnsi="ui-sans-serif" w:hint="eastAsia"/>
           <w:color w:val="000000"/>
           <w:sz w:val="24"/>
           <w:szCs w:val="24"/>
@@ -1743,7 +2698,7 @@
       <w:pPr>
         <w:spacing w:line="360" w:lineRule="atLeast"/>
         <w:rPr>
-          <w:rFonts w:ascii="ui-sans-serif" w:hAnsi="ui-sans-serif"/>
+          <w:rFonts w:ascii="ui-sans-serif" w:hAnsi="ui-sans-serif" w:hint="eastAsia"/>
           <w:color w:val="000000"/>
         </w:rPr>
       </w:pPr>
@@ -1780,7 +2735,7 @@
         <w:ind w:left="0"/>
         <w:jc w:val="left"/>
         <w:rPr>
-          <w:rFonts w:ascii="ui-sans-serif" w:hAnsi="ui-sans-serif"/>
+          <w:rFonts w:ascii="ui-sans-serif" w:hAnsi="ui-sans-serif" w:hint="eastAsia"/>
           <w:color w:val="000000"/>
         </w:rPr>
       </w:pPr>
@@ -1834,7 +2789,7 @@
         <w:ind w:left="0"/>
         <w:jc w:val="left"/>
         <w:rPr>
-          <w:rFonts w:ascii="ui-sans-serif" w:hAnsi="ui-sans-serif"/>
+          <w:rFonts w:ascii="ui-sans-serif" w:hAnsi="ui-sans-serif" w:hint="eastAsia"/>
           <w:color w:val="000000"/>
         </w:rPr>
       </w:pPr>
@@ -1891,7 +2846,7 @@
         <w:ind w:left="0"/>
         <w:jc w:val="left"/>
         <w:rPr>
-          <w:rFonts w:ascii="ui-sans-serif" w:hAnsi="ui-sans-serif"/>
+          <w:rFonts w:ascii="ui-sans-serif" w:hAnsi="ui-sans-serif" w:hint="eastAsia"/>
           <w:color w:val="000000"/>
         </w:rPr>
       </w:pPr>
@@ -1955,7 +2910,7 @@
         <w:ind w:left="0"/>
         <w:jc w:val="left"/>
         <w:rPr>
-          <w:rFonts w:ascii="ui-sans-serif" w:hAnsi="ui-sans-serif"/>
+          <w:rFonts w:ascii="ui-sans-serif" w:hAnsi="ui-sans-serif" w:hint="eastAsia"/>
           <w:color w:val="000000"/>
         </w:rPr>
       </w:pPr>
@@ -2064,7 +3019,7 @@
         <w:ind w:left="0"/>
         <w:jc w:val="left"/>
         <w:rPr>
-          <w:rFonts w:ascii="ui-sans-serif" w:hAnsi="ui-sans-serif"/>
+          <w:rFonts w:ascii="ui-sans-serif" w:hAnsi="ui-sans-serif" w:hint="eastAsia"/>
           <w:color w:val="000000"/>
         </w:rPr>
       </w:pPr>
@@ -2132,7 +3087,7 @@
       <w:pPr>
         <w:spacing w:line="360" w:lineRule="atLeast"/>
         <w:rPr>
-          <w:rFonts w:ascii="ui-sans-serif" w:hAnsi="ui-sans-serif"/>
+          <w:rFonts w:ascii="ui-sans-serif" w:hAnsi="ui-sans-serif" w:hint="eastAsia"/>
           <w:color w:val="000000"/>
         </w:rPr>
       </w:pPr>
@@ -2222,7 +3177,7 @@
         <w:spacing w:line="360" w:lineRule="atLeast"/>
         <w:jc w:val="left"/>
         <w:rPr>
-          <w:rFonts w:ascii="ui-sans-serif" w:hAnsi="ui-sans-serif"/>
+          <w:rFonts w:ascii="ui-sans-serif" w:hAnsi="ui-sans-serif" w:hint="eastAsia"/>
           <w:color w:val="000000"/>
         </w:rPr>
       </w:pPr>
@@ -2290,7 +3245,7 @@
       <w:pPr>
         <w:spacing w:line="360" w:lineRule="atLeast"/>
         <w:rPr>
-          <w:rFonts w:ascii="ui-sans-serif" w:hAnsi="ui-sans-serif"/>
+          <w:rFonts w:ascii="ui-sans-serif" w:hAnsi="ui-sans-serif" w:hint="eastAsia"/>
           <w:color w:val="000000"/>
           <w:sz w:val="24"/>
           <w:szCs w:val="24"/>
@@ -2315,7 +3270,7 @@
         <w:ind w:left="0"/>
         <w:jc w:val="left"/>
         <w:rPr>
-          <w:rFonts w:ascii="ui-sans-serif" w:hAnsi="ui-sans-serif"/>
+          <w:rFonts w:ascii="ui-sans-serif" w:hAnsi="ui-sans-serif" w:hint="eastAsia"/>
           <w:color w:val="000000"/>
         </w:rPr>
       </w:pPr>
@@ -2359,7 +3314,7 @@
         <w:ind w:left="0"/>
         <w:jc w:val="left"/>
         <w:rPr>
-          <w:rFonts w:ascii="ui-sans-serif" w:hAnsi="ui-sans-serif"/>
+          <w:rFonts w:ascii="ui-sans-serif" w:hAnsi="ui-sans-serif" w:hint="eastAsia"/>
           <w:color w:val="000000"/>
         </w:rPr>
       </w:pPr>
@@ -2397,7 +3352,7 @@
       <w:pPr>
         <w:spacing w:line="360" w:lineRule="atLeast"/>
         <w:rPr>
-          <w:rFonts w:ascii="ui-sans-serif" w:hAnsi="ui-sans-serif"/>
+          <w:rFonts w:ascii="ui-sans-serif" w:hAnsi="ui-sans-serif" w:hint="eastAsia"/>
           <w:color w:val="000000"/>
         </w:rPr>
       </w:pPr>
@@ -2420,7 +3375,7 @@
         <w:ind w:left="0"/>
         <w:jc w:val="left"/>
         <w:rPr>
-          <w:rFonts w:ascii="ui-sans-serif" w:hAnsi="ui-sans-serif"/>
+          <w:rFonts w:ascii="ui-sans-serif" w:hAnsi="ui-sans-serif" w:hint="eastAsia"/>
           <w:color w:val="000000"/>
         </w:rPr>
       </w:pPr>
@@ -2457,7 +3412,7 @@
       <w:pPr>
         <w:spacing w:line="360" w:lineRule="atLeast"/>
         <w:rPr>
-          <w:rFonts w:ascii="ui-sans-serif" w:hAnsi="ui-sans-serif"/>
+          <w:rFonts w:ascii="ui-sans-serif" w:hAnsi="ui-sans-serif" w:hint="eastAsia"/>
           <w:color w:val="000000"/>
         </w:rPr>
       </w:pPr>
@@ -2500,35 +3455,28 @@
         <w:t>计数后，把计数值加到分子上，当分子超过分母时，就进位成系统节拍，剩余的分子留到下次累加。</w:t>
       </w:r>
     </w:p>
-    <w:p>
-      <w:pPr>
-        <w:rPr>
-          <w:rFonts w:hint="eastAsia"/>
-        </w:rPr>
-      </w:pPr>
-    </w:p>
+    <w:p/>
     <w:p>
       <w:pPr>
         <w:widowControl/>
         <w:spacing w:line="360" w:lineRule="atLeast"/>
         <w:jc w:val="left"/>
         <w:rPr>
+          <w:rFonts w:ascii="ui-sans-serif" w:eastAsia="宋体" w:hAnsi="ui-sans-serif" w:cs="宋体" w:hint="eastAsia"/>
+          <w:color w:val="000000"/>
+          <w:kern w:val="0"/>
+          <w:sz w:val="24"/>
+          <w:szCs w:val="24"/>
+        </w:rPr>
+      </w:pPr>
+      <w:r>
+        <w:rPr>
           <w:rFonts w:ascii="ui-sans-serif" w:eastAsia="宋体" w:hAnsi="ui-sans-serif" w:cs="宋体"/>
           <w:color w:val="000000"/>
           <w:kern w:val="0"/>
           <w:sz w:val="24"/>
           <w:szCs w:val="24"/>
         </w:rPr>
-      </w:pPr>
-      <w:r>
-        <w:rPr>
-          <w:rFonts w:ascii="ui-sans-serif" w:eastAsia="宋体" w:hAnsi="ui-sans-serif" w:cs="宋体"/>
-          <w:color w:val="000000"/>
-          <w:kern w:val="0"/>
-          <w:sz w:val="24"/>
-          <w:szCs w:val="24"/>
-        </w:rPr>
-        <w:lastRenderedPageBreak/>
         <w:t xml:space="preserve">CPU </w:t>
       </w:r>
       <w:r>
@@ -2613,7 +3561,7 @@
         <w:ind w:left="0"/>
         <w:jc w:val="left"/>
         <w:rPr>
-          <w:rFonts w:ascii="ui-sans-serif" w:eastAsia="宋体" w:hAnsi="ui-sans-serif" w:cs="宋体"/>
+          <w:rFonts w:ascii="ui-sans-serif" w:eastAsia="宋体" w:hAnsi="ui-sans-serif" w:cs="宋体" w:hint="eastAsia"/>
           <w:color w:val="000000"/>
           <w:kern w:val="0"/>
           <w:sz w:val="24"/>
@@ -2656,7 +3604,7 @@
         <w:widowControl/>
         <w:jc w:val="left"/>
         <w:rPr>
-          <w:rFonts w:ascii="ui-sans-serif" w:eastAsia="宋体" w:hAnsi="ui-sans-serif" w:cs="宋体"/>
+          <w:rFonts w:ascii="ui-sans-serif" w:eastAsia="宋体" w:hAnsi="ui-sans-serif" w:cs="宋体" w:hint="eastAsia"/>
           <w:color w:val="000000"/>
           <w:kern w:val="0"/>
           <w:sz w:val="24"/>
@@ -2669,7 +3617,7 @@
         <w:widowControl/>
         <w:jc w:val="left"/>
         <w:rPr>
-          <w:rFonts w:ascii="ui-sans-serif" w:eastAsia="宋体" w:hAnsi="ui-sans-serif" w:cs="宋体"/>
+          <w:rFonts w:ascii="ui-sans-serif" w:eastAsia="宋体" w:hAnsi="ui-sans-serif" w:cs="宋体" w:hint="eastAsia"/>
           <w:color w:val="000000"/>
           <w:kern w:val="0"/>
           <w:sz w:val="24"/>
@@ -2768,7 +3716,7 @@
         <w:ind w:firstLineChars="0"/>
         <w:jc w:val="left"/>
         <w:rPr>
-          <w:rFonts w:ascii="ui-sans-serif" w:eastAsia="宋体" w:hAnsi="ui-sans-serif" w:cs="宋体"/>
+          <w:rFonts w:ascii="ui-sans-serif" w:eastAsia="宋体" w:hAnsi="ui-sans-serif" w:cs="宋体" w:hint="eastAsia"/>
           <w:color w:val="000000"/>
           <w:kern w:val="0"/>
           <w:sz w:val="24"/>
@@ -2817,7 +3765,7 @@
         <w:ind w:firstLineChars="0"/>
         <w:jc w:val="left"/>
         <w:rPr>
-          <w:rFonts w:ascii="ui-sans-serif" w:eastAsia="宋体" w:hAnsi="ui-sans-serif" w:cs="宋体"/>
+          <w:rFonts w:ascii="ui-sans-serif" w:eastAsia="宋体" w:hAnsi="ui-sans-serif" w:cs="宋体" w:hint="eastAsia"/>
           <w:color w:val="000000"/>
           <w:kern w:val="0"/>
           <w:sz w:val="24"/>
@@ -2836,7 +3784,7 @@
         <w:ind w:firstLineChars="0"/>
         <w:jc w:val="left"/>
         <w:rPr>
-          <w:rFonts w:ascii="ui-sans-serif" w:eastAsia="宋体" w:hAnsi="ui-sans-serif" w:cs="宋体"/>
+          <w:rFonts w:ascii="ui-sans-serif" w:eastAsia="宋体" w:hAnsi="ui-sans-serif" w:cs="宋体" w:hint="eastAsia"/>
           <w:color w:val="000000"/>
           <w:kern w:val="0"/>
           <w:sz w:val="24"/>
@@ -2931,6 +3879,7 @@
           <w:sz w:val="24"/>
           <w:szCs w:val="24"/>
         </w:rPr>
+        <w:lastRenderedPageBreak/>
         <w:t>每</w:t>
       </w:r>
       <w:r>
@@ -2975,23 +3924,14 @@
       </w:r>
     </w:p>
     <w:p/>
-    <w:p>
-      <w:bookmarkStart w:id="0" w:name="_GoBack"/>
-      <w:bookmarkEnd w:id="0"/>
-    </w:p>
-    <w:p>
-      <w:pPr>
-        <w:rPr>
-          <w:rFonts w:hint="eastAsia"/>
-        </w:rPr>
-      </w:pPr>
-    </w:p>
+    <w:p/>
+    <w:p/>
     <w:p>
       <w:pPr>
         <w:pStyle w:val="3"/>
         <w:spacing w:before="0" w:after="0" w:line="360" w:lineRule="atLeast"/>
         <w:rPr>
-          <w:rFonts w:ascii="ui-sans-serif" w:hAnsi="ui-sans-serif"/>
+          <w:rFonts w:ascii="ui-sans-serif" w:hAnsi="ui-sans-serif" w:hint="eastAsia"/>
           <w:b w:val="0"/>
           <w:bCs w:val="0"/>
           <w:color w:val="000000"/>
@@ -3026,7 +3966,7 @@
       <w:pPr>
         <w:spacing w:line="360" w:lineRule="atLeast"/>
         <w:rPr>
-          <w:rFonts w:ascii="ui-sans-serif" w:hAnsi="ui-sans-serif"/>
+          <w:rFonts w:ascii="ui-sans-serif" w:hAnsi="ui-sans-serif" w:hint="eastAsia"/>
           <w:color w:val="000000"/>
           <w:sz w:val="24"/>
           <w:szCs w:val="24"/>
@@ -3047,7 +3987,7 @@
       <w:pPr>
         <w:spacing w:line="360" w:lineRule="atLeast"/>
         <w:rPr>
-          <w:rFonts w:ascii="ui-sans-serif" w:hAnsi="ui-sans-serif"/>
+          <w:rFonts w:ascii="ui-sans-serif" w:hAnsi="ui-sans-serif" w:hint="eastAsia"/>
           <w:color w:val="000000"/>
         </w:rPr>
       </w:pPr>
@@ -3098,7 +4038,7 @@
         <w:ind w:left="0"/>
         <w:jc w:val="left"/>
         <w:rPr>
-          <w:rFonts w:ascii="ui-sans-serif" w:hAnsi="ui-sans-serif"/>
+          <w:rFonts w:ascii="ui-sans-serif" w:hAnsi="ui-sans-serif" w:hint="eastAsia"/>
           <w:color w:val="000000"/>
         </w:rPr>
       </w:pPr>
@@ -3145,7 +4085,7 @@
         <w:ind w:left="0"/>
         <w:jc w:val="left"/>
         <w:rPr>
-          <w:rFonts w:ascii="ui-sans-serif" w:hAnsi="ui-sans-serif"/>
+          <w:rFonts w:ascii="ui-sans-serif" w:hAnsi="ui-sans-serif" w:hint="eastAsia"/>
           <w:color w:val="000000"/>
         </w:rPr>
       </w:pPr>
@@ -3237,7 +4177,7 @@
         <w:ind w:left="0"/>
         <w:jc w:val="left"/>
         <w:rPr>
-          <w:rFonts w:ascii="ui-sans-serif" w:hAnsi="ui-sans-serif"/>
+          <w:rFonts w:ascii="ui-sans-serif" w:hAnsi="ui-sans-serif" w:hint="eastAsia"/>
           <w:color w:val="000000"/>
         </w:rPr>
       </w:pPr>
@@ -3298,7 +4238,7 @@
         <w:ind w:left="0"/>
         <w:jc w:val="left"/>
         <w:rPr>
-          <w:rFonts w:ascii="ui-sans-serif" w:hAnsi="ui-sans-serif"/>
+          <w:rFonts w:ascii="ui-sans-serif" w:hAnsi="ui-sans-serif" w:hint="eastAsia"/>
           <w:color w:val="000000"/>
         </w:rPr>
       </w:pPr>
@@ -3352,7 +4292,7 @@
       <w:pPr>
         <w:spacing w:line="360" w:lineRule="atLeast"/>
         <w:rPr>
-          <w:rFonts w:ascii="ui-sans-serif" w:hAnsi="ui-sans-serif"/>
+          <w:rFonts w:ascii="ui-sans-serif" w:hAnsi="ui-sans-serif" w:hint="eastAsia"/>
           <w:color w:val="000000"/>
         </w:rPr>
       </w:pPr>
@@ -3405,24 +4345,12 @@
         </w:rPr>
         <w:t>尽可能长时间地处于深度睡眠状态。</w:t>
       </w:r>
-    </w:p>
-    <w:p>
-      <w:pPr>
-        <w:rPr>
-          <w:rFonts w:hint="eastAsia"/>
-        </w:rPr>
-      </w:pPr>
     </w:p>
     <w:p/>
     <w:p/>
     <w:p/>
-    <w:p>
-      <w:pPr>
-        <w:rPr>
-          <w:rFonts w:hint="eastAsia"/>
-        </w:rPr>
-      </w:pPr>
-    </w:p>
+    <w:p/>
+    <w:p/>
     <w:p>
       <w:pPr>
         <w:rPr>
@@ -4182,7 +5110,6 @@
                 <w:sz w:val="24"/>
                 <w:szCs w:val="24"/>
               </w:rPr>
-              <w:lastRenderedPageBreak/>
               <w:t>深度睡眠</w:t>
             </w:r>
           </w:p>
@@ -4669,6 +5596,7 @@
           <w:sz w:val="24"/>
           <w:szCs w:val="24"/>
         </w:rPr>
+        <w:lastRenderedPageBreak/>
         <w:t>主电池拆卸后，独立的备用磷酸铁锂电池会给防盗模块供电，维持定位和通信</w:t>
       </w:r>
       <w:r>
@@ -5521,7 +6449,6 @@
           <w:bCs w:val="0"/>
           <w:color w:val="000000"/>
         </w:rPr>
-        <w:lastRenderedPageBreak/>
         <w:t xml:space="preserve">MCU </w:t>
       </w:r>
       <w:r>
@@ -5886,6 +6813,7 @@
           <w:bCs w:val="0"/>
           <w:color w:val="000000"/>
         </w:rPr>
+        <w:lastRenderedPageBreak/>
         <w:t>地理围栏自动唤醒</w:t>
       </w:r>
       <w:r>
@@ -6485,7 +7413,6 @@
           <w:rFonts w:ascii="ui-sans-serif" w:hAnsi="ui-sans-serif"/>
           <w:color w:val="000000"/>
         </w:rPr>
-        <w:lastRenderedPageBreak/>
         <w:t>未来在端侧</w:t>
       </w:r>
       <w:r>
@@ -6737,6 +7664,7 @@
           <w:bCs w:val="0"/>
           <w:color w:val="000000"/>
         </w:rPr>
+        <w:lastRenderedPageBreak/>
         <w:t>核心策略</w:t>
       </w:r>
       <w:r>
@@ -7556,7 +8484,6 @@
           <w:rFonts w:ascii="ui-sans-serif" w:hAnsi="ui-sans-serif"/>
           <w:color w:val="000000"/>
         </w:rPr>
-        <w:lastRenderedPageBreak/>
         <w:t>仲裁段包含</w:t>
       </w:r>
       <w:r>
@@ -8002,6 +8929,7 @@
           <w:sz w:val="24"/>
           <w:szCs w:val="24"/>
         </w:rPr>
+        <w:lastRenderedPageBreak/>
         <w:t xml:space="preserve">4. CAN </w:t>
       </w:r>
       <w:r>
@@ -8717,7 +9645,6 @@
           <w:bCs w:val="0"/>
           <w:color w:val="000000"/>
         </w:rPr>
-        <w:lastRenderedPageBreak/>
         <w:t>硬件问题</w:t>
       </w:r>
       <w:r>
@@ -9185,6 +10112,7 @@
           <w:rFonts w:ascii="ui-sans-serif" w:hAnsi="ui-sans-serif"/>
           <w:color w:val="000000"/>
         </w:rPr>
+        <w:lastRenderedPageBreak/>
         <w:t>实现重发机制，重要数据发送失败后自动重发</w:t>
       </w:r>
     </w:p>
@@ -9912,7 +10840,6 @@
           <w:rFonts w:ascii="ui-sans-serif" w:hAnsi="ui-sans-serif"/>
           <w:color w:val="000000"/>
         </w:rPr>
-        <w:lastRenderedPageBreak/>
         <w:t>避免使用远程帧，远程帧会占用双倍的总线带宽</w:t>
       </w:r>
     </w:p>
@@ -10250,6 +11177,7 @@
           <w:sz w:val="24"/>
           <w:szCs w:val="24"/>
         </w:rPr>
+        <w:lastRenderedPageBreak/>
         <w:t>四、九号专属问题（大概率会问）</w:t>
       </w:r>
     </w:p>
@@ -10831,7 +11759,6 @@
           <w:sz w:val="24"/>
           <w:szCs w:val="24"/>
         </w:rPr>
-        <w:lastRenderedPageBreak/>
         <w:t>五、面试最后加分动作</w:t>
       </w:r>
     </w:p>
@@ -11145,6 +12072,7 @@
           <w:rFonts w:ascii="ui-sans-serif" w:hAnsi="ui-sans-serif"/>
           <w:color w:val="000000"/>
         </w:rPr>
+        <w:lastRenderedPageBreak/>
         <w:t>c</w:t>
       </w:r>
     </w:p>
@@ -11692,7 +12620,6 @@
           <w:rFonts w:ascii="Consolas" w:hAnsi="Consolas"/>
           <w:color w:val="000000"/>
         </w:rPr>
-        <w:lastRenderedPageBreak/>
         <w:t xml:space="preserve">    }</w:t>
       </w:r>
     </w:p>
@@ -12056,6 +12983,7 @@
           <w:rFonts w:ascii="ui-sans-serif" w:hAnsi="ui-sans-serif"/>
           <w:color w:val="000000"/>
         </w:rPr>
+        <w:lastRenderedPageBreak/>
         <w:t>c</w:t>
       </w:r>
     </w:p>
@@ -12527,15 +13455,7 @@
           <w:rFonts w:ascii="ui-sans-serif" w:hAnsi="ui-sans-serif"/>
           <w:color w:val="000000"/>
         </w:rPr>
-        <w:t xml:space="preserve"> </w:t>
-      </w:r>
-      <w:r>
-        <w:rPr>
-          <w:rFonts w:ascii="ui-sans-serif" w:hAnsi="ui-sans-serif"/>
-          <w:color w:val="000000"/>
-        </w:rPr>
-        <w:lastRenderedPageBreak/>
-        <w:t>O (1)</w:t>
+        <w:t xml:space="preserve"> O (1)</w:t>
       </w:r>
       <w:r>
         <w:rPr>
@@ -12881,6 +13801,7 @@
           <w:rFonts w:ascii="Consolas" w:hAnsi="Consolas"/>
           <w:color w:val="000000"/>
         </w:rPr>
+        <w:lastRenderedPageBreak/>
         <w:t xml:space="preserve">// </w:t>
       </w:r>
       <w:r>
@@ -13299,320 +14220,327 @@
           <w:rFonts w:ascii="Consolas" w:hAnsi="Consolas"/>
           <w:color w:val="000000"/>
         </w:rPr>
+        <w:t xml:space="preserve">        cb-&gt;full = true;</w:t>
+      </w:r>
+    </w:p>
+    <w:p>
+      <w:pPr>
+        <w:pStyle w:val="HTML0"/>
+        <w:spacing w:line="360" w:lineRule="atLeast"/>
+        <w:rPr>
+          <w:rStyle w:val="HTML"/>
+          <w:rFonts w:ascii="Consolas" w:hAnsi="Consolas"/>
+          <w:color w:val="000000"/>
+        </w:rPr>
+      </w:pPr>
+      <w:r>
+        <w:rPr>
+          <w:rStyle w:val="HTML"/>
+          <w:rFonts w:ascii="Consolas" w:hAnsi="Consolas"/>
+          <w:color w:val="000000"/>
+        </w:rPr>
+        <w:t xml:space="preserve">    }</w:t>
+      </w:r>
+    </w:p>
+    <w:p>
+      <w:pPr>
+        <w:pStyle w:val="HTML0"/>
+        <w:spacing w:line="360" w:lineRule="atLeast"/>
+        <w:rPr>
+          <w:rStyle w:val="HTML"/>
+          <w:rFonts w:ascii="Consolas" w:hAnsi="Consolas"/>
+          <w:color w:val="000000"/>
+        </w:rPr>
+      </w:pPr>
+      <w:r>
+        <w:rPr>
+          <w:rStyle w:val="HTML"/>
+          <w:rFonts w:ascii="Consolas" w:hAnsi="Consolas"/>
+          <w:color w:val="000000"/>
+        </w:rPr>
+        <w:t xml:space="preserve">    return 0;</w:t>
+      </w:r>
+    </w:p>
+    <w:p>
+      <w:pPr>
+        <w:pStyle w:val="HTML0"/>
+        <w:spacing w:line="360" w:lineRule="atLeast"/>
+        <w:rPr>
+          <w:rStyle w:val="HTML"/>
+          <w:rFonts w:ascii="Consolas" w:hAnsi="Consolas"/>
+          <w:color w:val="000000"/>
+        </w:rPr>
+      </w:pPr>
+      <w:r>
+        <w:rPr>
+          <w:rStyle w:val="HTML"/>
+          <w:rFonts w:ascii="Consolas" w:hAnsi="Consolas"/>
+          <w:color w:val="000000"/>
+        </w:rPr>
+        <w:t>}</w:t>
+      </w:r>
+    </w:p>
+    <w:p>
+      <w:pPr>
+        <w:pStyle w:val="HTML0"/>
+        <w:spacing w:line="360" w:lineRule="atLeast"/>
+        <w:rPr>
+          <w:rStyle w:val="HTML"/>
+          <w:rFonts w:ascii="Consolas" w:hAnsi="Consolas"/>
+          <w:color w:val="000000"/>
+        </w:rPr>
+      </w:pPr>
+    </w:p>
+    <w:p>
+      <w:pPr>
+        <w:pStyle w:val="HTML0"/>
+        <w:spacing w:line="360" w:lineRule="atLeast"/>
+        <w:rPr>
+          <w:rStyle w:val="HTML"/>
+          <w:rFonts w:ascii="Consolas" w:hAnsi="Consolas"/>
+          <w:color w:val="000000"/>
+        </w:rPr>
+      </w:pPr>
+      <w:r>
+        <w:rPr>
+          <w:rStyle w:val="HTML"/>
+          <w:rFonts w:ascii="Consolas" w:hAnsi="Consolas"/>
+          <w:color w:val="000000"/>
+        </w:rPr>
+        <w:t xml:space="preserve">// </w:t>
+      </w:r>
+      <w:r>
+        <w:rPr>
+          <w:rStyle w:val="HTML"/>
+          <w:rFonts w:ascii="Consolas" w:hAnsi="Consolas"/>
+          <w:color w:val="000000"/>
+        </w:rPr>
+        <w:t>出队</w:t>
+      </w:r>
+    </w:p>
+    <w:p>
+      <w:pPr>
+        <w:pStyle w:val="HTML0"/>
+        <w:spacing w:line="360" w:lineRule="atLeast"/>
+        <w:rPr>
+          <w:rStyle w:val="HTML"/>
+          <w:rFonts w:ascii="Consolas" w:hAnsi="Consolas"/>
+          <w:color w:val="000000"/>
+        </w:rPr>
+      </w:pPr>
+      <w:r>
+        <w:rPr>
+          <w:rStyle w:val="HTML"/>
+          <w:rFonts w:ascii="Consolas" w:hAnsi="Consolas"/>
+          <w:color w:val="000000"/>
+        </w:rPr>
+        <w:t>int cb_get(CircularBuffer* cb, uint8_t* data) {</w:t>
+      </w:r>
+    </w:p>
+    <w:p>
+      <w:pPr>
+        <w:pStyle w:val="HTML0"/>
+        <w:spacing w:line="360" w:lineRule="atLeast"/>
+        <w:rPr>
+          <w:rStyle w:val="HTML"/>
+          <w:rFonts w:ascii="Consolas" w:hAnsi="Consolas"/>
+          <w:color w:val="000000"/>
+        </w:rPr>
+      </w:pPr>
+      <w:r>
+        <w:rPr>
+          <w:rStyle w:val="HTML"/>
+          <w:rFonts w:ascii="Consolas" w:hAnsi="Consolas"/>
+          <w:color w:val="000000"/>
+        </w:rPr>
+        <w:t xml:space="preserve">    if (cb_is_empty(cb)) return -1; // </w:t>
+      </w:r>
+      <w:r>
+        <w:rPr>
+          <w:rStyle w:val="HTML"/>
+          <w:rFonts w:ascii="Consolas" w:hAnsi="Consolas"/>
+          <w:color w:val="000000"/>
+        </w:rPr>
+        <w:t>队列为空</w:t>
+      </w:r>
+    </w:p>
+    <w:p>
+      <w:pPr>
+        <w:pStyle w:val="HTML0"/>
+        <w:spacing w:line="360" w:lineRule="atLeast"/>
+        <w:rPr>
+          <w:rStyle w:val="HTML"/>
+          <w:rFonts w:ascii="Consolas" w:hAnsi="Consolas"/>
+          <w:color w:val="000000"/>
+        </w:rPr>
+      </w:pPr>
+    </w:p>
+    <w:p>
+      <w:pPr>
+        <w:pStyle w:val="HTML0"/>
+        <w:spacing w:line="360" w:lineRule="atLeast"/>
+        <w:rPr>
+          <w:rStyle w:val="HTML"/>
+          <w:rFonts w:ascii="Consolas" w:hAnsi="Consolas"/>
+          <w:color w:val="000000"/>
+        </w:rPr>
+      </w:pPr>
+      <w:r>
+        <w:rPr>
+          <w:rStyle w:val="HTML"/>
+          <w:rFonts w:ascii="Consolas" w:hAnsi="Consolas"/>
+          <w:color w:val="000000"/>
+        </w:rPr>
+        <w:t xml:space="preserve">    *data = cb-&gt;buffer[cb-&gt;tail];</w:t>
+      </w:r>
+    </w:p>
+    <w:p>
+      <w:pPr>
+        <w:pStyle w:val="HTML0"/>
+        <w:spacing w:line="360" w:lineRule="atLeast"/>
+        <w:rPr>
+          <w:rStyle w:val="HTML"/>
+          <w:rFonts w:ascii="Consolas" w:hAnsi="Consolas"/>
+          <w:color w:val="000000"/>
+        </w:rPr>
+      </w:pPr>
+      <w:r>
+        <w:rPr>
+          <w:rStyle w:val="HTML"/>
+          <w:rFonts w:ascii="Consolas" w:hAnsi="Consolas"/>
+          <w:color w:val="000000"/>
+        </w:rPr>
+        <w:t xml:space="preserve">    cb-&gt;tail = (cb-&gt;tail + 1) % cb-&gt;size;</w:t>
+      </w:r>
+    </w:p>
+    <w:p>
+      <w:pPr>
+        <w:pStyle w:val="HTML0"/>
+        <w:spacing w:line="360" w:lineRule="atLeast"/>
+        <w:rPr>
+          <w:rStyle w:val="HTML"/>
+          <w:rFonts w:ascii="Consolas" w:hAnsi="Consolas"/>
+          <w:color w:val="000000"/>
+        </w:rPr>
+      </w:pPr>
+      <w:r>
+        <w:rPr>
+          <w:rStyle w:val="HTML"/>
+          <w:rFonts w:ascii="Consolas" w:hAnsi="Consolas"/>
+          <w:color w:val="000000"/>
+        </w:rPr>
+        <w:t xml:space="preserve">    cb-&gt;full = false;</w:t>
+      </w:r>
+    </w:p>
+    <w:p>
+      <w:pPr>
+        <w:pStyle w:val="HTML0"/>
+        <w:spacing w:line="360" w:lineRule="atLeast"/>
+        <w:rPr>
+          <w:rStyle w:val="HTML"/>
+          <w:rFonts w:ascii="Consolas" w:hAnsi="Consolas"/>
+          <w:color w:val="000000"/>
+        </w:rPr>
+      </w:pPr>
+    </w:p>
+    <w:p>
+      <w:pPr>
+        <w:pStyle w:val="HTML0"/>
+        <w:spacing w:line="360" w:lineRule="atLeast"/>
+        <w:rPr>
+          <w:rStyle w:val="HTML"/>
+          <w:rFonts w:ascii="Consolas" w:hAnsi="Consolas"/>
+          <w:color w:val="000000"/>
+        </w:rPr>
+      </w:pPr>
+      <w:r>
+        <w:rPr>
+          <w:rStyle w:val="HTML"/>
+          <w:rFonts w:ascii="Consolas" w:hAnsi="Consolas"/>
+          <w:color w:val="000000"/>
+        </w:rPr>
+        <w:t xml:space="preserve">    return 0;</w:t>
+      </w:r>
+    </w:p>
+    <w:p>
+      <w:pPr>
+        <w:pStyle w:val="HTML0"/>
+        <w:spacing w:line="360" w:lineRule="atLeast"/>
+        <w:rPr>
+          <w:rStyle w:val="HTML"/>
+          <w:rFonts w:ascii="Consolas" w:hAnsi="Consolas"/>
+          <w:color w:val="000000"/>
+        </w:rPr>
+      </w:pPr>
+      <w:r>
+        <w:rPr>
+          <w:rStyle w:val="HTML"/>
+          <w:rFonts w:ascii="Consolas" w:hAnsi="Consolas"/>
+          <w:color w:val="000000"/>
+        </w:rPr>
+        <w:t>}</w:t>
+      </w:r>
+    </w:p>
+    <w:p>
+      <w:pPr>
+        <w:spacing w:line="360" w:lineRule="atLeast"/>
+        <w:rPr>
+          <w:rFonts w:ascii="ui-sans-serif" w:hAnsi="ui-sans-serif" w:hint="eastAsia"/>
+          <w:color w:val="000000"/>
+        </w:rPr>
+      </w:pPr>
+      <w:r>
+        <w:rPr>
+          <w:rStyle w:val="a7"/>
+          <w:rFonts w:ascii="ui-sans-serif" w:hAnsi="ui-sans-serif"/>
+          <w:b w:val="0"/>
+          <w:bCs w:val="0"/>
+          <w:color w:val="000000"/>
+        </w:rPr>
+        <w:t>加分回答</w:t>
+      </w:r>
+      <w:r>
+        <w:rPr>
+          <w:rFonts w:ascii="ui-sans-serif" w:hAnsi="ui-sans-serif"/>
+          <w:color w:val="000000"/>
+        </w:rPr>
+        <w:t>：</w:t>
+      </w:r>
+      <w:r>
+        <w:rPr>
+          <w:rFonts w:ascii="ui-sans-serif" w:hAnsi="ui-sans-serif"/>
+          <w:color w:val="000000"/>
+        </w:rPr>
+        <w:t>"</w:t>
+      </w:r>
+      <w:r>
+        <w:rPr>
+          <w:rFonts w:ascii="ui-sans-serif" w:hAnsi="ui-sans-serif"/>
+          <w:color w:val="000000"/>
+        </w:rPr>
+        <w:t>我在新华三做</w:t>
+      </w:r>
+      <w:r>
+        <w:rPr>
+          <w:rFonts w:ascii="ui-sans-serif" w:hAnsi="ui-sans-serif"/>
+          <w:color w:val="000000"/>
+        </w:rPr>
+        <w:t xml:space="preserve"> CAN </w:t>
+      </w:r>
+      <w:r>
+        <w:rPr>
+          <w:rFonts w:ascii="ui-sans-serif" w:hAnsi="ui-sans-serif"/>
+          <w:color w:val="000000"/>
+        </w:rPr>
+        <w:t>总线驱动的时候，就用了这样的循环队列来做数据缓存。为</w:t>
+      </w:r>
+      <w:r>
+        <w:rPr>
+          <w:rFonts w:ascii="ui-sans-serif" w:hAnsi="ui-sans-serif"/>
+          <w:color w:val="000000"/>
+        </w:rPr>
         <w:lastRenderedPageBreak/>
-        <w:t xml:space="preserve">        cb-&gt;full = true;</w:t>
-      </w:r>
-    </w:p>
-    <w:p>
-      <w:pPr>
-        <w:pStyle w:val="HTML0"/>
-        <w:spacing w:line="360" w:lineRule="atLeast"/>
-        <w:rPr>
-          <w:rStyle w:val="HTML"/>
-          <w:rFonts w:ascii="Consolas" w:hAnsi="Consolas"/>
-          <w:color w:val="000000"/>
-        </w:rPr>
-      </w:pPr>
-      <w:r>
-        <w:rPr>
-          <w:rStyle w:val="HTML"/>
-          <w:rFonts w:ascii="Consolas" w:hAnsi="Consolas"/>
-          <w:color w:val="000000"/>
-        </w:rPr>
-        <w:t xml:space="preserve">    }</w:t>
-      </w:r>
-    </w:p>
-    <w:p>
-      <w:pPr>
-        <w:pStyle w:val="HTML0"/>
-        <w:spacing w:line="360" w:lineRule="atLeast"/>
-        <w:rPr>
-          <w:rStyle w:val="HTML"/>
-          <w:rFonts w:ascii="Consolas" w:hAnsi="Consolas"/>
-          <w:color w:val="000000"/>
-        </w:rPr>
-      </w:pPr>
-      <w:r>
-        <w:rPr>
-          <w:rStyle w:val="HTML"/>
-          <w:rFonts w:ascii="Consolas" w:hAnsi="Consolas"/>
-          <w:color w:val="000000"/>
-        </w:rPr>
-        <w:t xml:space="preserve">    return 0;</w:t>
-      </w:r>
-    </w:p>
-    <w:p>
-      <w:pPr>
-        <w:pStyle w:val="HTML0"/>
-        <w:spacing w:line="360" w:lineRule="atLeast"/>
-        <w:rPr>
-          <w:rStyle w:val="HTML"/>
-          <w:rFonts w:ascii="Consolas" w:hAnsi="Consolas"/>
-          <w:color w:val="000000"/>
-        </w:rPr>
-      </w:pPr>
-      <w:r>
-        <w:rPr>
-          <w:rStyle w:val="HTML"/>
-          <w:rFonts w:ascii="Consolas" w:hAnsi="Consolas"/>
-          <w:color w:val="000000"/>
-        </w:rPr>
-        <w:t>}</w:t>
-      </w:r>
-    </w:p>
-    <w:p>
-      <w:pPr>
-        <w:pStyle w:val="HTML0"/>
-        <w:spacing w:line="360" w:lineRule="atLeast"/>
-        <w:rPr>
-          <w:rStyle w:val="HTML"/>
-          <w:rFonts w:ascii="Consolas" w:hAnsi="Consolas"/>
-          <w:color w:val="000000"/>
-        </w:rPr>
-      </w:pPr>
-    </w:p>
-    <w:p>
-      <w:pPr>
-        <w:pStyle w:val="HTML0"/>
-        <w:spacing w:line="360" w:lineRule="atLeast"/>
-        <w:rPr>
-          <w:rStyle w:val="HTML"/>
-          <w:rFonts w:ascii="Consolas" w:hAnsi="Consolas"/>
-          <w:color w:val="000000"/>
-        </w:rPr>
-      </w:pPr>
-      <w:r>
-        <w:rPr>
-          <w:rStyle w:val="HTML"/>
-          <w:rFonts w:ascii="Consolas" w:hAnsi="Consolas"/>
-          <w:color w:val="000000"/>
-        </w:rPr>
-        <w:t xml:space="preserve">// </w:t>
-      </w:r>
-      <w:r>
-        <w:rPr>
-          <w:rStyle w:val="HTML"/>
-          <w:rFonts w:ascii="Consolas" w:hAnsi="Consolas"/>
-          <w:color w:val="000000"/>
-        </w:rPr>
-        <w:t>出队</w:t>
-      </w:r>
-    </w:p>
-    <w:p>
-      <w:pPr>
-        <w:pStyle w:val="HTML0"/>
-        <w:spacing w:line="360" w:lineRule="atLeast"/>
-        <w:rPr>
-          <w:rStyle w:val="HTML"/>
-          <w:rFonts w:ascii="Consolas" w:hAnsi="Consolas"/>
-          <w:color w:val="000000"/>
-        </w:rPr>
-      </w:pPr>
-      <w:r>
-        <w:rPr>
-          <w:rStyle w:val="HTML"/>
-          <w:rFonts w:ascii="Consolas" w:hAnsi="Consolas"/>
-          <w:color w:val="000000"/>
-        </w:rPr>
-        <w:t>int cb_get(CircularBuffer* cb, uint8_t* data) {</w:t>
-      </w:r>
-    </w:p>
-    <w:p>
-      <w:pPr>
-        <w:pStyle w:val="HTML0"/>
-        <w:spacing w:line="360" w:lineRule="atLeast"/>
-        <w:rPr>
-          <w:rStyle w:val="HTML"/>
-          <w:rFonts w:ascii="Consolas" w:hAnsi="Consolas"/>
-          <w:color w:val="000000"/>
-        </w:rPr>
-      </w:pPr>
-      <w:r>
-        <w:rPr>
-          <w:rStyle w:val="HTML"/>
-          <w:rFonts w:ascii="Consolas" w:hAnsi="Consolas"/>
-          <w:color w:val="000000"/>
-        </w:rPr>
-        <w:t xml:space="preserve">    if (cb_is_empty(cb)) return -1; // </w:t>
-      </w:r>
-      <w:r>
-        <w:rPr>
-          <w:rStyle w:val="HTML"/>
-          <w:rFonts w:ascii="Consolas" w:hAnsi="Consolas"/>
-          <w:color w:val="000000"/>
-        </w:rPr>
-        <w:t>队列为空</w:t>
-      </w:r>
-    </w:p>
-    <w:p>
-      <w:pPr>
-        <w:pStyle w:val="HTML0"/>
-        <w:spacing w:line="360" w:lineRule="atLeast"/>
-        <w:rPr>
-          <w:rStyle w:val="HTML"/>
-          <w:rFonts w:ascii="Consolas" w:hAnsi="Consolas"/>
-          <w:color w:val="000000"/>
-        </w:rPr>
-      </w:pPr>
-    </w:p>
-    <w:p>
-      <w:pPr>
-        <w:pStyle w:val="HTML0"/>
-        <w:spacing w:line="360" w:lineRule="atLeast"/>
-        <w:rPr>
-          <w:rStyle w:val="HTML"/>
-          <w:rFonts w:ascii="Consolas" w:hAnsi="Consolas"/>
-          <w:color w:val="000000"/>
-        </w:rPr>
-      </w:pPr>
-      <w:r>
-        <w:rPr>
-          <w:rStyle w:val="HTML"/>
-          <w:rFonts w:ascii="Consolas" w:hAnsi="Consolas"/>
-          <w:color w:val="000000"/>
-        </w:rPr>
-        <w:t xml:space="preserve">    *data = cb-&gt;buffer[cb-&gt;tail];</w:t>
-      </w:r>
-    </w:p>
-    <w:p>
-      <w:pPr>
-        <w:pStyle w:val="HTML0"/>
-        <w:spacing w:line="360" w:lineRule="atLeast"/>
-        <w:rPr>
-          <w:rStyle w:val="HTML"/>
-          <w:rFonts w:ascii="Consolas" w:hAnsi="Consolas"/>
-          <w:color w:val="000000"/>
-        </w:rPr>
-      </w:pPr>
-      <w:r>
-        <w:rPr>
-          <w:rStyle w:val="HTML"/>
-          <w:rFonts w:ascii="Consolas" w:hAnsi="Consolas"/>
-          <w:color w:val="000000"/>
-        </w:rPr>
-        <w:t xml:space="preserve">    cb-&gt;tail = (cb-&gt;tail + 1) % cb-&gt;size;</w:t>
-      </w:r>
-    </w:p>
-    <w:p>
-      <w:pPr>
-        <w:pStyle w:val="HTML0"/>
-        <w:spacing w:line="360" w:lineRule="atLeast"/>
-        <w:rPr>
-          <w:rStyle w:val="HTML"/>
-          <w:rFonts w:ascii="Consolas" w:hAnsi="Consolas"/>
-          <w:color w:val="000000"/>
-        </w:rPr>
-      </w:pPr>
-      <w:r>
-        <w:rPr>
-          <w:rStyle w:val="HTML"/>
-          <w:rFonts w:ascii="Consolas" w:hAnsi="Consolas"/>
-          <w:color w:val="000000"/>
-        </w:rPr>
-        <w:t xml:space="preserve">    cb-&gt;full = false;</w:t>
-      </w:r>
-    </w:p>
-    <w:p>
-      <w:pPr>
-        <w:pStyle w:val="HTML0"/>
-        <w:spacing w:line="360" w:lineRule="atLeast"/>
-        <w:rPr>
-          <w:rStyle w:val="HTML"/>
-          <w:rFonts w:ascii="Consolas" w:hAnsi="Consolas"/>
-          <w:color w:val="000000"/>
-        </w:rPr>
-      </w:pPr>
-    </w:p>
-    <w:p>
-      <w:pPr>
-        <w:pStyle w:val="HTML0"/>
-        <w:spacing w:line="360" w:lineRule="atLeast"/>
-        <w:rPr>
-          <w:rStyle w:val="HTML"/>
-          <w:rFonts w:ascii="Consolas" w:hAnsi="Consolas"/>
-          <w:color w:val="000000"/>
-        </w:rPr>
-      </w:pPr>
-      <w:r>
-        <w:rPr>
-          <w:rStyle w:val="HTML"/>
-          <w:rFonts w:ascii="Consolas" w:hAnsi="Consolas"/>
-          <w:color w:val="000000"/>
-        </w:rPr>
-        <w:t xml:space="preserve">    return 0;</w:t>
-      </w:r>
-    </w:p>
-    <w:p>
-      <w:pPr>
-        <w:pStyle w:val="HTML0"/>
-        <w:spacing w:line="360" w:lineRule="atLeast"/>
-        <w:rPr>
-          <w:rStyle w:val="HTML"/>
-          <w:rFonts w:ascii="Consolas" w:hAnsi="Consolas"/>
-          <w:color w:val="000000"/>
-        </w:rPr>
-      </w:pPr>
-      <w:r>
-        <w:rPr>
-          <w:rStyle w:val="HTML"/>
-          <w:rFonts w:ascii="Consolas" w:hAnsi="Consolas"/>
-          <w:color w:val="000000"/>
-        </w:rPr>
-        <w:t>}</w:t>
-      </w:r>
-    </w:p>
-    <w:p>
-      <w:pPr>
-        <w:spacing w:line="360" w:lineRule="atLeast"/>
-        <w:rPr>
-          <w:rFonts w:ascii="ui-sans-serif" w:hAnsi="ui-sans-serif" w:hint="eastAsia"/>
-          <w:color w:val="000000"/>
-        </w:rPr>
-      </w:pPr>
-      <w:r>
-        <w:rPr>
-          <w:rStyle w:val="a7"/>
-          <w:rFonts w:ascii="ui-sans-serif" w:hAnsi="ui-sans-serif"/>
-          <w:b w:val="0"/>
-          <w:bCs w:val="0"/>
-          <w:color w:val="000000"/>
-        </w:rPr>
-        <w:t>加分回答</w:t>
-      </w:r>
-      <w:r>
-        <w:rPr>
-          <w:rFonts w:ascii="ui-sans-serif" w:hAnsi="ui-sans-serif"/>
-          <w:color w:val="000000"/>
-        </w:rPr>
-        <w:t>：</w:t>
-      </w:r>
-      <w:r>
-        <w:rPr>
-          <w:rFonts w:ascii="ui-sans-serif" w:hAnsi="ui-sans-serif"/>
-          <w:color w:val="000000"/>
-        </w:rPr>
-        <w:t>"</w:t>
-      </w:r>
-      <w:r>
-        <w:rPr>
-          <w:rFonts w:ascii="ui-sans-serif" w:hAnsi="ui-sans-serif"/>
-          <w:color w:val="000000"/>
-        </w:rPr>
-        <w:t>我在新华三做</w:t>
-      </w:r>
-      <w:r>
-        <w:rPr>
-          <w:rFonts w:ascii="ui-sans-serif" w:hAnsi="ui-sans-serif"/>
-          <w:color w:val="000000"/>
-        </w:rPr>
-        <w:t xml:space="preserve"> CAN </w:t>
-      </w:r>
-      <w:r>
-        <w:rPr>
-          <w:rFonts w:ascii="ui-sans-serif" w:hAnsi="ui-sans-serif"/>
-          <w:color w:val="000000"/>
-        </w:rPr>
-        <w:t>总线驱动的时候，就用了这样的循环队列来做数据缓存。为了提高并发安全性，我还加入了中断屏蔽机制，保证在中断上下文和任务上下文同时操作队列时不会出现竞态条件。</w:t>
+        <w:t>了提高并发安全性，我还加入了中断屏蔽机制，保证在中断上下文和任务上下文同时操作队列时不会出现竞态条件。</w:t>
       </w:r>
       <w:r>
         <w:rPr>
@@ -14100,299 +15028,299 @@
           <w:sz w:val="24"/>
           <w:szCs w:val="24"/>
         </w:rPr>
+        <w:t xml:space="preserve">2. </w:t>
+      </w:r>
+      <w:r>
+        <w:rPr>
+          <w:rFonts w:ascii="ui-sans-serif" w:hAnsi="ui-sans-serif"/>
+          <w:b w:val="0"/>
+          <w:bCs w:val="0"/>
+          <w:color w:val="000000"/>
+          <w:sz w:val="24"/>
+          <w:szCs w:val="24"/>
+        </w:rPr>
+        <w:t>冒泡排序（嵌入式里最常用的排序算法）</w:t>
+      </w:r>
+    </w:p>
+    <w:p>
+      <w:pPr>
+        <w:spacing w:line="360" w:lineRule="atLeast"/>
+        <w:rPr>
+          <w:rFonts w:ascii="ui-sans-serif" w:hAnsi="ui-sans-serif" w:hint="eastAsia"/>
+          <w:color w:val="000000"/>
+          <w:sz w:val="24"/>
+          <w:szCs w:val="24"/>
+        </w:rPr>
+      </w:pPr>
+      <w:r>
+        <w:rPr>
+          <w:rFonts w:ascii="ui-sans-serif" w:hAnsi="ui-sans-serif"/>
+          <w:color w:val="000000"/>
+        </w:rPr>
+        <w:t>c</w:t>
+      </w:r>
+    </w:p>
+    <w:p>
+      <w:pPr>
+        <w:spacing w:line="360" w:lineRule="atLeast"/>
+        <w:rPr>
+          <w:rFonts w:ascii="ui-sans-serif" w:hAnsi="ui-sans-serif" w:hint="eastAsia"/>
+          <w:color w:val="000000"/>
+        </w:rPr>
+      </w:pPr>
+      <w:r>
+        <w:rPr>
+          <w:rFonts w:ascii="ui-sans-serif" w:hAnsi="ui-sans-serif"/>
+          <w:color w:val="000000"/>
+        </w:rPr>
+        <w:t>运行</w:t>
+      </w:r>
+    </w:p>
+    <w:p>
+      <w:pPr>
+        <w:pStyle w:val="HTML0"/>
+        <w:spacing w:line="360" w:lineRule="atLeast"/>
+        <w:rPr>
+          <w:rStyle w:val="HTML"/>
+          <w:rFonts w:ascii="Consolas" w:hAnsi="Consolas"/>
+          <w:color w:val="000000"/>
+        </w:rPr>
+      </w:pPr>
+      <w:r>
+        <w:rPr>
+          <w:rStyle w:val="HTML"/>
+          <w:rFonts w:ascii="Consolas" w:hAnsi="Consolas"/>
+          <w:color w:val="000000"/>
+        </w:rPr>
+        <w:t>void bubble_sort(int arr[], int n) {</w:t>
+      </w:r>
+    </w:p>
+    <w:p>
+      <w:pPr>
+        <w:pStyle w:val="HTML0"/>
+        <w:spacing w:line="360" w:lineRule="atLeast"/>
+        <w:rPr>
+          <w:rStyle w:val="HTML"/>
+          <w:rFonts w:ascii="Consolas" w:hAnsi="Consolas"/>
+          <w:color w:val="000000"/>
+        </w:rPr>
+      </w:pPr>
+      <w:r>
+        <w:rPr>
+          <w:rStyle w:val="HTML"/>
+          <w:rFonts w:ascii="Consolas" w:hAnsi="Consolas"/>
+          <w:color w:val="000000"/>
+        </w:rPr>
+        <w:t xml:space="preserve">    int i, j;</w:t>
+      </w:r>
+    </w:p>
+    <w:p>
+      <w:pPr>
+        <w:pStyle w:val="HTML0"/>
+        <w:spacing w:line="360" w:lineRule="atLeast"/>
+        <w:rPr>
+          <w:rStyle w:val="HTML"/>
+          <w:rFonts w:ascii="Consolas" w:hAnsi="Consolas"/>
+          <w:color w:val="000000"/>
+        </w:rPr>
+      </w:pPr>
+      <w:r>
+        <w:rPr>
+          <w:rStyle w:val="HTML"/>
+          <w:rFonts w:ascii="Consolas" w:hAnsi="Consolas"/>
+          <w:color w:val="000000"/>
+        </w:rPr>
+        <w:t xml:space="preserve">    bool swapped;</w:t>
+      </w:r>
+    </w:p>
+    <w:p>
+      <w:pPr>
+        <w:pStyle w:val="HTML0"/>
+        <w:spacing w:line="360" w:lineRule="atLeast"/>
+        <w:rPr>
+          <w:rStyle w:val="HTML"/>
+          <w:rFonts w:ascii="Consolas" w:hAnsi="Consolas"/>
+          <w:color w:val="000000"/>
+        </w:rPr>
+      </w:pPr>
+    </w:p>
+    <w:p>
+      <w:pPr>
+        <w:pStyle w:val="HTML0"/>
+        <w:spacing w:line="360" w:lineRule="atLeast"/>
+        <w:rPr>
+          <w:rStyle w:val="HTML"/>
+          <w:rFonts w:ascii="Consolas" w:hAnsi="Consolas"/>
+          <w:color w:val="000000"/>
+        </w:rPr>
+      </w:pPr>
+      <w:r>
+        <w:rPr>
+          <w:rStyle w:val="HTML"/>
+          <w:rFonts w:ascii="Consolas" w:hAnsi="Consolas"/>
+          <w:color w:val="000000"/>
+        </w:rPr>
+        <w:t xml:space="preserve">    for (i = 0; i &lt; n-1; i++) {</w:t>
+      </w:r>
+    </w:p>
+    <w:p>
+      <w:pPr>
+        <w:pStyle w:val="HTML0"/>
+        <w:spacing w:line="360" w:lineRule="atLeast"/>
+        <w:rPr>
+          <w:rStyle w:val="HTML"/>
+          <w:rFonts w:ascii="Consolas" w:hAnsi="Consolas"/>
+          <w:color w:val="000000"/>
+        </w:rPr>
+      </w:pPr>
+      <w:r>
+        <w:rPr>
+          <w:rStyle w:val="HTML"/>
+          <w:rFonts w:ascii="Consolas" w:hAnsi="Consolas"/>
+          <w:color w:val="000000"/>
+        </w:rPr>
+        <w:t xml:space="preserve">        swapped = false;</w:t>
+      </w:r>
+    </w:p>
+    <w:p>
+      <w:pPr>
+        <w:pStyle w:val="HTML0"/>
+        <w:spacing w:line="360" w:lineRule="atLeast"/>
+        <w:rPr>
+          <w:rStyle w:val="HTML"/>
+          <w:rFonts w:ascii="Consolas" w:hAnsi="Consolas"/>
+          <w:color w:val="000000"/>
+        </w:rPr>
+      </w:pPr>
+      <w:r>
+        <w:rPr>
+          <w:rStyle w:val="HTML"/>
+          <w:rFonts w:ascii="Consolas" w:hAnsi="Consolas"/>
+          <w:color w:val="000000"/>
+        </w:rPr>
+        <w:t xml:space="preserve">        for (j = 0; j &lt; n-i-1; j++) {</w:t>
+      </w:r>
+    </w:p>
+    <w:p>
+      <w:pPr>
+        <w:pStyle w:val="HTML0"/>
+        <w:spacing w:line="360" w:lineRule="atLeast"/>
+        <w:rPr>
+          <w:rStyle w:val="HTML"/>
+          <w:rFonts w:ascii="Consolas" w:hAnsi="Consolas"/>
+          <w:color w:val="000000"/>
+        </w:rPr>
+      </w:pPr>
+      <w:r>
+        <w:rPr>
+          <w:rStyle w:val="HTML"/>
+          <w:rFonts w:ascii="Consolas" w:hAnsi="Consolas"/>
+          <w:color w:val="000000"/>
+        </w:rPr>
+        <w:t xml:space="preserve">            if (arr[j] &gt; arr[j+1]) {</w:t>
+      </w:r>
+    </w:p>
+    <w:p>
+      <w:pPr>
+        <w:pStyle w:val="HTML0"/>
+        <w:spacing w:line="360" w:lineRule="atLeast"/>
+        <w:rPr>
+          <w:rStyle w:val="HTML"/>
+          <w:rFonts w:ascii="Consolas" w:hAnsi="Consolas"/>
+          <w:color w:val="000000"/>
+        </w:rPr>
+      </w:pPr>
+      <w:r>
+        <w:rPr>
+          <w:rStyle w:val="HTML"/>
+          <w:rFonts w:ascii="Consolas" w:hAnsi="Consolas"/>
+          <w:color w:val="000000"/>
+        </w:rPr>
+        <w:t xml:space="preserve">                // </w:t>
+      </w:r>
+      <w:r>
+        <w:rPr>
+          <w:rStyle w:val="HTML"/>
+          <w:rFonts w:ascii="Consolas" w:hAnsi="Consolas"/>
+          <w:color w:val="000000"/>
+        </w:rPr>
+        <w:t>交换</w:t>
+      </w:r>
+    </w:p>
+    <w:p>
+      <w:pPr>
+        <w:pStyle w:val="HTML0"/>
+        <w:spacing w:line="360" w:lineRule="atLeast"/>
+        <w:rPr>
+          <w:rStyle w:val="HTML"/>
+          <w:rFonts w:ascii="Consolas" w:hAnsi="Consolas"/>
+          <w:color w:val="000000"/>
+        </w:rPr>
+      </w:pPr>
+      <w:r>
+        <w:rPr>
+          <w:rStyle w:val="HTML"/>
+          <w:rFonts w:ascii="Consolas" w:hAnsi="Consolas"/>
+          <w:color w:val="000000"/>
+        </w:rPr>
+        <w:t xml:space="preserve">                int temp = arr[j];</w:t>
+      </w:r>
+    </w:p>
+    <w:p>
+      <w:pPr>
+        <w:pStyle w:val="HTML0"/>
+        <w:spacing w:line="360" w:lineRule="atLeast"/>
+        <w:rPr>
+          <w:rStyle w:val="HTML"/>
+          <w:rFonts w:ascii="Consolas" w:hAnsi="Consolas"/>
+          <w:color w:val="000000"/>
+        </w:rPr>
+      </w:pPr>
+      <w:r>
+        <w:rPr>
+          <w:rStyle w:val="HTML"/>
+          <w:rFonts w:ascii="Consolas" w:hAnsi="Consolas"/>
+          <w:color w:val="000000"/>
+        </w:rPr>
+        <w:t xml:space="preserve">                arr[j] = arr[j+1];</w:t>
+      </w:r>
+    </w:p>
+    <w:p>
+      <w:pPr>
+        <w:pStyle w:val="HTML0"/>
+        <w:spacing w:line="360" w:lineRule="atLeast"/>
+        <w:rPr>
+          <w:rStyle w:val="HTML"/>
+          <w:rFonts w:ascii="Consolas" w:hAnsi="Consolas"/>
+          <w:color w:val="000000"/>
+        </w:rPr>
+      </w:pPr>
+      <w:r>
+        <w:rPr>
+          <w:rStyle w:val="HTML"/>
+          <w:rFonts w:ascii="Consolas" w:hAnsi="Consolas"/>
+          <w:color w:val="000000"/>
+        </w:rPr>
+        <w:t xml:space="preserve">                arr[j+1] = temp;</w:t>
+      </w:r>
+    </w:p>
+    <w:p>
+      <w:pPr>
+        <w:pStyle w:val="HTML0"/>
+        <w:spacing w:line="360" w:lineRule="atLeast"/>
+        <w:rPr>
+          <w:rStyle w:val="HTML"/>
+          <w:rFonts w:ascii="Consolas" w:hAnsi="Consolas"/>
+          <w:color w:val="000000"/>
+        </w:rPr>
+      </w:pPr>
+      <w:r>
+        <w:rPr>
+          <w:rStyle w:val="HTML"/>
+          <w:rFonts w:ascii="Consolas" w:hAnsi="Consolas"/>
+          <w:color w:val="000000"/>
+        </w:rPr>
         <w:lastRenderedPageBreak/>
-        <w:t xml:space="preserve">2. </w:t>
-      </w:r>
-      <w:r>
-        <w:rPr>
-          <w:rFonts w:ascii="ui-sans-serif" w:hAnsi="ui-sans-serif"/>
-          <w:b w:val="0"/>
-          <w:bCs w:val="0"/>
-          <w:color w:val="000000"/>
-          <w:sz w:val="24"/>
-          <w:szCs w:val="24"/>
-        </w:rPr>
-        <w:t>冒泡排序（嵌入式里最常用的排序算法）</w:t>
-      </w:r>
-    </w:p>
-    <w:p>
-      <w:pPr>
-        <w:spacing w:line="360" w:lineRule="atLeast"/>
-        <w:rPr>
-          <w:rFonts w:ascii="ui-sans-serif" w:hAnsi="ui-sans-serif" w:hint="eastAsia"/>
-          <w:color w:val="000000"/>
-          <w:sz w:val="24"/>
-          <w:szCs w:val="24"/>
-        </w:rPr>
-      </w:pPr>
-      <w:r>
-        <w:rPr>
-          <w:rFonts w:ascii="ui-sans-serif" w:hAnsi="ui-sans-serif"/>
-          <w:color w:val="000000"/>
-        </w:rPr>
-        <w:t>c</w:t>
-      </w:r>
-    </w:p>
-    <w:p>
-      <w:pPr>
-        <w:spacing w:line="360" w:lineRule="atLeast"/>
-        <w:rPr>
-          <w:rFonts w:ascii="ui-sans-serif" w:hAnsi="ui-sans-serif" w:hint="eastAsia"/>
-          <w:color w:val="000000"/>
-        </w:rPr>
-      </w:pPr>
-      <w:r>
-        <w:rPr>
-          <w:rFonts w:ascii="ui-sans-serif" w:hAnsi="ui-sans-serif"/>
-          <w:color w:val="000000"/>
-        </w:rPr>
-        <w:t>运行</w:t>
-      </w:r>
-    </w:p>
-    <w:p>
-      <w:pPr>
-        <w:pStyle w:val="HTML0"/>
-        <w:spacing w:line="360" w:lineRule="atLeast"/>
-        <w:rPr>
-          <w:rStyle w:val="HTML"/>
-          <w:rFonts w:ascii="Consolas" w:hAnsi="Consolas"/>
-          <w:color w:val="000000"/>
-        </w:rPr>
-      </w:pPr>
-      <w:r>
-        <w:rPr>
-          <w:rStyle w:val="HTML"/>
-          <w:rFonts w:ascii="Consolas" w:hAnsi="Consolas"/>
-          <w:color w:val="000000"/>
-        </w:rPr>
-        <w:t>void bubble_sort(int arr[], int n) {</w:t>
-      </w:r>
-    </w:p>
-    <w:p>
-      <w:pPr>
-        <w:pStyle w:val="HTML0"/>
-        <w:spacing w:line="360" w:lineRule="atLeast"/>
-        <w:rPr>
-          <w:rStyle w:val="HTML"/>
-          <w:rFonts w:ascii="Consolas" w:hAnsi="Consolas"/>
-          <w:color w:val="000000"/>
-        </w:rPr>
-      </w:pPr>
-      <w:r>
-        <w:rPr>
-          <w:rStyle w:val="HTML"/>
-          <w:rFonts w:ascii="Consolas" w:hAnsi="Consolas"/>
-          <w:color w:val="000000"/>
-        </w:rPr>
-        <w:t xml:space="preserve">    int i, j;</w:t>
-      </w:r>
-    </w:p>
-    <w:p>
-      <w:pPr>
-        <w:pStyle w:val="HTML0"/>
-        <w:spacing w:line="360" w:lineRule="atLeast"/>
-        <w:rPr>
-          <w:rStyle w:val="HTML"/>
-          <w:rFonts w:ascii="Consolas" w:hAnsi="Consolas"/>
-          <w:color w:val="000000"/>
-        </w:rPr>
-      </w:pPr>
-      <w:r>
-        <w:rPr>
-          <w:rStyle w:val="HTML"/>
-          <w:rFonts w:ascii="Consolas" w:hAnsi="Consolas"/>
-          <w:color w:val="000000"/>
-        </w:rPr>
-        <w:t xml:space="preserve">    bool swapped;</w:t>
-      </w:r>
-    </w:p>
-    <w:p>
-      <w:pPr>
-        <w:pStyle w:val="HTML0"/>
-        <w:spacing w:line="360" w:lineRule="atLeast"/>
-        <w:rPr>
-          <w:rStyle w:val="HTML"/>
-          <w:rFonts w:ascii="Consolas" w:hAnsi="Consolas"/>
-          <w:color w:val="000000"/>
-        </w:rPr>
-      </w:pPr>
-    </w:p>
-    <w:p>
-      <w:pPr>
-        <w:pStyle w:val="HTML0"/>
-        <w:spacing w:line="360" w:lineRule="atLeast"/>
-        <w:rPr>
-          <w:rStyle w:val="HTML"/>
-          <w:rFonts w:ascii="Consolas" w:hAnsi="Consolas"/>
-          <w:color w:val="000000"/>
-        </w:rPr>
-      </w:pPr>
-      <w:r>
-        <w:rPr>
-          <w:rStyle w:val="HTML"/>
-          <w:rFonts w:ascii="Consolas" w:hAnsi="Consolas"/>
-          <w:color w:val="000000"/>
-        </w:rPr>
-        <w:t xml:space="preserve">    for (i = 0; i &lt; n-1; i++) {</w:t>
-      </w:r>
-    </w:p>
-    <w:p>
-      <w:pPr>
-        <w:pStyle w:val="HTML0"/>
-        <w:spacing w:line="360" w:lineRule="atLeast"/>
-        <w:rPr>
-          <w:rStyle w:val="HTML"/>
-          <w:rFonts w:ascii="Consolas" w:hAnsi="Consolas"/>
-          <w:color w:val="000000"/>
-        </w:rPr>
-      </w:pPr>
-      <w:r>
-        <w:rPr>
-          <w:rStyle w:val="HTML"/>
-          <w:rFonts w:ascii="Consolas" w:hAnsi="Consolas"/>
-          <w:color w:val="000000"/>
-        </w:rPr>
-        <w:t xml:space="preserve">        swapped = false;</w:t>
-      </w:r>
-    </w:p>
-    <w:p>
-      <w:pPr>
-        <w:pStyle w:val="HTML0"/>
-        <w:spacing w:line="360" w:lineRule="atLeast"/>
-        <w:rPr>
-          <w:rStyle w:val="HTML"/>
-          <w:rFonts w:ascii="Consolas" w:hAnsi="Consolas"/>
-          <w:color w:val="000000"/>
-        </w:rPr>
-      </w:pPr>
-      <w:r>
-        <w:rPr>
-          <w:rStyle w:val="HTML"/>
-          <w:rFonts w:ascii="Consolas" w:hAnsi="Consolas"/>
-          <w:color w:val="000000"/>
-        </w:rPr>
-        <w:t xml:space="preserve">        for (j = 0; j &lt; n-i-1; j++) {</w:t>
-      </w:r>
-    </w:p>
-    <w:p>
-      <w:pPr>
-        <w:pStyle w:val="HTML0"/>
-        <w:spacing w:line="360" w:lineRule="atLeast"/>
-        <w:rPr>
-          <w:rStyle w:val="HTML"/>
-          <w:rFonts w:ascii="Consolas" w:hAnsi="Consolas"/>
-          <w:color w:val="000000"/>
-        </w:rPr>
-      </w:pPr>
-      <w:r>
-        <w:rPr>
-          <w:rStyle w:val="HTML"/>
-          <w:rFonts w:ascii="Consolas" w:hAnsi="Consolas"/>
-          <w:color w:val="000000"/>
-        </w:rPr>
-        <w:t xml:space="preserve">            if (arr[j] &gt; arr[j+1]) {</w:t>
-      </w:r>
-    </w:p>
-    <w:p>
-      <w:pPr>
-        <w:pStyle w:val="HTML0"/>
-        <w:spacing w:line="360" w:lineRule="atLeast"/>
-        <w:rPr>
-          <w:rStyle w:val="HTML"/>
-          <w:rFonts w:ascii="Consolas" w:hAnsi="Consolas"/>
-          <w:color w:val="000000"/>
-        </w:rPr>
-      </w:pPr>
-      <w:r>
-        <w:rPr>
-          <w:rStyle w:val="HTML"/>
-          <w:rFonts w:ascii="Consolas" w:hAnsi="Consolas"/>
-          <w:color w:val="000000"/>
-        </w:rPr>
-        <w:t xml:space="preserve">                // </w:t>
-      </w:r>
-      <w:r>
-        <w:rPr>
-          <w:rStyle w:val="HTML"/>
-          <w:rFonts w:ascii="Consolas" w:hAnsi="Consolas"/>
-          <w:color w:val="000000"/>
-        </w:rPr>
-        <w:t>交换</w:t>
-      </w:r>
-    </w:p>
-    <w:p>
-      <w:pPr>
-        <w:pStyle w:val="HTML0"/>
-        <w:spacing w:line="360" w:lineRule="atLeast"/>
-        <w:rPr>
-          <w:rStyle w:val="HTML"/>
-          <w:rFonts w:ascii="Consolas" w:hAnsi="Consolas"/>
-          <w:color w:val="000000"/>
-        </w:rPr>
-      </w:pPr>
-      <w:r>
-        <w:rPr>
-          <w:rStyle w:val="HTML"/>
-          <w:rFonts w:ascii="Consolas" w:hAnsi="Consolas"/>
-          <w:color w:val="000000"/>
-        </w:rPr>
-        <w:t xml:space="preserve">                int temp = arr[j];</w:t>
-      </w:r>
-    </w:p>
-    <w:p>
-      <w:pPr>
-        <w:pStyle w:val="HTML0"/>
-        <w:spacing w:line="360" w:lineRule="atLeast"/>
-        <w:rPr>
-          <w:rStyle w:val="HTML"/>
-          <w:rFonts w:ascii="Consolas" w:hAnsi="Consolas"/>
-          <w:color w:val="000000"/>
-        </w:rPr>
-      </w:pPr>
-      <w:r>
-        <w:rPr>
-          <w:rStyle w:val="HTML"/>
-          <w:rFonts w:ascii="Consolas" w:hAnsi="Consolas"/>
-          <w:color w:val="000000"/>
-        </w:rPr>
-        <w:t xml:space="preserve">                arr[j] = arr[j+1];</w:t>
-      </w:r>
-    </w:p>
-    <w:p>
-      <w:pPr>
-        <w:pStyle w:val="HTML0"/>
-        <w:spacing w:line="360" w:lineRule="atLeast"/>
-        <w:rPr>
-          <w:rStyle w:val="HTML"/>
-          <w:rFonts w:ascii="Consolas" w:hAnsi="Consolas"/>
-          <w:color w:val="000000"/>
-        </w:rPr>
-      </w:pPr>
-      <w:r>
-        <w:rPr>
-          <w:rStyle w:val="HTML"/>
-          <w:rFonts w:ascii="Consolas" w:hAnsi="Consolas"/>
-          <w:color w:val="000000"/>
-        </w:rPr>
-        <w:t xml:space="preserve">                arr[j+1] = temp;</w:t>
-      </w:r>
-    </w:p>
-    <w:p>
-      <w:pPr>
-        <w:pStyle w:val="HTML0"/>
-        <w:spacing w:line="360" w:lineRule="atLeast"/>
-        <w:rPr>
-          <w:rStyle w:val="HTML"/>
-          <w:rFonts w:ascii="Consolas" w:hAnsi="Consolas"/>
-          <w:color w:val="000000"/>
-        </w:rPr>
-      </w:pPr>
-      <w:r>
-        <w:rPr>
-          <w:rStyle w:val="HTML"/>
-          <w:rFonts w:ascii="Consolas" w:hAnsi="Consolas"/>
-          <w:color w:val="000000"/>
-        </w:rPr>
         <w:t xml:space="preserve">                swapped = true;</w:t>
       </w:r>
     </w:p>
@@ -14848,7 +15776,6 @@
           <w:rFonts w:ascii="Consolas" w:hAnsi="Consolas"/>
           <w:color w:val="000000"/>
         </w:rPr>
-        <w:lastRenderedPageBreak/>
         <w:t xml:space="preserve">            left = mid + 1;</w:t>
       </w:r>
     </w:p>
@@ -15328,6 +16255,7 @@
           <w:rFonts w:ascii="ui-sans-serif" w:hAnsi="ui-sans-serif"/>
           <w:color w:val="000000"/>
         </w:rPr>
+        <w:lastRenderedPageBreak/>
         <w:t>解决方法有两种：一是使用</w:t>
       </w:r>
       <w:r>
@@ -15759,7 +16687,6 @@
           <w:rFonts w:ascii="Consolas" w:hAnsi="Consolas"/>
           <w:color w:val="000000"/>
         </w:rPr>
-        <w:lastRenderedPageBreak/>
         <w:t>}</w:t>
       </w:r>
     </w:p>
@@ -16082,6 +17009,7 @@
           <w:bCs w:val="0"/>
           <w:color w:val="000000"/>
         </w:rPr>
+        <w:lastRenderedPageBreak/>
         <w:t>主动结合你的经验</w:t>
       </w:r>
       <w:r>
@@ -16217,7 +17145,7 @@
 </file>
 
 <file path=word/endnotes.xml><?xml version="1.0" encoding="utf-8"?>
-<w:endnotes xmlns:wpc="http://schemas.microsoft.com/office/word/2010/wordprocessingCanvas" xmlns:cx="http://schemas.microsoft.com/office/drawing/2014/chartex" xmlns:cx1="http://schemas.microsoft.com/office/drawing/2015/9/8/chartex" xmlns:mc="http://schemas.openxmlformats.org/markup-compatibility/2006" xmlns:o="urn:schemas-microsoft-com:office:office" xmlns:r="http://schemas.openxmlformats.org/officeDocument/2006/relationships" xmlns:m="http://schemas.openxmlformats.org/officeDocument/2006/math" xmlns:v="urn:schemas-microsoft-com:vml" xmlns:wp14="http://schemas.microsoft.com/office/word/2010/wordprocessingDrawing" xmlns:wp="http://schemas.openxmlformats.org/drawingml/2006/wordprocessingDrawing" xmlns:w10="urn:schemas-microsoft-com:office:word" xmlns:w="http://schemas.openxmlformats.org/wordprocessingml/2006/main" xmlns:w14="http://schemas.microsoft.com/office/word/2010/wordml" xmlns:w15="http://schemas.microsoft.com/office/word/2012/wordml" xmlns:w16se="http://schemas.microsoft.com/office/word/2015/wordml/symex" xmlns:wpg="http://schemas.microsoft.com/office/word/2010/wordprocessingGroup" xmlns:wpi="http://schemas.microsoft.com/office/word/2010/wordprocessingInk" xmlns:wne="http://schemas.microsoft.com/office/word/2006/wordml" xmlns:wps="http://schemas.microsoft.com/office/word/2010/wordprocessingShape" mc:Ignorable="w14 w15 w16se wp14">
+<w:endnotes xmlns:wpc="http://schemas.microsoft.com/office/word/2010/wordprocessingCanvas" xmlns:cx="http://schemas.microsoft.com/office/drawing/2014/chartex" xmlns:cx1="http://schemas.microsoft.com/office/drawing/2015/9/8/chartex" xmlns:cx2="http://schemas.microsoft.com/office/drawing/2015/10/21/chartex" xmlns:cx3="http://schemas.microsoft.com/office/drawing/2016/5/9/chartex" xmlns:cx4="http://schemas.microsoft.com/office/drawing/2016/5/10/chartex" xmlns:cx5="http://schemas.microsoft.com/office/drawing/2016/5/11/chartex" xmlns:cx6="http://schemas.microsoft.com/office/drawing/2016/5/12/chartex" xmlns:cx7="http://schemas.microsoft.com/office/drawing/2016/5/13/chartex" xmlns:cx8="http://schemas.microsoft.com/office/drawing/2016/5/14/chartex" xmlns:mc="http://schemas.openxmlformats.org/markup-compatibility/2006" xmlns:aink="http://schemas.microsoft.com/office/drawing/2016/ink" xmlns:am3d="http://schemas.microsoft.com/office/drawing/2017/model3d" xmlns:o="urn:schemas-microsoft-com:office:office" xmlns:r="http://schemas.openxmlformats.org/officeDocument/2006/relationships" xmlns:m="http://schemas.openxmlformats.org/officeDocument/2006/math" xmlns:v="urn:schemas-microsoft-com:vml" xmlns:wp14="http://schemas.microsoft.com/office/word/2010/wordprocessingDrawing" xmlns:wp="http://schemas.openxmlformats.org/drawingml/2006/wordprocessingDrawing" xmlns:w10="urn:schemas-microsoft-com:office:word" xmlns:w="http://schemas.openxmlformats.org/wordprocessingml/2006/main" xmlns:w14="http://schemas.microsoft.com/office/word/2010/wordml" xmlns:w15="http://schemas.microsoft.com/office/word/2012/wordml" xmlns:w16cex="http://schemas.microsoft.com/office/word/2018/wordml/cex" xmlns:w16cid="http://schemas.microsoft.com/office/word/2016/wordml/cid" xmlns:w16="http://schemas.microsoft.com/office/word/2018/wordml" xmlns:w16sdtdh="http://schemas.microsoft.com/office/word/2020/wordml/sdtdatahash" xmlns:w16se="http://schemas.microsoft.com/office/word/2015/wordml/symex" xmlns:wpg="http://schemas.microsoft.com/office/word/2010/wordprocessingGroup" xmlns:wpi="http://schemas.microsoft.com/office/word/2010/wordprocessingInk" xmlns:wne="http://schemas.microsoft.com/office/word/2006/wordml" xmlns:wps="http://schemas.microsoft.com/office/word/2010/wordprocessingShape" mc:Ignorable="w14 w15 w16se w16cid w16 w16cex w16sdtdh wp14">
   <w:endnote w:type="separator" w:id="-1">
     <w:p>
       <w:r>
@@ -16236,7 +17164,7 @@
 </file>
 
 <file path=word/footnotes.xml><?xml version="1.0" encoding="utf-8"?>
-<w:footnotes xmlns:wpc="http://schemas.microsoft.com/office/word/2010/wordprocessingCanvas" xmlns:cx="http://schemas.microsoft.com/office/drawing/2014/chartex" xmlns:cx1="http://schemas.microsoft.com/office/drawing/2015/9/8/chartex" xmlns:mc="http://schemas.openxmlformats.org/markup-compatibility/2006" xmlns:o="urn:schemas-microsoft-com:office:office" xmlns:r="http://schemas.openxmlformats.org/officeDocument/2006/relationships" xmlns:m="http://schemas.openxmlformats.org/officeDocument/2006/math" xmlns:v="urn:schemas-microsoft-com:vml" xmlns:wp14="http://schemas.microsoft.com/office/word/2010/wordprocessingDrawing" xmlns:wp="http://schemas.openxmlformats.org/drawingml/2006/wordprocessingDrawing" xmlns:w10="urn:schemas-microsoft-com:office:word" xmlns:w="http://schemas.openxmlformats.org/wordprocessingml/2006/main" xmlns:w14="http://schemas.microsoft.com/office/word/2010/wordml" xmlns:w15="http://schemas.microsoft.com/office/word/2012/wordml" xmlns:w16se="http://schemas.microsoft.com/office/word/2015/wordml/symex" xmlns:wpg="http://schemas.microsoft.com/office/word/2010/wordprocessingGroup" xmlns:wpi="http://schemas.microsoft.com/office/word/2010/wordprocessingInk" xmlns:wne="http://schemas.microsoft.com/office/word/2006/wordml" xmlns:wps="http://schemas.microsoft.com/office/word/2010/wordprocessingShape" mc:Ignorable="w14 w15 w16se wp14">
+<w:footnotes xmlns:wpc="http://schemas.microsoft.com/office/word/2010/wordprocessingCanvas" xmlns:cx="http://schemas.microsoft.com/office/drawing/2014/chartex" xmlns:cx1="http://schemas.microsoft.com/office/drawing/2015/9/8/chartex" xmlns:cx2="http://schemas.microsoft.com/office/drawing/2015/10/21/chartex" xmlns:cx3="http://schemas.microsoft.com/office/drawing/2016/5/9/chartex" xmlns:cx4="http://schemas.microsoft.com/office/drawing/2016/5/10/chartex" xmlns:cx5="http://schemas.microsoft.com/office/drawing/2016/5/11/chartex" xmlns:cx6="http://schemas.microsoft.com/office/drawing/2016/5/12/chartex" xmlns:cx7="http://schemas.microsoft.com/office/drawing/2016/5/13/chartex" xmlns:cx8="http://schemas.microsoft.com/office/drawing/2016/5/14/chartex" xmlns:mc="http://schemas.openxmlformats.org/markup-compatibility/2006" xmlns:aink="http://schemas.microsoft.com/office/drawing/2016/ink" xmlns:am3d="http://schemas.microsoft.com/office/drawing/2017/model3d" xmlns:o="urn:schemas-microsoft-com:office:office" xmlns:r="http://schemas.openxmlformats.org/officeDocument/2006/relationships" xmlns:m="http://schemas.openxmlformats.org/officeDocument/2006/math" xmlns:v="urn:schemas-microsoft-com:vml" xmlns:wp14="http://schemas.microsoft.com/office/word/2010/wordprocessingDrawing" xmlns:wp="http://schemas.openxmlformats.org/drawingml/2006/wordprocessingDrawing" xmlns:w10="urn:schemas-microsoft-com:office:word" xmlns:w="http://schemas.openxmlformats.org/wordprocessingml/2006/main" xmlns:w14="http://schemas.microsoft.com/office/word/2010/wordml" xmlns:w15="http://schemas.microsoft.com/office/word/2012/wordml" xmlns:w16cex="http://schemas.microsoft.com/office/word/2018/wordml/cex" xmlns:w16cid="http://schemas.microsoft.com/office/word/2016/wordml/cid" xmlns:w16="http://schemas.microsoft.com/office/word/2018/wordml" xmlns:w16sdtdh="http://schemas.microsoft.com/office/word/2020/wordml/sdtdatahash" xmlns:w16se="http://schemas.microsoft.com/office/word/2015/wordml/symex" xmlns:wpg="http://schemas.microsoft.com/office/word/2010/wordprocessingGroup" xmlns:wpi="http://schemas.microsoft.com/office/word/2010/wordprocessingInk" xmlns:wne="http://schemas.microsoft.com/office/word/2006/wordml" xmlns:wps="http://schemas.microsoft.com/office/word/2010/wordprocessingShape" mc:Ignorable="w14 w15 w16se w16cid w16 w16cex w16sdtdh wp14">
   <w:footnote w:type="separator" w:id="-1">
     <w:p>
       <w:r>
@@ -16255,7 +17183,7 @@
 </file>
 
 <file path=word/numbering.xml><?xml version="1.0" encoding="utf-8"?>
-<w:numbering xmlns:wpc="http://schemas.microsoft.com/office/word/2010/wordprocessingCanvas" xmlns:cx="http://schemas.microsoft.com/office/drawing/2014/chartex" xmlns:cx1="http://schemas.microsoft.com/office/drawing/2015/9/8/chartex" xmlns:mc="http://schemas.openxmlformats.org/markup-compatibility/2006" xmlns:o="urn:schemas-microsoft-com:office:office" xmlns:r="http://schemas.openxmlformats.org/officeDocument/2006/relationships" xmlns:m="http://schemas.openxmlformats.org/officeDocument/2006/math" xmlns:v="urn:schemas-microsoft-com:vml" xmlns:wp14="http://schemas.microsoft.com/office/word/2010/wordprocessingDrawing" xmlns:wp="http://schemas.openxmlformats.org/drawingml/2006/wordprocessingDrawing" xmlns:w10="urn:schemas-microsoft-com:office:word" xmlns:w="http://schemas.openxmlformats.org/wordprocessingml/2006/main" xmlns:w14="http://schemas.microsoft.com/office/word/2010/wordml" xmlns:w15="http://schemas.microsoft.com/office/word/2012/wordml" xmlns:w16se="http://schemas.microsoft.com/office/word/2015/wordml/symex" xmlns:wpg="http://schemas.microsoft.com/office/word/2010/wordprocessingGroup" xmlns:wpi="http://schemas.microsoft.com/office/word/2010/wordprocessingInk" xmlns:wne="http://schemas.microsoft.com/office/word/2006/wordml" xmlns:wps="http://schemas.microsoft.com/office/word/2010/wordprocessingShape" mc:Ignorable="w14 w15 w16se wp14">
+<w:numbering xmlns:wpc="http://schemas.microsoft.com/office/word/2010/wordprocessingCanvas" xmlns:cx="http://schemas.microsoft.com/office/drawing/2014/chartex" xmlns:cx1="http://schemas.microsoft.com/office/drawing/2015/9/8/chartex" xmlns:cx2="http://schemas.microsoft.com/office/drawing/2015/10/21/chartex" xmlns:cx3="http://schemas.microsoft.com/office/drawing/2016/5/9/chartex" xmlns:cx4="http://schemas.microsoft.com/office/drawing/2016/5/10/chartex" xmlns:cx5="http://schemas.microsoft.com/office/drawing/2016/5/11/chartex" xmlns:cx6="http://schemas.microsoft.com/office/drawing/2016/5/12/chartex" xmlns:cx7="http://schemas.microsoft.com/office/drawing/2016/5/13/chartex" xmlns:cx8="http://schemas.microsoft.com/office/drawing/2016/5/14/chartex" xmlns:mc="http://schemas.openxmlformats.org/markup-compatibility/2006" xmlns:aink="http://schemas.microsoft.com/office/drawing/2016/ink" xmlns:am3d="http://schemas.microsoft.com/office/drawing/2017/model3d" xmlns:o="urn:schemas-microsoft-com:office:office" xmlns:r="http://schemas.openxmlformats.org/officeDocument/2006/relationships" xmlns:m="http://schemas.openxmlformats.org/officeDocument/2006/math" xmlns:v="urn:schemas-microsoft-com:vml" xmlns:wp14="http://schemas.microsoft.com/office/word/2010/wordprocessingDrawing" xmlns:wp="http://schemas.openxmlformats.org/drawingml/2006/wordprocessingDrawing" xmlns:w10="urn:schemas-microsoft-com:office:word" xmlns:w="http://schemas.openxmlformats.org/wordprocessingml/2006/main" xmlns:w14="http://schemas.microsoft.com/office/word/2010/wordml" xmlns:w15="http://schemas.microsoft.com/office/word/2012/wordml" xmlns:w16cex="http://schemas.microsoft.com/office/word/2018/wordml/cex" xmlns:w16cid="http://schemas.microsoft.com/office/word/2016/wordml/cid" xmlns:w16="http://schemas.microsoft.com/office/word/2018/wordml" xmlns:w16sdtdh="http://schemas.microsoft.com/office/word/2020/wordml/sdtdatahash" xmlns:w16se="http://schemas.microsoft.com/office/word/2015/wordml/symex" xmlns:wpg="http://schemas.microsoft.com/office/word/2010/wordprocessingGroup" xmlns:wpi="http://schemas.microsoft.com/office/word/2010/wordprocessingInk" xmlns:wne="http://schemas.microsoft.com/office/word/2006/wordml" xmlns:wps="http://schemas.microsoft.com/office/word/2010/wordprocessingShape" mc:Ignorable="w14 w15 w16se w16cid w16 w16cex w16sdtdh wp14">
   <w:abstractNum w:abstractNumId="0" w15:restartNumberingAfterBreak="0">
     <w:nsid w:val="02175FE0"/>
     <w:multiLevelType w:val="multilevel"/>
@@ -20388,7 +21316,7 @@
 </file>
 
 <file path=word/styles.xml><?xml version="1.0" encoding="utf-8"?>
-<w:styles xmlns:mc="http://schemas.openxmlformats.org/markup-compatibility/2006" xmlns:r="http://schemas.openxmlformats.org/officeDocument/2006/relationships" xmlns:w="http://schemas.openxmlformats.org/wordprocessingml/2006/main" xmlns:w14="http://schemas.microsoft.com/office/word/2010/wordml" xmlns:w15="http://schemas.microsoft.com/office/word/2012/wordml" xmlns:w16se="http://schemas.microsoft.com/office/word/2015/wordml/symex" mc:Ignorable="w14 w15 w16se">
+<w:styles xmlns:mc="http://schemas.openxmlformats.org/markup-compatibility/2006" xmlns:r="http://schemas.openxmlformats.org/officeDocument/2006/relationships" xmlns:w="http://schemas.openxmlformats.org/wordprocessingml/2006/main" xmlns:w14="http://schemas.microsoft.com/office/word/2010/wordml" xmlns:w15="http://schemas.microsoft.com/office/word/2012/wordml" xmlns:w16cex="http://schemas.microsoft.com/office/word/2018/wordml/cex" xmlns:w16cid="http://schemas.microsoft.com/office/word/2016/wordml/cid" xmlns:w16="http://schemas.microsoft.com/office/word/2018/wordml" xmlns:w16sdtdh="http://schemas.microsoft.com/office/word/2020/wordml/sdtdatahash" xmlns:w16se="http://schemas.microsoft.com/office/word/2015/wordml/symex" mc:Ignorable="w14 w15 w16se w16cid w16 w16cex w16sdtdh">
   <w:docDefaults>
     <w:rPrDefault>
       <w:rPr>
@@ -20401,7 +21329,7 @@
     </w:rPrDefault>
     <w:pPrDefault/>
   </w:docDefaults>
-  <w:latentStyles w:defLockedState="0" w:defUIPriority="99" w:defSemiHidden="0" w:defUnhideWhenUsed="0" w:defQFormat="0" w:count="371">
+  <w:latentStyles w:defLockedState="0" w:defUIPriority="99" w:defSemiHidden="0" w:defUnhideWhenUsed="0" w:defQFormat="0" w:count="376">
     <w:lsdException w:name="Normal" w:uiPriority="0" w:qFormat="1"/>
     <w:lsdException w:name="heading 1" w:uiPriority="9" w:qFormat="1"/>
     <w:lsdException w:name="heading 2" w:semiHidden="1" w:uiPriority="9" w:unhideWhenUsed="1" w:qFormat="1"/>
@@ -20507,7 +21435,6 @@
     <w:lsdException w:name="HTML Sample" w:semiHidden="1" w:unhideWhenUsed="1"/>
     <w:lsdException w:name="HTML Typewriter" w:semiHidden="1" w:unhideWhenUsed="1"/>
     <w:lsdException w:name="HTML Variable" w:semiHidden="1" w:unhideWhenUsed="1"/>
-    <w:lsdException w:name="Normal Table" w:semiHidden="1" w:unhideWhenUsed="1"/>
     <w:lsdException w:name="annotation subject" w:semiHidden="1" w:unhideWhenUsed="1"/>
     <w:lsdException w:name="No List" w:semiHidden="1" w:unhideWhenUsed="1"/>
     <w:lsdException w:name="Outline List 1" w:semiHidden="1" w:unhideWhenUsed="1"/>
@@ -20550,11 +21477,8 @@
     <w:lsdException w:name="Table Contemporary" w:semiHidden="1" w:unhideWhenUsed="1"/>
     <w:lsdException w:name="Table Elegant" w:semiHidden="1" w:unhideWhenUsed="1"/>
     <w:lsdException w:name="Table Professional" w:semiHidden="1" w:unhideWhenUsed="1"/>
-    <w:lsdException w:name="Table Subtle 1" w:semiHidden="1" w:unhideWhenUsed="1"/>
     <w:lsdException w:name="Table Subtle 2" w:semiHidden="1" w:unhideWhenUsed="1"/>
     <w:lsdException w:name="Table Web 1" w:semiHidden="1" w:unhideWhenUsed="1"/>
-    <w:lsdException w:name="Table Web 2" w:semiHidden="1" w:unhideWhenUsed="1"/>
-    <w:lsdException w:name="Table Web 3" w:semiHidden="1" w:unhideWhenUsed="1"/>
     <w:lsdException w:name="Balloon Text" w:semiHidden="1" w:unhideWhenUsed="1"/>
     <w:lsdException w:name="Table Grid" w:uiPriority="39"/>
     <w:lsdException w:name="Table Theme" w:semiHidden="1" w:unhideWhenUsed="1"/>
@@ -20773,6 +21697,11 @@
     <w:lsdException w:name="List Table 5 Dark Accent 6" w:uiPriority="50"/>
     <w:lsdException w:name="List Table 6 Colorful Accent 6" w:uiPriority="51"/>
     <w:lsdException w:name="List Table 7 Colorful Accent 6" w:uiPriority="52"/>
+    <w:lsdException w:name="Mention" w:semiHidden="1" w:unhideWhenUsed="1"/>
+    <w:lsdException w:name="Smart Hyperlink" w:semiHidden="1" w:unhideWhenUsed="1"/>
+    <w:lsdException w:name="Hashtag" w:semiHidden="1" w:unhideWhenUsed="1"/>
+    <w:lsdException w:name="Unresolved Mention" w:semiHidden="1" w:unhideWhenUsed="1"/>
+    <w:lsdException w:name="Smart Link" w:semiHidden="1" w:unhideWhenUsed="1"/>
   </w:latentStyles>
   <w:style w:type="paragraph" w:default="1" w:styleId="a">
     <w:name w:val="Normal"/>
@@ -21084,6 +22013,36 @@
       <w:ind w:firstLineChars="200" w:firstLine="420"/>
     </w:pPr>
   </w:style>
+  <w:style w:type="paragraph" w:customStyle="1" w:styleId="a9">
+    <w:name w:val="石墨文档正文"/>
+    <w:qFormat/>
+    <w:rsid w:val="00507EEC"/>
+    <w:rPr>
+      <w:rFonts w:ascii="Arial Unicode MS" w:hAnsi="Arial Unicode MS" w:cs="Arial Unicode MS"/>
+      <w:kern w:val="0"/>
+      <w:sz w:val="22"/>
+    </w:rPr>
+  </w:style>
+  <w:style w:type="paragraph" w:customStyle="1" w:styleId="1">
+    <w:name w:val="石墨文档标题 1"/>
+    <w:next w:val="a9"/>
+    <w:uiPriority w:val="9"/>
+    <w:unhideWhenUsed/>
+    <w:qFormat/>
+    <w:rsid w:val="00507EEC"/>
+    <w:pPr>
+      <w:spacing w:before="260" w:after="260"/>
+      <w:outlineLvl w:val="1"/>
+    </w:pPr>
+    <w:rPr>
+      <w:rFonts w:ascii="Arial Unicode MS" w:hAnsi="Arial Unicode MS" w:cs="Arial Unicode MS"/>
+      <w:b/>
+      <w:bCs/>
+      <w:kern w:val="0"/>
+      <w:sz w:val="32"/>
+      <w:szCs w:val="32"/>
+    </w:rPr>
+  </w:style>
 </w:styles>
 </file>
 

--- a/02-Knowledge/career-development/interview-project-summaries/公司面试/九号.docx
+++ b/02-Knowledge/career-development/interview-project-summaries/公司面试/九号.docx
@@ -1,6 +1,6 @@
 
 <file path=word/document.xml><?xml version="1.0" encoding="utf-8"?>
-<w:document xmlns:wpc="http://schemas.microsoft.com/office/word/2010/wordprocessingCanvas" xmlns:cx="http://schemas.microsoft.com/office/drawing/2014/chartex" xmlns:cx1="http://schemas.microsoft.com/office/drawing/2015/9/8/chartex" xmlns:cx2="http://schemas.microsoft.com/office/drawing/2015/10/21/chartex" xmlns:cx3="http://schemas.microsoft.com/office/drawing/2016/5/9/chartex" xmlns:cx4="http://schemas.microsoft.com/office/drawing/2016/5/10/chartex" xmlns:cx5="http://schemas.microsoft.com/office/drawing/2016/5/11/chartex" xmlns:cx6="http://schemas.microsoft.com/office/drawing/2016/5/12/chartex" xmlns:cx7="http://schemas.microsoft.com/office/drawing/2016/5/13/chartex" xmlns:cx8="http://schemas.microsoft.com/office/drawing/2016/5/14/chartex" xmlns:mc="http://schemas.openxmlformats.org/markup-compatibility/2006" xmlns:aink="http://schemas.microsoft.com/office/drawing/2016/ink" xmlns:am3d="http://schemas.microsoft.com/office/drawing/2017/model3d" xmlns:o="urn:schemas-microsoft-com:office:office" xmlns:r="http://schemas.openxmlformats.org/officeDocument/2006/relationships" xmlns:m="http://schemas.openxmlformats.org/officeDocument/2006/math" xmlns:v="urn:schemas-microsoft-com:vml" xmlns:wp14="http://schemas.microsoft.com/office/word/2010/wordprocessingDrawing" xmlns:wp="http://schemas.openxmlformats.org/drawingml/2006/wordprocessingDrawing" xmlns:w10="urn:schemas-microsoft-com:office:word" xmlns:w="http://schemas.openxmlformats.org/wordprocessingml/2006/main" xmlns:w14="http://schemas.microsoft.com/office/word/2010/wordml" xmlns:w15="http://schemas.microsoft.com/office/word/2012/wordml" xmlns:w16cex="http://schemas.microsoft.com/office/word/2018/wordml/cex" xmlns:w16cid="http://schemas.microsoft.com/office/word/2016/wordml/cid" xmlns:w16="http://schemas.microsoft.com/office/word/2018/wordml" xmlns:w16sdtdh="http://schemas.microsoft.com/office/word/2020/wordml/sdtdatahash" xmlns:w16se="http://schemas.microsoft.com/office/word/2015/wordml/symex" xmlns:wpg="http://schemas.microsoft.com/office/word/2010/wordprocessingGroup" xmlns:wpi="http://schemas.microsoft.com/office/word/2010/wordprocessingInk" xmlns:wne="http://schemas.microsoft.com/office/word/2006/wordml" xmlns:wps="http://schemas.microsoft.com/office/word/2010/wordprocessingShape" mc:Ignorable="w14 w15 w16se w16cid w16 w16cex w16sdtdh wp14">
+<w:document xmlns:wpc="http://schemas.microsoft.com/office/word/2010/wordprocessingCanvas" xmlns:cx="http://schemas.microsoft.com/office/drawing/2014/chartex" xmlns:cx1="http://schemas.microsoft.com/office/drawing/2015/9/8/chartex" xmlns:mc="http://schemas.openxmlformats.org/markup-compatibility/2006" xmlns:o="urn:schemas-microsoft-com:office:office" xmlns:r="http://schemas.openxmlformats.org/officeDocument/2006/relationships" xmlns:m="http://schemas.openxmlformats.org/officeDocument/2006/math" xmlns:v="urn:schemas-microsoft-com:vml" xmlns:wp14="http://schemas.microsoft.com/office/word/2010/wordprocessingDrawing" xmlns:wp="http://schemas.openxmlformats.org/drawingml/2006/wordprocessingDrawing" xmlns:w10="urn:schemas-microsoft-com:office:word" xmlns:w="http://schemas.openxmlformats.org/wordprocessingml/2006/main" xmlns:w14="http://schemas.microsoft.com/office/word/2010/wordml" xmlns:w15="http://schemas.microsoft.com/office/word/2012/wordml" xmlns:w16se="http://schemas.microsoft.com/office/word/2015/wordml/symex" xmlns:wpg="http://schemas.microsoft.com/office/word/2010/wordprocessingGroup" xmlns:wpi="http://schemas.microsoft.com/office/word/2010/wordprocessingInk" xmlns:wne="http://schemas.microsoft.com/office/word/2006/wordml" xmlns:wps="http://schemas.microsoft.com/office/word/2010/wordprocessingShape" mc:Ignorable="w14 w15 w16se wp14">
   <w:body>
     <w:p/>
     <w:p>
@@ -23,189 +23,321 @@
     <w:p>
       <w:pPr>
         <w:pStyle w:val="a9"/>
-      </w:pPr>
-      <w:r>
-        <w:rPr>
+        <w:rPr>
+          <w:rFonts w:ascii="宋体" w:eastAsia="宋体" w:hAnsi="宋体"/>
+          <w:sz w:val="18"/>
+          <w:szCs w:val="18"/>
+        </w:rPr>
+      </w:pPr>
+      <w:r>
+        <w:rPr>
+          <w:rFonts w:ascii="宋体" w:eastAsia="宋体" w:hAnsi="宋体"/>
           <w:b/>
           <w:color w:val="494949"/>
-          <w:sz w:val="24"/>
-          <w:szCs w:val="24"/>
-        </w:rPr>
-        <w:t>(</w:t>
-      </w:r>
-      <w:r>
-        <w:rPr>
+          <w:sz w:val="18"/>
+          <w:szCs w:val="18"/>
+        </w:rPr>
+        <w:t>(自信沉稳地开始，说话慢一点，不要着急）</w:t>
+      </w:r>
+    </w:p>
+    <w:p>
+      <w:pPr>
+        <w:pStyle w:val="a9"/>
+        <w:rPr>
+          <w:rFonts w:ascii="宋体" w:eastAsia="宋体" w:hAnsi="宋体"/>
+          <w:sz w:val="18"/>
+          <w:szCs w:val="18"/>
+        </w:rPr>
+      </w:pPr>
+      <w:r>
+        <w:rPr>
+          <w:rFonts w:ascii="宋体" w:eastAsia="宋体" w:hAnsi="宋体"/>
+          <w:color w:val="494949"/>
+          <w:sz w:val="18"/>
+          <w:szCs w:val="18"/>
+        </w:rPr>
+        <w:t>“面试官，您好！我叫韩伟，自从工作以来，一直深耕在嵌入式领域。在我的职业经历中，我主要专注于以下方面：</w:t>
+      </w:r>
+    </w:p>
+    <w:p>
+      <w:pPr>
+        <w:pStyle w:val="a9"/>
+        <w:rPr>
+          <w:rFonts w:ascii="宋体" w:eastAsia="宋体" w:hAnsi="宋体"/>
+          <w:sz w:val="18"/>
+          <w:szCs w:val="18"/>
+        </w:rPr>
+      </w:pPr>
+      <w:r>
+        <w:rPr>
+          <w:rFonts w:ascii="宋体" w:eastAsia="宋体" w:hAnsi="宋体"/>
           <w:b/>
           <w:color w:val="494949"/>
-          <w:sz w:val="24"/>
-          <w:szCs w:val="24"/>
-        </w:rPr>
-        <w:t>自信沉稳地开始，说话慢一点，不要着急）</w:t>
+          <w:sz w:val="18"/>
+          <w:szCs w:val="18"/>
+        </w:rPr>
+        <w:t xml:space="preserve">第一，是对底层性能和资源的极致优化和设计。 </w:t>
+      </w:r>
+      <w:r>
+        <w:rPr>
+          <w:rFonts w:ascii="宋体" w:eastAsia="宋体" w:hAnsi="宋体"/>
+          <w:color w:val="494949"/>
+          <w:sz w:val="18"/>
+          <w:szCs w:val="18"/>
+        </w:rPr>
+        <w:t xml:space="preserve"> </w:t>
       </w:r>
     </w:p>
     <w:p>
       <w:pPr>
         <w:pStyle w:val="a9"/>
-      </w:pPr>
-      <w:r>
-        <w:rPr>
+        <w:rPr>
+          <w:rFonts w:ascii="宋体" w:eastAsia="宋体" w:hAnsi="宋体"/>
+          <w:sz w:val="18"/>
+          <w:szCs w:val="18"/>
+        </w:rPr>
+      </w:pPr>
+      <w:r>
+        <w:rPr>
+          <w:rFonts w:ascii="宋体" w:eastAsia="宋体" w:hAnsi="宋体"/>
           <w:color w:val="494949"/>
-          <w:sz w:val="24"/>
-          <w:szCs w:val="24"/>
-        </w:rPr>
-        <w:t>“</w:t>
-      </w:r>
-      <w:r>
-        <w:rPr>
+          <w:sz w:val="18"/>
+          <w:szCs w:val="18"/>
+        </w:rPr>
+        <w:t>1）在 ARM DSP 平台上，我从零搭建过</w:t>
+      </w:r>
+      <w:r>
+        <w:rPr>
+          <w:rFonts w:ascii="宋体" w:eastAsia="宋体" w:hAnsi="宋体"/>
+          <w:color w:val="FF0000"/>
+          <w:sz w:val="18"/>
+          <w:szCs w:val="18"/>
+        </w:rPr>
+        <w:t>轻量级</w:t>
+      </w:r>
+      <w:r>
+        <w:rPr>
+          <w:rFonts w:ascii="宋体" w:eastAsia="宋体" w:hAnsi="宋体"/>
           <w:color w:val="494949"/>
-          <w:sz w:val="24"/>
-          <w:szCs w:val="24"/>
-        </w:rPr>
-        <w:t>面试官，您好！我叫韩伟，自从工作以来，一直深耕在嵌入式领域。在我的职业经历中，我主要专注于以下方面：</w:t>
+          <w:sz w:val="18"/>
+          <w:szCs w:val="18"/>
+        </w:rPr>
+        <w:t xml:space="preserve"> RTOS，对任务调度、资源管理等</w:t>
+      </w:r>
+      <w:r>
+        <w:rPr>
+          <w:rFonts w:ascii="宋体" w:eastAsia="宋体" w:hAnsi="宋体"/>
+          <w:color w:val="FF0000"/>
+          <w:sz w:val="18"/>
+          <w:szCs w:val="18"/>
+        </w:rPr>
+        <w:t>核心机制</w:t>
+      </w:r>
+      <w:r>
+        <w:rPr>
+          <w:rFonts w:ascii="宋体" w:eastAsia="宋体" w:hAnsi="宋体"/>
+          <w:color w:val="494949"/>
+          <w:sz w:val="18"/>
+          <w:szCs w:val="18"/>
+        </w:rPr>
+        <w:t>有</w:t>
+      </w:r>
+      <w:r>
+        <w:rPr>
+          <w:rFonts w:ascii="宋体" w:eastAsia="宋体" w:hAnsi="宋体" w:cs="微软雅黑"/>
+          <w:b/>
+          <w:color w:val="1F2329"/>
+          <w:sz w:val="18"/>
+          <w:szCs w:val="18"/>
+        </w:rPr>
+        <w:t>源码级理解，为公司后续</w:t>
+      </w:r>
+      <w:r>
+        <w:rPr>
+          <w:rFonts w:ascii="宋体" w:eastAsia="宋体" w:hAnsi="宋体" w:cs="微软雅黑"/>
+          <w:b/>
+          <w:color w:val="FF0000"/>
+          <w:sz w:val="18"/>
+          <w:szCs w:val="18"/>
+        </w:rPr>
+        <w:t>产品平台的发展</w:t>
+      </w:r>
+      <w:r>
+        <w:rPr>
+          <w:rFonts w:ascii="宋体" w:eastAsia="宋体" w:hAnsi="宋体" w:cs="微软雅黑"/>
+          <w:b/>
+          <w:color w:val="1F2329"/>
+          <w:sz w:val="18"/>
+          <w:szCs w:val="18"/>
+        </w:rPr>
+        <w:t>奠定了基础</w:t>
+      </w:r>
+      <w:r>
+        <w:rPr>
+          <w:rFonts w:ascii="宋体" w:eastAsia="宋体" w:hAnsi="宋体"/>
+          <w:color w:val="494949"/>
+          <w:sz w:val="18"/>
+          <w:szCs w:val="18"/>
+        </w:rPr>
+        <w:t>；</w:t>
       </w:r>
     </w:p>
     <w:p>
       <w:pPr>
         <w:pStyle w:val="a9"/>
-      </w:pPr>
-      <w:r>
-        <w:rPr>
+        <w:rPr>
+          <w:rFonts w:ascii="宋体" w:eastAsia="宋体" w:hAnsi="宋体"/>
+          <w:sz w:val="18"/>
+          <w:szCs w:val="18"/>
+        </w:rPr>
+      </w:pPr>
+      <w:r>
+        <w:rPr>
+          <w:rFonts w:ascii="宋体" w:eastAsia="宋体" w:hAnsi="宋体"/>
+          <w:color w:val="494949"/>
+          <w:sz w:val="18"/>
+          <w:szCs w:val="18"/>
+        </w:rPr>
+        <w:t>2）也对</w:t>
+      </w:r>
+      <w:r>
+        <w:rPr>
+          <w:rFonts w:ascii="宋体" w:eastAsia="宋体" w:hAnsi="宋体"/>
+          <w:color w:val="FF0000"/>
+          <w:sz w:val="18"/>
+          <w:szCs w:val="18"/>
+        </w:rPr>
+        <w:t>异构双核DSP</w:t>
+      </w:r>
+      <w:r>
+        <w:rPr>
+          <w:rFonts w:ascii="宋体" w:eastAsia="宋体" w:hAnsi="宋体"/>
+          <w:color w:val="494949"/>
+          <w:sz w:val="18"/>
+          <w:szCs w:val="18"/>
+        </w:rPr>
+        <w:t>平台性能优化深度的理解，通过汇编指令优化、提升缓存命中率、利用芯片加速单元、Cache 调度优化等方式，</w:t>
+      </w:r>
+      <w:r>
+        <w:rPr>
+          <w:rFonts w:ascii="宋体" w:eastAsia="宋体" w:hAnsi="宋体"/>
           <w:b/>
           <w:color w:val="494949"/>
-          <w:sz w:val="24"/>
-          <w:szCs w:val="24"/>
-        </w:rPr>
-        <w:t>第一，是对底层性能和资源的极致优化和设计。</w:t>
-      </w:r>
-      <w:r>
-        <w:rPr>
+          <w:sz w:val="18"/>
+          <w:szCs w:val="18"/>
+        </w:rPr>
+        <w:t>大幅提升算法运行效率</w:t>
+      </w:r>
+      <w:r>
+        <w:rPr>
+          <w:rFonts w:ascii="宋体" w:eastAsia="宋体" w:hAnsi="宋体"/>
+          <w:color w:val="494949"/>
+          <w:sz w:val="18"/>
+          <w:szCs w:val="18"/>
+        </w:rPr>
+        <w:t>；具备很强的复杂底层问题排查能力。</w:t>
+      </w:r>
+    </w:p>
+    <w:p>
+      <w:pPr>
+        <w:pStyle w:val="a9"/>
+        <w:rPr>
+          <w:rFonts w:ascii="宋体" w:eastAsia="宋体" w:hAnsi="宋体"/>
+          <w:sz w:val="18"/>
+          <w:szCs w:val="18"/>
+        </w:rPr>
+      </w:pPr>
+      <w:r>
+        <w:rPr>
+          <w:rFonts w:ascii="宋体" w:eastAsia="宋体" w:hAnsi="宋体"/>
+          <w:color w:val="494949"/>
+          <w:sz w:val="18"/>
+          <w:szCs w:val="18"/>
+        </w:rPr>
+        <w:t> </w:t>
+      </w:r>
+    </w:p>
+    <w:p>
+      <w:pPr>
+        <w:pStyle w:val="a9"/>
+        <w:rPr>
+          <w:rFonts w:ascii="宋体" w:eastAsia="宋体" w:hAnsi="宋体"/>
+          <w:sz w:val="18"/>
+          <w:szCs w:val="18"/>
+        </w:rPr>
+      </w:pPr>
+      <w:r>
+        <w:rPr>
+          <w:rFonts w:ascii="宋体" w:eastAsia="宋体" w:hAnsi="宋体"/>
           <w:b/>
           <w:color w:val="494949"/>
-          <w:sz w:val="24"/>
-          <w:szCs w:val="24"/>
+          <w:sz w:val="18"/>
+          <w:szCs w:val="18"/>
+        </w:rPr>
+        <w:t>第二、是复杂的系统级嵌入式产品设计。</w:t>
+      </w:r>
+      <w:r>
+        <w:rPr>
+          <w:rFonts w:ascii="宋体" w:eastAsia="宋体" w:hAnsi="宋体"/>
+          <w:color w:val="494949"/>
+          <w:sz w:val="18"/>
+          <w:szCs w:val="18"/>
         </w:rPr>
         <w:t xml:space="preserve"> </w:t>
       </w:r>
-      <w:r>
-        <w:rPr>
+    </w:p>
+    <w:p>
+      <w:pPr>
+        <w:pStyle w:val="a9"/>
+        <w:rPr>
+          <w:rFonts w:ascii="宋体" w:eastAsia="宋体" w:hAnsi="宋体"/>
+          <w:sz w:val="18"/>
+          <w:szCs w:val="18"/>
+        </w:rPr>
+      </w:pPr>
+      <w:r>
+        <w:rPr>
+          <w:rFonts w:ascii="宋体" w:eastAsia="宋体" w:hAnsi="宋体"/>
           <w:color w:val="494949"/>
-          <w:sz w:val="24"/>
-          <w:szCs w:val="24"/>
-        </w:rPr>
-        <w:t xml:space="preserve"> </w:t>
-      </w:r>
-    </w:p>
-    <w:p>
-      <w:pPr>
-        <w:pStyle w:val="a9"/>
-      </w:pPr>
-      <w:r>
-        <w:rPr>
-          <w:color w:val="494949"/>
-          <w:sz w:val="24"/>
-          <w:szCs w:val="24"/>
-        </w:rPr>
-        <w:t>1</w:t>
-      </w:r>
-      <w:r>
-        <w:rPr>
-          <w:color w:val="494949"/>
-          <w:sz w:val="24"/>
-          <w:szCs w:val="24"/>
-        </w:rPr>
-        <w:t>）在</w:t>
-      </w:r>
-      <w:r>
-        <w:rPr>
-          <w:color w:val="494949"/>
-          <w:sz w:val="24"/>
-          <w:szCs w:val="24"/>
-        </w:rPr>
-        <w:t xml:space="preserve"> ARM DSP </w:t>
-      </w:r>
-      <w:r>
-        <w:rPr>
-          <w:color w:val="494949"/>
-          <w:sz w:val="24"/>
-          <w:szCs w:val="24"/>
-        </w:rPr>
-        <w:t>平台上，我从零搭建过</w:t>
-      </w:r>
-      <w:r>
-        <w:rPr>
-          <w:color w:val="FF0000"/>
-          <w:sz w:val="24"/>
-          <w:szCs w:val="24"/>
-        </w:rPr>
-        <w:t>轻量级</w:t>
-      </w:r>
-      <w:r>
-        <w:rPr>
-          <w:color w:val="494949"/>
-          <w:sz w:val="24"/>
-          <w:szCs w:val="24"/>
-        </w:rPr>
-        <w:t xml:space="preserve"> RTOS</w:t>
-      </w:r>
-      <w:r>
-        <w:rPr>
-          <w:color w:val="494949"/>
-          <w:sz w:val="24"/>
-          <w:szCs w:val="24"/>
-        </w:rPr>
-        <w:t>，对任务调度、资源管理等</w:t>
-      </w:r>
-      <w:r>
-        <w:rPr>
-          <w:color w:val="FF0000"/>
-          <w:sz w:val="24"/>
-          <w:szCs w:val="24"/>
-        </w:rPr>
-        <w:t>核心机制</w:t>
-      </w:r>
-      <w:r>
-        <w:rPr>
-          <w:color w:val="494949"/>
-          <w:sz w:val="24"/>
-          <w:szCs w:val="24"/>
-        </w:rPr>
-        <w:t>有</w:t>
-      </w:r>
-      <w:r>
-        <w:rPr>
-          <w:rFonts w:ascii="微软雅黑" w:eastAsia="微软雅黑" w:cs="微软雅黑"/>
+          <w:sz w:val="18"/>
+          <w:szCs w:val="18"/>
+        </w:rPr>
+        <w:t>曾主导电力分析仪等</w:t>
+      </w:r>
+      <w:r>
+        <w:rPr>
+          <w:rFonts w:ascii="宋体" w:eastAsia="宋体" w:hAnsi="宋体" w:cs="微软雅黑"/>
           <w:b/>
           <w:color w:val="1F2329"/>
-          <w:sz w:val="24"/>
-          <w:szCs w:val="24"/>
-        </w:rPr>
-        <w:t>源码级理解，为公司后续</w:t>
-      </w:r>
-      <w:r>
-        <w:rPr>
-          <w:rFonts w:ascii="微软雅黑" w:eastAsia="微软雅黑" w:cs="微软雅黑"/>
-          <w:b/>
+          <w:sz w:val="18"/>
+          <w:szCs w:val="18"/>
+        </w:rPr>
+        <w:t>强实时性工业产品设计</w:t>
+      </w:r>
+      <w:r>
+        <w:rPr>
+          <w:rFonts w:ascii="宋体" w:eastAsia="宋体" w:hAnsi="宋体"/>
+          <w:color w:val="494949"/>
+          <w:sz w:val="18"/>
+          <w:szCs w:val="18"/>
+        </w:rPr>
+        <w:t>，负责 ARM+DSP 以及DSP和DSP异构核软件架构设计、双核之间的通信设计以及优化、底层驱动开发调试到产品全流程落地，</w:t>
+      </w:r>
+      <w:r>
+        <w:rPr>
+          <w:rFonts w:ascii="宋体" w:eastAsia="宋体" w:hAnsi="宋体"/>
           <w:color w:val="FF0000"/>
-          <w:sz w:val="24"/>
-          <w:szCs w:val="24"/>
-        </w:rPr>
-        <w:t>产品平台的发展</w:t>
-      </w:r>
-      <w:r>
-        <w:rPr>
-          <w:rFonts w:ascii="微软雅黑" w:eastAsia="微软雅黑" w:cs="微软雅黑"/>
-          <w:b/>
-          <w:color w:val="1F2329"/>
-          <w:sz w:val="24"/>
-          <w:szCs w:val="24"/>
-        </w:rPr>
-        <w:t>奠定了基础</w:t>
-      </w:r>
-      <w:r>
-        <w:rPr>
+          <w:sz w:val="18"/>
+          <w:szCs w:val="18"/>
+        </w:rPr>
+        <w:t>对系统稳定性、实时性保障有极深的工程积累</w:t>
+      </w:r>
+      <w:r>
+        <w:rPr>
+          <w:rFonts w:ascii="宋体" w:eastAsia="宋体" w:hAnsi="宋体"/>
           <w:color w:val="494949"/>
-          <w:sz w:val="24"/>
-          <w:szCs w:val="24"/>
+          <w:sz w:val="18"/>
+          <w:szCs w:val="18"/>
         </w:rPr>
         <w:t>；</w:t>
       </w:r>
@@ -213,90 +345,221 @@
     <w:p>
       <w:pPr>
         <w:pStyle w:val="a9"/>
-      </w:pPr>
-      <w:r>
-        <w:rPr>
+        <w:rPr>
+          <w:rFonts w:ascii="宋体" w:eastAsia="宋体" w:hAnsi="宋体"/>
+          <w:sz w:val="18"/>
+          <w:szCs w:val="18"/>
+        </w:rPr>
+      </w:pPr>
+      <w:r>
+        <w:rPr>
+          <w:rFonts w:ascii="宋体" w:eastAsia="宋体" w:hAnsi="宋体"/>
           <w:color w:val="494949"/>
-          <w:sz w:val="24"/>
-          <w:szCs w:val="24"/>
-        </w:rPr>
-        <w:t>2</w:t>
-      </w:r>
-      <w:r>
-        <w:rPr>
+          <w:sz w:val="18"/>
+          <w:szCs w:val="18"/>
+        </w:rPr>
+        <w:t>目前</w:t>
+      </w:r>
+      <w:r>
+        <w:rPr>
+          <w:rFonts w:ascii="宋体" w:eastAsia="宋体" w:hAnsi="宋体" w:hint="eastAsia"/>
           <w:color w:val="494949"/>
-          <w:sz w:val="24"/>
-          <w:szCs w:val="24"/>
-        </w:rPr>
-        <w:t>）也对</w:t>
-      </w:r>
-      <w:r>
-        <w:rPr>
+          <w:sz w:val="18"/>
+          <w:szCs w:val="18"/>
+        </w:rPr>
+        <w:t>公司</w:t>
+      </w:r>
+      <w:r>
+        <w:rPr>
+          <w:rFonts w:ascii="宋体" w:eastAsia="宋体" w:hAnsi="宋体"/>
+          <w:color w:val="494949"/>
+          <w:sz w:val="18"/>
+          <w:szCs w:val="18"/>
+        </w:rPr>
+        <w:t xml:space="preserve">，带队主导低成本 L2 低成本交换机、TSN </w:t>
+      </w:r>
+      <w:r>
+        <w:rPr>
+          <w:rFonts w:ascii="宋体" w:eastAsia="宋体" w:hAnsi="宋体"/>
+          <w:color w:val="494949"/>
+          <w:sz w:val="18"/>
+          <w:szCs w:val="18"/>
+        </w:rPr>
+        <w:t>交换机研</w:t>
+      </w:r>
+      <w:r>
+        <w:rPr>
+          <w:rFonts w:ascii="宋体" w:eastAsia="宋体" w:hAnsi="宋体" w:hint="eastAsia"/>
+          <w:color w:val="494949"/>
+          <w:sz w:val="18"/>
+          <w:szCs w:val="18"/>
+        </w:rPr>
+        <w:t>开发</w:t>
+      </w:r>
+      <w:r>
+        <w:rPr>
+          <w:rFonts w:ascii="宋体" w:eastAsia="宋体" w:hAnsi="宋体"/>
+          <w:color w:val="494949"/>
+          <w:sz w:val="18"/>
+          <w:szCs w:val="18"/>
+        </w:rPr>
+        <w:t>，对</w:t>
+      </w:r>
+      <w:r>
+        <w:rPr>
+          <w:rFonts w:ascii="宋体" w:eastAsia="宋体" w:hAnsi="宋体"/>
+          <w:color w:val="494949"/>
+          <w:sz w:val="18"/>
+          <w:szCs w:val="18"/>
+        </w:rPr>
+        <w:t>L</w:t>
+      </w:r>
+      <w:r>
+        <w:rPr>
+          <w:rFonts w:ascii="宋体" w:eastAsia="宋体" w:hAnsi="宋体" w:hint="eastAsia"/>
+          <w:color w:val="494949"/>
+          <w:sz w:val="18"/>
+          <w:szCs w:val="18"/>
+        </w:rPr>
+        <w:t>inux应用开发</w:t>
+      </w:r>
+      <w:r>
+        <w:rPr>
+          <w:rFonts w:ascii="宋体" w:eastAsia="宋体" w:hAnsi="宋体"/>
+          <w:color w:val="494949"/>
+          <w:sz w:val="18"/>
+          <w:szCs w:val="18"/>
+        </w:rPr>
+        <w:t>、网络通信等全链路技术栈，都有</w:t>
+      </w:r>
+      <w:r>
+        <w:rPr>
+          <w:rFonts w:ascii="宋体" w:eastAsia="宋体" w:hAnsi="宋体"/>
           <w:color w:val="FF0000"/>
-          <w:sz w:val="24"/>
-          <w:szCs w:val="24"/>
-        </w:rPr>
-        <w:t>异构双核</w:t>
-      </w:r>
-      <w:r>
-        <w:rPr>
-          <w:color w:val="FF0000"/>
-          <w:sz w:val="24"/>
-          <w:szCs w:val="24"/>
-        </w:rPr>
-        <w:t>DSP</w:t>
-      </w:r>
-      <w:r>
-        <w:rPr>
+          <w:sz w:val="18"/>
+          <w:szCs w:val="18"/>
+        </w:rPr>
+        <w:t>全面且深入的实践</w:t>
+      </w:r>
+      <w:r>
+        <w:rPr>
+          <w:rFonts w:ascii="宋体" w:eastAsia="宋体" w:hAnsi="宋体"/>
           <w:color w:val="494949"/>
-          <w:sz w:val="24"/>
-          <w:szCs w:val="24"/>
-        </w:rPr>
-        <w:t>平台性能优化深度的理解，通过汇编指令优化、提升缓存命中率、利用芯片加速单元、</w:t>
-      </w:r>
-      <w:r>
-        <w:rPr>
+          <w:sz w:val="18"/>
+          <w:szCs w:val="18"/>
+        </w:rPr>
+        <w:t>。</w:t>
+      </w:r>
+    </w:p>
+    <w:p>
+      <w:pPr>
+        <w:pStyle w:val="a9"/>
+        <w:rPr>
+          <w:rFonts w:ascii="宋体" w:eastAsia="宋体" w:hAnsi="宋体"/>
+          <w:sz w:val="18"/>
+          <w:szCs w:val="18"/>
+        </w:rPr>
+      </w:pPr>
+      <w:r>
+        <w:rPr>
+          <w:rFonts w:ascii="宋体" w:eastAsia="宋体" w:hAnsi="宋体"/>
           <w:color w:val="494949"/>
-          <w:sz w:val="24"/>
-          <w:szCs w:val="24"/>
-        </w:rPr>
-        <w:t xml:space="preserve">Cache </w:t>
-      </w:r>
-      <w:r>
-        <w:rPr>
-          <w:color w:val="494949"/>
-          <w:sz w:val="24"/>
-          <w:szCs w:val="24"/>
-        </w:rPr>
-        <w:t>调度优化等方式，</w:t>
-      </w:r>
-      <w:r>
-        <w:rPr>
+          <w:sz w:val="18"/>
+          <w:szCs w:val="18"/>
+        </w:rPr>
+        <w:t> </w:t>
+      </w:r>
+    </w:p>
+    <w:p>
+      <w:pPr>
+        <w:pStyle w:val="a9"/>
+        <w:rPr>
+          <w:rFonts w:ascii="宋体" w:eastAsia="宋体" w:hAnsi="宋体"/>
+          <w:sz w:val="18"/>
+          <w:szCs w:val="18"/>
+        </w:rPr>
+      </w:pPr>
+      <w:r>
+        <w:rPr>
+          <w:rFonts w:ascii="宋体" w:eastAsia="宋体" w:hAnsi="宋体"/>
           <w:b/>
           <w:color w:val="494949"/>
-          <w:sz w:val="24"/>
-          <w:szCs w:val="24"/>
-        </w:rPr>
-        <w:t>大幅提升算法运行效率</w:t>
-      </w:r>
-      <w:r>
-        <w:rPr>
+          <w:sz w:val="18"/>
+          <w:szCs w:val="18"/>
+        </w:rPr>
+        <w:t>第三，项目管理、带团队！</w:t>
+      </w:r>
+    </w:p>
+    <w:p>
+      <w:pPr>
+        <w:pStyle w:val="a9"/>
+        <w:rPr>
+          <w:rFonts w:ascii="宋体" w:eastAsia="宋体" w:hAnsi="宋体"/>
+          <w:sz w:val="18"/>
+          <w:szCs w:val="18"/>
+        </w:rPr>
+      </w:pPr>
+      <w:r>
+        <w:rPr>
+          <w:rFonts w:ascii="宋体" w:eastAsia="宋体" w:hAnsi="宋体"/>
           <w:color w:val="494949"/>
-          <w:sz w:val="24"/>
-          <w:szCs w:val="24"/>
-        </w:rPr>
-        <w:t>；具备很强的复杂底层问题排查能力。</w:t>
+          <w:sz w:val="18"/>
+          <w:szCs w:val="18"/>
+        </w:rPr>
+        <w:t>前司担任项目经理，负责项目全流程管控，包括开发、试制、量产</w:t>
+      </w:r>
+      <w:r>
+        <w:rPr>
+          <w:rFonts w:ascii="宋体" w:eastAsia="宋体" w:hAnsi="宋体"/>
+          <w:color w:val="FF0000"/>
+          <w:sz w:val="18"/>
+          <w:szCs w:val="18"/>
+        </w:rPr>
+        <w:t>各环节的进度与风险把控</w:t>
+      </w:r>
+      <w:r>
+        <w:rPr>
+          <w:rFonts w:ascii="宋体" w:eastAsia="宋体" w:hAnsi="宋体"/>
+          <w:color w:val="494949"/>
+          <w:sz w:val="18"/>
+          <w:szCs w:val="18"/>
+        </w:rPr>
+        <w:t>；现司作为软件团队 PL，统筹团队日常研发、跨团队协同（测试、平台、硬件、ODM 等），积累了</w:t>
+      </w:r>
+      <w:r>
+        <w:rPr>
+          <w:rFonts w:ascii="宋体" w:eastAsia="宋体" w:hAnsi="宋体"/>
+          <w:color w:val="FF0000"/>
+          <w:sz w:val="18"/>
+          <w:szCs w:val="18"/>
+        </w:rPr>
+        <w:t>成熟的团队管理与跨部门协作能力</w:t>
+      </w:r>
+      <w:r>
+        <w:rPr>
+          <w:rFonts w:ascii="宋体" w:eastAsia="宋体" w:hAnsi="宋体"/>
+          <w:color w:val="494949"/>
+          <w:sz w:val="18"/>
+          <w:szCs w:val="18"/>
+        </w:rPr>
+        <w:t>。</w:t>
       </w:r>
     </w:p>
     <w:p>
       <w:pPr>
         <w:pStyle w:val="a9"/>
-      </w:pPr>
-      <w:r>
-        <w:rPr>
+        <w:rPr>
+          <w:rFonts w:ascii="宋体" w:eastAsia="宋体" w:hAnsi="宋体"/>
+          <w:sz w:val="18"/>
+          <w:szCs w:val="18"/>
+        </w:rPr>
+      </w:pPr>
+      <w:r>
+        <w:rPr>
+          <w:rFonts w:ascii="宋体" w:eastAsia="宋体" w:hAnsi="宋体"/>
           <w:color w:val="494949"/>
-          <w:sz w:val="24"/>
-          <w:szCs w:val="24"/>
+          <w:sz w:val="18"/>
+          <w:szCs w:val="18"/>
         </w:rPr>
         <w:t> </w:t>
       </w:r>
@@ -304,506 +567,167 @@
     <w:p>
       <w:pPr>
         <w:pStyle w:val="a9"/>
-      </w:pPr>
-      <w:r>
-        <w:rPr>
-          <w:b/>
+        <w:rPr>
+          <w:rFonts w:ascii="宋体" w:eastAsia="宋体" w:hAnsi="宋体"/>
+          <w:sz w:val="18"/>
+          <w:szCs w:val="18"/>
+        </w:rPr>
+      </w:pPr>
+      <w:r>
+        <w:rPr>
+          <w:rFonts w:ascii="宋体" w:eastAsia="宋体" w:hAnsi="宋体"/>
           <w:color w:val="494949"/>
-          <w:sz w:val="24"/>
-          <w:szCs w:val="24"/>
-        </w:rPr>
-        <w:t>第二、是复杂的系统级嵌入式产品设计。</w:t>
-      </w:r>
-      <w:r>
-        <w:rPr>
+          <w:sz w:val="18"/>
+          <w:szCs w:val="18"/>
+        </w:rPr>
+        <w:t>在专业提升上，我也持续跟进行业前沿，工作之余深度研究嵌入式 AI 落地，目前正在预研 TensorFlow Lite Micro 等</w:t>
+      </w:r>
+      <w:r>
+        <w:rPr>
+          <w:rFonts w:ascii="宋体" w:eastAsia="宋体" w:hAnsi="宋体" w:hint="eastAsia"/>
           <w:color w:val="494949"/>
-          <w:sz w:val="24"/>
-          <w:szCs w:val="24"/>
-        </w:rPr>
-        <w:t xml:space="preserve"> </w:t>
+          <w:sz w:val="18"/>
+          <w:szCs w:val="18"/>
+        </w:rPr>
+        <w:t>端侧</w:t>
+      </w:r>
+      <w:r>
+        <w:rPr>
+          <w:rFonts w:ascii="宋体" w:eastAsia="宋体" w:hAnsi="宋体"/>
+          <w:color w:val="494949"/>
+          <w:sz w:val="18"/>
+          <w:szCs w:val="18"/>
+        </w:rPr>
+        <w:t>AI 模型，在嵌入式平台的部署、量化、裁剪等关键环节，已经有完整的实践思路。</w:t>
+      </w:r>
+      <w:r>
+        <w:rPr>
+          <w:rFonts w:ascii="宋体" w:eastAsia="宋体" w:hAnsi="宋体" w:hint="eastAsia"/>
+          <w:color w:val="494949"/>
+          <w:sz w:val="18"/>
+          <w:szCs w:val="18"/>
+        </w:rPr>
+        <w:t>同时正在积极探索和拥抱A</w:t>
+      </w:r>
+      <w:r>
+        <w:rPr>
+          <w:rFonts w:ascii="宋体" w:eastAsia="宋体" w:hAnsi="宋体"/>
+          <w:color w:val="494949"/>
+          <w:sz w:val="18"/>
+          <w:szCs w:val="18"/>
+        </w:rPr>
+        <w:t>I</w:t>
+      </w:r>
+      <w:r>
+        <w:rPr>
+          <w:rFonts w:ascii="宋体" w:eastAsia="宋体" w:hAnsi="宋体" w:hint="eastAsia"/>
+          <w:color w:val="494949"/>
+          <w:sz w:val="18"/>
+          <w:szCs w:val="18"/>
+        </w:rPr>
+        <w:t>辅助编程，</w:t>
+      </w:r>
+      <w:r>
+        <w:rPr>
+          <w:rFonts w:ascii="宋体" w:eastAsia="宋体" w:hAnsi="宋体" w:hint="eastAsia"/>
+          <w:color w:val="494949"/>
+          <w:sz w:val="18"/>
+          <w:szCs w:val="18"/>
+        </w:rPr>
+        <w:t>在目前公司已有项目</w:t>
+      </w:r>
+      <w:r>
+        <w:rPr>
+          <w:rFonts w:ascii="宋体" w:eastAsia="宋体" w:hAnsi="宋体" w:hint="eastAsia"/>
+          <w:color w:val="494949"/>
+          <w:sz w:val="18"/>
+          <w:szCs w:val="18"/>
+        </w:rPr>
+        <w:t>实践</w:t>
+      </w:r>
+      <w:r>
+        <w:rPr>
+          <w:rFonts w:ascii="宋体" w:eastAsia="宋体" w:hAnsi="宋体" w:hint="eastAsia"/>
+          <w:color w:val="494949"/>
+          <w:sz w:val="18"/>
+          <w:szCs w:val="18"/>
+        </w:rPr>
+        <w:t>积累；</w:t>
       </w:r>
     </w:p>
     <w:p>
       <w:pPr>
         <w:pStyle w:val="a9"/>
-      </w:pPr>
-      <w:r>
-        <w:rPr>
+        <w:rPr>
+          <w:rFonts w:ascii="宋体" w:eastAsia="宋体" w:hAnsi="宋体"/>
+          <w:sz w:val="18"/>
+          <w:szCs w:val="18"/>
+        </w:rPr>
+      </w:pPr>
+      <w:r>
+        <w:rPr>
+          <w:rFonts w:ascii="宋体" w:eastAsia="宋体" w:hAnsi="宋体"/>
+          <w:color w:val="333333"/>
+          <w:sz w:val="18"/>
+          <w:szCs w:val="18"/>
+        </w:rPr>
+        <w:t> </w:t>
+      </w:r>
+    </w:p>
+    <w:p>
+      <w:pPr>
+        <w:pStyle w:val="a9"/>
+        <w:rPr>
+          <w:rFonts w:ascii="宋体" w:eastAsia="宋体" w:hAnsi="宋体"/>
+          <w:sz w:val="18"/>
+          <w:szCs w:val="18"/>
+        </w:rPr>
+      </w:pPr>
+      <w:r>
+        <w:rPr>
+          <w:rFonts w:ascii="宋体" w:eastAsia="宋体" w:hAnsi="宋体"/>
           <w:color w:val="494949"/>
-          <w:sz w:val="24"/>
-          <w:szCs w:val="24"/>
-        </w:rPr>
-        <w:t>曾主导电力分析仪等</w:t>
-      </w:r>
-      <w:r>
-        <w:rPr>
-          <w:rFonts w:ascii="微软雅黑" w:eastAsia="微软雅黑" w:cs="微软雅黑"/>
-          <w:b/>
-          <w:color w:val="1F2329"/>
-          <w:sz w:val="24"/>
-          <w:szCs w:val="24"/>
-        </w:rPr>
-        <w:t>强实时性工业产品设计</w:t>
-      </w:r>
-      <w:r>
-        <w:rPr>
+          <w:sz w:val="18"/>
+          <w:szCs w:val="18"/>
+        </w:rPr>
+        <w:t>以我目前了解到贵公司的岗位要求与我过往的核心技术栈、工程经验高度匹配。我相信自己扎实的底层功底、系统级问题解决能力，能够快速融入团队，为公司产品研发落地创造价值。</w:t>
+      </w:r>
+    </w:p>
+    <w:p>
+      <w:pPr>
+        <w:pStyle w:val="a9"/>
+        <w:rPr>
+          <w:rFonts w:ascii="宋体" w:eastAsia="宋体" w:hAnsi="宋体"/>
+          <w:sz w:val="18"/>
+          <w:szCs w:val="18"/>
+        </w:rPr>
+      </w:pPr>
+      <w:r>
+        <w:rPr>
+          <w:rFonts w:ascii="宋体" w:eastAsia="宋体" w:hAnsi="宋体"/>
           <w:color w:val="494949"/>
-          <w:sz w:val="24"/>
-          <w:szCs w:val="24"/>
-        </w:rPr>
-        <w:t>，负责</w:t>
-      </w:r>
-      <w:r>
-        <w:rPr>
-          <w:color w:val="494949"/>
-          <w:sz w:val="24"/>
-          <w:szCs w:val="24"/>
-        </w:rPr>
-        <w:t xml:space="preserve"> ARM+DSP </w:t>
-      </w:r>
-      <w:r>
-        <w:rPr>
-          <w:color w:val="494949"/>
-          <w:sz w:val="24"/>
-          <w:szCs w:val="24"/>
-        </w:rPr>
-        <w:t>以及</w:t>
-      </w:r>
-      <w:r>
-        <w:rPr>
-          <w:color w:val="494949"/>
-          <w:sz w:val="24"/>
-          <w:szCs w:val="24"/>
-        </w:rPr>
-        <w:t>DSP</w:t>
-      </w:r>
-      <w:r>
-        <w:rPr>
-          <w:color w:val="494949"/>
-          <w:sz w:val="24"/>
-          <w:szCs w:val="24"/>
-        </w:rPr>
-        <w:t>和</w:t>
-      </w:r>
-      <w:r>
-        <w:rPr>
-          <w:color w:val="494949"/>
-          <w:sz w:val="24"/>
-          <w:szCs w:val="24"/>
-        </w:rPr>
-        <w:t>DSP</w:t>
-      </w:r>
-      <w:r>
-        <w:rPr>
-          <w:color w:val="494949"/>
-          <w:sz w:val="24"/>
-          <w:szCs w:val="24"/>
-        </w:rPr>
-        <w:t>异构核软件架构设计、双核之间的通信设计以及优化、底层驱动开发调试到产品全流程落地，</w:t>
-      </w:r>
-      <w:r>
-        <w:rPr>
-          <w:color w:val="FF0000"/>
-          <w:sz w:val="24"/>
-          <w:szCs w:val="24"/>
-        </w:rPr>
-        <w:t>对系统稳定性、实时性保障有极深的工程积累</w:t>
-      </w:r>
-      <w:r>
-        <w:rPr>
-          <w:color w:val="494949"/>
-          <w:sz w:val="24"/>
-          <w:szCs w:val="24"/>
-        </w:rPr>
-        <w:t>；</w:t>
-      </w:r>
-    </w:p>
-    <w:p>
-      <w:pPr>
-        <w:pStyle w:val="a9"/>
-      </w:pPr>
-      <w:r>
-        <w:rPr>
-          <w:color w:val="494949"/>
-          <w:sz w:val="24"/>
-          <w:szCs w:val="24"/>
-        </w:rPr>
-        <w:t>目前</w:t>
-      </w:r>
-      <w:r>
-        <w:rPr>
-          <w:rFonts w:hint="eastAsia"/>
-          <w:color w:val="494949"/>
-          <w:sz w:val="24"/>
-          <w:szCs w:val="24"/>
-        </w:rPr>
-        <w:t>公司</w:t>
-      </w:r>
-      <w:r>
-        <w:rPr>
-          <w:color w:val="494949"/>
-          <w:sz w:val="24"/>
-          <w:szCs w:val="24"/>
-        </w:rPr>
-        <w:t>，带队主导低成本</w:t>
-      </w:r>
-      <w:r>
-        <w:rPr>
-          <w:color w:val="494949"/>
-          <w:sz w:val="24"/>
-          <w:szCs w:val="24"/>
-        </w:rPr>
-        <w:t xml:space="preserve"> L2 </w:t>
-      </w:r>
-      <w:r>
-        <w:rPr>
-          <w:color w:val="494949"/>
-          <w:sz w:val="24"/>
-          <w:szCs w:val="24"/>
-        </w:rPr>
-        <w:t>低成本交换机、</w:t>
-      </w:r>
-      <w:r>
-        <w:rPr>
-          <w:color w:val="494949"/>
-          <w:sz w:val="24"/>
-          <w:szCs w:val="24"/>
-        </w:rPr>
-        <w:t xml:space="preserve">TSN </w:t>
-      </w:r>
-      <w:r>
-        <w:rPr>
-          <w:color w:val="494949"/>
-          <w:sz w:val="24"/>
-          <w:szCs w:val="24"/>
-        </w:rPr>
-        <w:t>交换机研发，对</w:t>
-      </w:r>
-      <w:r>
-        <w:rPr>
-          <w:color w:val="494949"/>
-          <w:sz w:val="24"/>
-          <w:szCs w:val="24"/>
-        </w:rPr>
-        <w:t>L</w:t>
-      </w:r>
-      <w:r>
-        <w:rPr>
-          <w:rFonts w:hint="eastAsia"/>
-          <w:color w:val="494949"/>
-          <w:sz w:val="24"/>
-          <w:szCs w:val="24"/>
-        </w:rPr>
-        <w:t>inux</w:t>
-      </w:r>
-      <w:r>
-        <w:rPr>
-          <w:rFonts w:hint="eastAsia"/>
-          <w:color w:val="494949"/>
-          <w:sz w:val="24"/>
-          <w:szCs w:val="24"/>
-        </w:rPr>
-        <w:t>应用开发</w:t>
-      </w:r>
-      <w:r>
-        <w:rPr>
-          <w:color w:val="494949"/>
-          <w:sz w:val="24"/>
-          <w:szCs w:val="24"/>
-        </w:rPr>
-        <w:t>、网络通信等全链路技术栈，都有</w:t>
-      </w:r>
-      <w:r>
-        <w:rPr>
-          <w:color w:val="FF0000"/>
-          <w:sz w:val="24"/>
-          <w:szCs w:val="24"/>
-        </w:rPr>
-        <w:t>全面且深入的实践</w:t>
-      </w:r>
-      <w:r>
-        <w:rPr>
-          <w:color w:val="494949"/>
-          <w:sz w:val="24"/>
-          <w:szCs w:val="24"/>
-        </w:rPr>
-        <w:t>。</w:t>
-      </w:r>
-    </w:p>
-    <w:p>
-      <w:pPr>
-        <w:pStyle w:val="a9"/>
-      </w:pPr>
-      <w:r>
-        <w:rPr>
-          <w:color w:val="494949"/>
-          <w:sz w:val="24"/>
-          <w:szCs w:val="24"/>
-        </w:rPr>
-        <w:t> </w:t>
-      </w:r>
-    </w:p>
-    <w:p>
-      <w:pPr>
-        <w:pStyle w:val="a9"/>
-      </w:pPr>
-      <w:r>
-        <w:rPr>
-          <w:b/>
-          <w:color w:val="494949"/>
-          <w:sz w:val="24"/>
-          <w:szCs w:val="24"/>
-        </w:rPr>
-        <w:t>第三，项目管理、带团队！</w:t>
-      </w:r>
-    </w:p>
-    <w:p>
-      <w:pPr>
-        <w:pStyle w:val="a9"/>
-      </w:pPr>
-      <w:r>
-        <w:rPr>
-          <w:color w:val="494949"/>
-          <w:sz w:val="24"/>
-          <w:szCs w:val="24"/>
-        </w:rPr>
-        <w:t>前司担任项目经理，负责项目全流程管控，包括开发、试制、量产</w:t>
-      </w:r>
-      <w:r>
-        <w:rPr>
-          <w:color w:val="FF0000"/>
-          <w:sz w:val="24"/>
-          <w:szCs w:val="24"/>
-        </w:rPr>
-        <w:t>各环节的进度与风险把控</w:t>
-      </w:r>
-      <w:r>
-        <w:rPr>
-          <w:color w:val="494949"/>
-          <w:sz w:val="24"/>
-          <w:szCs w:val="24"/>
-        </w:rPr>
-        <w:t>；现司作为软件团队</w:t>
-      </w:r>
-      <w:r>
-        <w:rPr>
-          <w:color w:val="494949"/>
-          <w:sz w:val="24"/>
-          <w:szCs w:val="24"/>
-        </w:rPr>
-        <w:t xml:space="preserve"> PL</w:t>
-      </w:r>
-      <w:r>
-        <w:rPr>
-          <w:color w:val="494949"/>
-          <w:sz w:val="24"/>
-          <w:szCs w:val="24"/>
-        </w:rPr>
-        <w:t>，统筹团队日常研发、跨团队协同（测试、平台、硬件、</w:t>
-      </w:r>
-      <w:r>
-        <w:rPr>
-          <w:color w:val="494949"/>
-          <w:sz w:val="24"/>
-          <w:szCs w:val="24"/>
-        </w:rPr>
-        <w:t xml:space="preserve">ODM </w:t>
-      </w:r>
-      <w:r>
-        <w:rPr>
-          <w:color w:val="494949"/>
-          <w:sz w:val="24"/>
-          <w:szCs w:val="24"/>
-        </w:rPr>
-        <w:t>等），积累了</w:t>
-      </w:r>
-      <w:r>
-        <w:rPr>
-          <w:color w:val="FF0000"/>
-          <w:sz w:val="24"/>
-          <w:szCs w:val="24"/>
-        </w:rPr>
-        <w:t>成熟的团队管理与跨部门协作能力</w:t>
-      </w:r>
-      <w:r>
-        <w:rPr>
-          <w:color w:val="494949"/>
-          <w:sz w:val="24"/>
-          <w:szCs w:val="24"/>
-        </w:rPr>
-        <w:t>。</w:t>
-      </w:r>
-    </w:p>
-    <w:p>
-      <w:pPr>
-        <w:pStyle w:val="a9"/>
-      </w:pPr>
-      <w:r>
-        <w:rPr>
-          <w:color w:val="494949"/>
-          <w:sz w:val="24"/>
-          <w:szCs w:val="24"/>
-        </w:rPr>
-        <w:t> </w:t>
-      </w:r>
-    </w:p>
-    <w:p>
-      <w:pPr>
-        <w:pStyle w:val="a9"/>
-        <w:rPr>
-          <w:rFonts w:hint="eastAsia"/>
-        </w:rPr>
-      </w:pPr>
-      <w:r>
-        <w:rPr>
-          <w:color w:val="494949"/>
-          <w:sz w:val="24"/>
-          <w:szCs w:val="24"/>
-        </w:rPr>
-        <w:lastRenderedPageBreak/>
-        <w:t>在专业提升上，我也持续跟进行业前沿，工作之余深度研究嵌入式</w:t>
-      </w:r>
-      <w:r>
-        <w:rPr>
-          <w:color w:val="494949"/>
-          <w:sz w:val="24"/>
-          <w:szCs w:val="24"/>
-        </w:rPr>
-        <w:t xml:space="preserve"> AI </w:t>
-      </w:r>
-      <w:r>
-        <w:rPr>
-          <w:color w:val="494949"/>
-          <w:sz w:val="24"/>
-          <w:szCs w:val="24"/>
-        </w:rPr>
-        <w:t>落地，目前正在预研</w:t>
-      </w:r>
-      <w:r>
-        <w:rPr>
-          <w:color w:val="494949"/>
-          <w:sz w:val="24"/>
-          <w:szCs w:val="24"/>
-        </w:rPr>
-        <w:t xml:space="preserve"> TensorFlow Lite Micro </w:t>
-      </w:r>
-      <w:r>
-        <w:rPr>
-          <w:color w:val="494949"/>
-          <w:sz w:val="24"/>
-          <w:szCs w:val="24"/>
-        </w:rPr>
-        <w:t>等轻量级</w:t>
-      </w:r>
-      <w:r>
-        <w:rPr>
-          <w:color w:val="494949"/>
-          <w:sz w:val="24"/>
-          <w:szCs w:val="24"/>
-        </w:rPr>
-        <w:t xml:space="preserve"> AI </w:t>
-      </w:r>
-      <w:r>
-        <w:rPr>
-          <w:color w:val="494949"/>
-          <w:sz w:val="24"/>
-          <w:szCs w:val="24"/>
-        </w:rPr>
-        <w:t>模型，在嵌入式平台的部署、量化、裁剪等关键环节，已经有完整的实践思路。</w:t>
-      </w:r>
-      <w:r>
-        <w:rPr>
-          <w:rFonts w:hint="eastAsia"/>
-          <w:color w:val="494949"/>
-          <w:sz w:val="24"/>
-          <w:szCs w:val="24"/>
-        </w:rPr>
-        <w:t>同时正在积极探索和拥抱</w:t>
-      </w:r>
-      <w:r>
-        <w:rPr>
-          <w:rFonts w:hint="eastAsia"/>
-          <w:color w:val="494949"/>
-          <w:sz w:val="24"/>
-          <w:szCs w:val="24"/>
-        </w:rPr>
-        <w:t>A</w:t>
-      </w:r>
-      <w:r>
-        <w:rPr>
-          <w:color w:val="494949"/>
-          <w:sz w:val="24"/>
-          <w:szCs w:val="24"/>
-        </w:rPr>
-        <w:t>I</w:t>
-      </w:r>
-      <w:r>
-        <w:rPr>
-          <w:rFonts w:hint="eastAsia"/>
-          <w:color w:val="494949"/>
-          <w:sz w:val="24"/>
-          <w:szCs w:val="24"/>
-        </w:rPr>
-        <w:t>辅助编程，</w:t>
-      </w:r>
-    </w:p>
-    <w:p>
-      <w:pPr>
-        <w:pStyle w:val="a9"/>
-      </w:pPr>
-      <w:r>
-        <w:rPr>
-          <w:color w:val="333333"/>
-          <w:sz w:val="24"/>
-          <w:szCs w:val="24"/>
-        </w:rPr>
-        <w:t> </w:t>
-      </w:r>
-    </w:p>
-    <w:p>
-      <w:pPr>
-        <w:pStyle w:val="a9"/>
-      </w:pPr>
-      <w:r>
-        <w:rPr>
-          <w:color w:val="494949"/>
-          <w:sz w:val="24"/>
-          <w:szCs w:val="24"/>
-        </w:rPr>
-        <w:t>以我目前了解到贵公司的岗位要求与我过往的核心技术栈、工程经验高度匹配。我相信自己扎实的底层功底、系统级问题解决能力，能够快速融入团队，为公司产品研发落地创造价值。</w:t>
-      </w:r>
-    </w:p>
-    <w:p>
-      <w:pPr>
-        <w:pStyle w:val="a9"/>
-      </w:pPr>
-      <w:r>
-        <w:rPr>
-          <w:color w:val="494949"/>
-          <w:sz w:val="24"/>
-          <w:szCs w:val="24"/>
-        </w:rPr>
-        <w:t>以上就是我的简单介绍。谢谢！</w:t>
-      </w:r>
-      <w:r>
-        <w:rPr>
-          <w:color w:val="494949"/>
-          <w:sz w:val="24"/>
-          <w:szCs w:val="24"/>
-        </w:rPr>
-        <w:t>”</w:t>
+          <w:sz w:val="18"/>
+          <w:szCs w:val="18"/>
+        </w:rPr>
+        <w:t>以上就是我的简单介绍。谢谢！”</w:t>
       </w:r>
     </w:p>
     <w:p>
       <w:pPr>
         <w:pStyle w:val="a9"/>
         <w:spacing w:line="276" w:lineRule="auto"/>
-      </w:pPr>
-      <w:r>
-        <w:rPr>
+        <w:rPr>
+          <w:rFonts w:ascii="宋体" w:eastAsia="宋体" w:hAnsi="宋体"/>
+          <w:sz w:val="18"/>
+          <w:szCs w:val="18"/>
+        </w:rPr>
+      </w:pPr>
+      <w:r>
+        <w:rPr>
+          <w:rFonts w:ascii="宋体" w:eastAsia="宋体" w:hAnsi="宋体"/>
           <w:color w:val="333333"/>
-          <w:sz w:val="24"/>
-          <w:szCs w:val="24"/>
+          <w:sz w:val="18"/>
+          <w:szCs w:val="18"/>
         </w:rPr>
         <w:t> </w:t>
       </w:r>
@@ -812,10 +736,18 @@
       <w:pPr>
         <w:pStyle w:val="1"/>
         <w:spacing w:line="360" w:lineRule="auto"/>
-      </w:pPr>
-      <w:r>
-        <w:rPr>
+        <w:rPr>
+          <w:rFonts w:ascii="宋体" w:eastAsia="宋体" w:hAnsi="宋体"/>
+          <w:sz w:val="18"/>
+          <w:szCs w:val="18"/>
+        </w:rPr>
+      </w:pPr>
+      <w:r>
+        <w:rPr>
+          <w:rFonts w:ascii="宋体" w:eastAsia="宋体" w:hAnsi="宋体"/>
           <w:color w:val="1A1A1A"/>
+          <w:sz w:val="18"/>
+          <w:szCs w:val="18"/>
         </w:rPr>
         <w:t>未来规划</w:t>
       </w:r>
@@ -823,154 +755,75 @@
     <w:p>
       <w:pPr>
         <w:pStyle w:val="a9"/>
-      </w:pPr>
-      <w:r>
-        <w:rPr>
+        <w:rPr>
+          <w:rFonts w:ascii="宋体" w:eastAsia="宋体" w:hAnsi="宋体"/>
+          <w:sz w:val="18"/>
+          <w:szCs w:val="18"/>
+        </w:rPr>
+      </w:pPr>
+      <w:r>
+        <w:rPr>
+          <w:rFonts w:ascii="宋体" w:eastAsia="宋体" w:hAnsi="宋体"/>
           <w:color w:val="333333"/>
-          <w:sz w:val="24"/>
-          <w:szCs w:val="24"/>
-        </w:rPr>
-        <w:t>我未来</w:t>
-      </w:r>
-      <w:r>
-        <w:rPr>
-          <w:color w:val="333333"/>
-          <w:sz w:val="24"/>
-          <w:szCs w:val="24"/>
-        </w:rPr>
-        <w:t>3-5</w:t>
-      </w:r>
-      <w:r>
-        <w:rPr>
-          <w:color w:val="333333"/>
-          <w:sz w:val="24"/>
-          <w:szCs w:val="24"/>
-        </w:rPr>
-        <w:t>年的核心规划，就是深耕「嵌入式底层</w:t>
-      </w:r>
-      <w:r>
-        <w:rPr>
-          <w:color w:val="333333"/>
-          <w:sz w:val="24"/>
-          <w:szCs w:val="24"/>
-        </w:rPr>
-        <w:t>+</w:t>
-      </w:r>
-      <w:r>
-        <w:rPr>
-          <w:color w:val="333333"/>
-          <w:sz w:val="24"/>
-          <w:szCs w:val="24"/>
-        </w:rPr>
-        <w:t>国产自研算力芯片」这条赛道，长期稳定地走下去。</w:t>
+          <w:sz w:val="18"/>
+          <w:szCs w:val="18"/>
+        </w:rPr>
+        <w:t>我未来3-5年的核心规划，就是深耕「嵌入式底层+国产自研算力芯片」这条赛道，长期稳定地走下去。</w:t>
       </w:r>
     </w:p>
     <w:p>
       <w:pPr>
         <w:pStyle w:val="a9"/>
-      </w:pPr>
-      <w:r>
-        <w:rPr>
+        <w:rPr>
+          <w:rFonts w:ascii="宋体" w:eastAsia="宋体" w:hAnsi="宋体"/>
+          <w:sz w:val="18"/>
+          <w:szCs w:val="18"/>
+        </w:rPr>
+      </w:pPr>
+      <w:r>
+        <w:rPr>
+          <w:rFonts w:ascii="宋体" w:eastAsia="宋体" w:hAnsi="宋体"/>
           <w:b/>
           <w:color w:val="333333"/>
-          <w:sz w:val="24"/>
-          <w:szCs w:val="24"/>
+          <w:sz w:val="18"/>
+          <w:szCs w:val="18"/>
         </w:rPr>
         <w:t>短期来看</w:t>
       </w:r>
       <w:r>
         <w:rPr>
+          <w:rFonts w:ascii="宋体" w:eastAsia="宋体" w:hAnsi="宋体"/>
           <w:color w:val="333333"/>
-          <w:sz w:val="24"/>
-          <w:szCs w:val="24"/>
-        </w:rPr>
-        <w:t>，我希望能快速吃透</w:t>
-      </w:r>
-      <w:r>
-        <w:rPr>
-          <w:color w:val="333333"/>
-          <w:sz w:val="24"/>
-          <w:szCs w:val="24"/>
-        </w:rPr>
-        <w:t>MaPU</w:t>
-      </w:r>
-      <w:r>
-        <w:rPr>
-          <w:color w:val="333333"/>
-          <w:sz w:val="24"/>
-          <w:szCs w:val="24"/>
-        </w:rPr>
-        <w:t>架构的核心逻辑，把我</w:t>
-      </w:r>
-      <w:r>
-        <w:rPr>
-          <w:color w:val="333333"/>
-          <w:sz w:val="24"/>
-          <w:szCs w:val="24"/>
-        </w:rPr>
-        <w:t>8</w:t>
-      </w:r>
-      <w:r>
-        <w:rPr>
-          <w:color w:val="333333"/>
-          <w:sz w:val="24"/>
-          <w:szCs w:val="24"/>
-        </w:rPr>
-        <w:t>年积累的异构多核开发、</w:t>
-      </w:r>
-      <w:r>
-        <w:rPr>
-          <w:color w:val="333333"/>
-          <w:sz w:val="24"/>
-          <w:szCs w:val="24"/>
-        </w:rPr>
-        <w:t>DSP</w:t>
-      </w:r>
-      <w:r>
-        <w:rPr>
-          <w:color w:val="333333"/>
-          <w:sz w:val="24"/>
-          <w:szCs w:val="24"/>
-        </w:rPr>
-        <w:t>算法优化、系统稳定性保障的工程经验，快速复用在岗位工作中，</w:t>
-      </w:r>
-      <w:r>
-        <w:rPr>
-          <w:color w:val="333333"/>
-          <w:sz w:val="24"/>
-          <w:szCs w:val="24"/>
-        </w:rPr>
-        <w:t>3</w:t>
-      </w:r>
-      <w:r>
-        <w:rPr>
-          <w:color w:val="333333"/>
-          <w:sz w:val="24"/>
-          <w:szCs w:val="24"/>
-        </w:rPr>
-        <w:t>个月内就能独立负责核心模块的开发，成为团队里能扛事、能解决核心问题的骨干工程师；</w:t>
-      </w:r>
-    </w:p>
-    <w:p>
-      <w:pPr>
-        <w:rPr>
-          <w:rFonts w:hint="eastAsia"/>
-        </w:rPr>
-      </w:pPr>
-      <w:r>
-        <w:rPr>
+          <w:sz w:val="18"/>
+          <w:szCs w:val="18"/>
+        </w:rPr>
+        <w:t>，我希望能快速吃透MaPU架构的核心逻辑，把我8年积累的异构多核开发、DSP算法优化、系统稳定性保障的工程经验，快速复用在岗位工作中，3个月内就能独立负责核心模块的开发，成为团队里能扛事、能解决核心问题的骨干工程师；</w:t>
+      </w:r>
+    </w:p>
+    <w:p>
+      <w:pPr>
+        <w:rPr>
+          <w:rFonts w:ascii="宋体" w:eastAsia="宋体" w:hAnsi="宋体"/>
+          <w:sz w:val="18"/>
+          <w:szCs w:val="18"/>
+        </w:rPr>
+      </w:pPr>
+      <w:r>
+        <w:rPr>
+          <w:rFonts w:ascii="宋体" w:eastAsia="宋体" w:hAnsi="宋体"/>
           <w:b/>
           <w:color w:val="333333"/>
-          <w:sz w:val="24"/>
-          <w:szCs w:val="24"/>
+          <w:sz w:val="18"/>
+          <w:szCs w:val="18"/>
         </w:rPr>
         <w:t>长期来看</w:t>
       </w:r>
       <w:r>
         <w:rPr>
+          <w:rFonts w:ascii="宋体" w:eastAsia="宋体" w:hAnsi="宋体"/>
           <w:color w:val="333333"/>
-          <w:sz w:val="24"/>
-          <w:szCs w:val="24"/>
+          <w:sz w:val="18"/>
+          <w:szCs w:val="18"/>
         </w:rPr>
         <w:t>，我希望能跟着公司和团队一起成长，持续深耕算法移植优化、多核并行计算、嵌入式AI落地这些方向，深度参与到国产自主可控算力的研发中，不仅做好技术开发，也能在团队里承担更多的技术攻坚、带教新人的工作，和公司一起实现技术突破。</w:t>
       </w:r>
@@ -983,6 +836,7 @@
         <w:rPr>
           <w:rFonts w:hint="eastAsia"/>
         </w:rPr>
+        <w:lastRenderedPageBreak/>
         <w:t>R</w:t>
       </w:r>
       <w:r>
@@ -1012,7 +866,6 @@
         <w:rPr>
           <w:rFonts w:hint="eastAsia"/>
         </w:rPr>
-        <w:lastRenderedPageBreak/>
         <w:t>1、</w:t>
       </w:r>
       <w:r>
@@ -2331,22 +2184,32 @@
           <w:sz w:val="24"/>
           <w:szCs w:val="24"/>
         </w:rPr>
-        <w:t>模式下依然能正常运行。而且它的中断直接连接到</w:t>
+        <w:t>模式下依然能正常运行。</w:t>
       </w:r>
       <w:r>
         <w:rPr>
           <w:rFonts w:ascii="ui-sans-serif" w:eastAsia="宋体" w:hAnsi="ui-sans-serif" w:cs="宋体"/>
-          <w:color w:val="000000"/>
+          <w:color w:val="FF0000"/>
           <w:kern w:val="0"/>
           <w:sz w:val="24"/>
           <w:szCs w:val="24"/>
         </w:rPr>
+        <w:t>而且它的中断直接连接到</w:t>
+      </w:r>
+      <w:r>
+        <w:rPr>
+          <w:rFonts w:ascii="ui-sans-serif" w:eastAsia="宋体" w:hAnsi="ui-sans-serif" w:cs="宋体"/>
+          <w:color w:val="FF0000"/>
+          <w:kern w:val="0"/>
+          <w:sz w:val="24"/>
+          <w:szCs w:val="24"/>
+        </w:rPr>
         <w:t xml:space="preserve"> EXTI </w:t>
       </w:r>
       <w:r>
         <w:rPr>
           <w:rFonts w:ascii="ui-sans-serif" w:eastAsia="宋体" w:hAnsi="ui-sans-serif" w:cs="宋体"/>
-          <w:color w:val="000000"/>
+          <w:color w:val="FF0000"/>
           <w:kern w:val="0"/>
           <w:sz w:val="24"/>
           <w:szCs w:val="24"/>
@@ -2356,7 +2219,7 @@
       <w:r>
         <w:rPr>
           <w:rFonts w:ascii="ui-sans-serif" w:eastAsia="宋体" w:hAnsi="ui-sans-serif" w:cs="宋体"/>
-          <w:color w:val="000000"/>
+          <w:color w:val="FF0000"/>
           <w:kern w:val="0"/>
           <w:sz w:val="24"/>
           <w:szCs w:val="24"/>
@@ -2366,32 +2229,79 @@
       <w:r>
         <w:rPr>
           <w:rFonts w:ascii="ui-sans-serif" w:eastAsia="宋体" w:hAnsi="ui-sans-serif" w:cs="宋体"/>
-          <w:color w:val="000000"/>
+          <w:color w:val="FF0000"/>
           <w:kern w:val="0"/>
           <w:sz w:val="24"/>
           <w:szCs w:val="24"/>
         </w:rPr>
-        <w:t>，能直接触发</w:t>
+        <w:t>，</w:t>
       </w:r>
       <w:r>
         <w:rPr>
           <w:rFonts w:ascii="ui-sans-serif" w:eastAsia="宋体" w:hAnsi="ui-sans-serif" w:cs="宋体"/>
-          <w:color w:val="000000"/>
+          <w:color w:val="FF0000"/>
           <w:kern w:val="0"/>
           <w:sz w:val="24"/>
           <w:szCs w:val="24"/>
         </w:rPr>
+        <w:lastRenderedPageBreak/>
+        <w:t>能直接触发</w:t>
+      </w:r>
+      <w:r>
+        <w:rPr>
+          <w:rFonts w:ascii="ui-sans-serif" w:eastAsia="宋体" w:hAnsi="ui-sans-serif" w:cs="宋体"/>
+          <w:color w:val="FF0000"/>
+          <w:kern w:val="0"/>
+          <w:sz w:val="24"/>
+          <w:szCs w:val="24"/>
+        </w:rPr>
         <w:t xml:space="preserve"> CPU </w:t>
       </w:r>
       <w:r>
         <w:rPr>
           <w:rFonts w:ascii="ui-sans-serif" w:eastAsia="宋体" w:hAnsi="ui-sans-serif" w:cs="宋体"/>
-          <w:color w:val="000000"/>
+          <w:color w:val="FF0000"/>
           <w:kern w:val="0"/>
           <w:sz w:val="24"/>
           <w:szCs w:val="24"/>
         </w:rPr>
-        <w:t>上电。</w:t>
+        <w:t>上电</w:t>
+      </w:r>
+      <w:r>
+        <w:rPr>
+          <w:rFonts w:ascii="ui-sans-serif" w:eastAsia="宋体" w:hAnsi="ui-sans-serif" w:cs="宋体"/>
+          <w:color w:val="000000"/>
+          <w:kern w:val="0"/>
+          <w:sz w:val="24"/>
+          <w:szCs w:val="24"/>
+        </w:rPr>
+        <w:t>。</w:t>
+      </w:r>
+      <w:r>
+        <w:rPr>
+          <w:rFonts w:ascii="ui-sans-serif" w:eastAsia="宋体" w:hAnsi="ui-sans-serif" w:cs="宋体" w:hint="eastAsia"/>
+          <w:color w:val="000000"/>
+          <w:kern w:val="0"/>
+          <w:sz w:val="24"/>
+          <w:szCs w:val="24"/>
+        </w:rPr>
+        <w:t>（</w:t>
+      </w:r>
+      <w:r>
+        <w:rPr>
+          <w:color w:val="FF0000"/>
+        </w:rPr>
+        <w:t>低功耗外设产生事件 → EXTI异步边沿检测器 → PWR电源管理单元 → 给CPU上电</w:t>
+      </w:r>
+      <w:r>
+        <w:rPr>
+          <w:rFonts w:ascii="ui-sans-serif" w:eastAsia="宋体" w:hAnsi="ui-sans-serif" w:cs="宋体" w:hint="eastAsia"/>
+          <w:color w:val="000000"/>
+          <w:kern w:val="0"/>
+          <w:sz w:val="24"/>
+          <w:szCs w:val="24"/>
+        </w:rPr>
+        <w:t>）</w:t>
       </w:r>
     </w:p>
     <w:p>
@@ -2499,7 +2409,6 @@
           <w:sz w:val="24"/>
           <w:szCs w:val="24"/>
         </w:rPr>
-        <w:lastRenderedPageBreak/>
         <w:t>我在自研</w:t>
       </w:r>
       <w:r>
@@ -3210,35 +3119,49 @@
           <w:rFonts w:ascii="ui-sans-serif" w:hAnsi="ui-sans-serif"/>
           <w:color w:val="000000"/>
         </w:rPr>
-        <w:t>。全程用整数运算，不需要</w:t>
-      </w:r>
-      <w:r>
-        <w:rPr>
-          <w:rFonts w:ascii="ui-sans-serif" w:hAnsi="ui-sans-serif"/>
-          <w:color w:val="000000"/>
+        <w:t>。</w:t>
+      </w:r>
+      <w:r>
+        <w:rPr>
+          <w:rFonts w:ascii="ui-sans-serif" w:hAnsi="ui-sans-serif"/>
+          <w:color w:val="FF0000"/>
+        </w:rPr>
+        <w:t>全程用整数运算，不需要</w:t>
+      </w:r>
+      <w:r>
+        <w:rPr>
+          <w:rFonts w:ascii="ui-sans-serif" w:hAnsi="ui-sans-serif"/>
+          <w:color w:val="FF0000"/>
         </w:rPr>
         <w:t xml:space="preserve"> FPU</w:t>
       </w:r>
       <w:r>
         <w:rPr>
           <w:rFonts w:ascii="ui-sans-serif" w:hAnsi="ui-sans-serif"/>
-          <w:color w:val="000000"/>
+          <w:color w:val="FF0000"/>
         </w:rPr>
         <w:t>，适合</w:t>
       </w:r>
       <w:r>
         <w:rPr>
           <w:rFonts w:ascii="ui-sans-serif" w:hAnsi="ui-sans-serif"/>
-          <w:color w:val="000000"/>
+          <w:color w:val="FF0000"/>
         </w:rPr>
         <w:t xml:space="preserve"> MCU </w:t>
       </w:r>
       <w:r>
         <w:rPr>
           <w:rFonts w:ascii="ui-sans-serif" w:hAnsi="ui-sans-serif"/>
-          <w:color w:val="000000"/>
-        </w:rPr>
-        <w:t>的性能特点。</w:t>
+          <w:color w:val="FF0000"/>
+        </w:rPr>
+        <w:t>的性能特点</w:t>
+      </w:r>
+      <w:r>
+        <w:rPr>
+          <w:rFonts w:ascii="ui-sans-serif" w:hAnsi="ui-sans-serif"/>
+          <w:color w:val="000000"/>
+        </w:rPr>
+        <w:t>。</w:t>
       </w:r>
     </w:p>
     <w:p>
@@ -3576,6 +3499,7 @@
           <w:sz w:val="24"/>
           <w:szCs w:val="24"/>
         </w:rPr>
+        <w:lastRenderedPageBreak/>
         <w:t>解决方法：在计算休眠时间时，减去一个固定的唤醒延迟补偿值（比如</w:t>
       </w:r>
       <w:r>
@@ -3865,7 +3789,7 @@
         <w:jc w:val="left"/>
         <w:rPr>
           <w:rFonts w:ascii="ui-sans-serif" w:eastAsia="宋体" w:hAnsi="ui-sans-serif" w:cs="宋体" w:hint="eastAsia"/>
-          <w:color w:val="000000"/>
+          <w:color w:val="FF0000"/>
           <w:kern w:val="0"/>
           <w:sz w:val="24"/>
           <w:szCs w:val="24"/>
@@ -3874,18 +3798,17 @@
       <w:r>
         <w:rPr>
           <w:rFonts w:ascii="ui-sans-serif" w:eastAsia="宋体" w:hAnsi="ui-sans-serif" w:cs="宋体"/>
-          <w:color w:val="000000"/>
+          <w:color w:val="FF0000"/>
           <w:kern w:val="0"/>
           <w:sz w:val="24"/>
           <w:szCs w:val="24"/>
         </w:rPr>
-        <w:lastRenderedPageBreak/>
         <w:t>每</w:t>
       </w:r>
       <w:r>
         <w:rPr>
           <w:rFonts w:ascii="ui-sans-serif" w:eastAsia="宋体" w:hAnsi="ui-sans-serif" w:cs="宋体"/>
-          <w:color w:val="000000"/>
+          <w:color w:val="FF0000"/>
           <w:kern w:val="0"/>
           <w:sz w:val="24"/>
           <w:szCs w:val="24"/>
@@ -3895,7 +3818,7 @@
       <w:r>
         <w:rPr>
           <w:rFonts w:ascii="ui-sans-serif" w:eastAsia="宋体" w:hAnsi="ui-sans-serif" w:cs="宋体"/>
-          <w:color w:val="000000"/>
+          <w:color w:val="FF0000"/>
           <w:kern w:val="0"/>
           <w:sz w:val="24"/>
           <w:szCs w:val="24"/>
@@ -3905,7 +3828,7 @@
       <w:r>
         <w:rPr>
           <w:rFonts w:ascii="ui-sans-serif" w:eastAsia="宋体" w:hAnsi="ui-sans-serif" w:cs="宋体"/>
-          <w:color w:val="000000"/>
+          <w:color w:val="FF0000"/>
           <w:kern w:val="0"/>
           <w:sz w:val="24"/>
           <w:szCs w:val="24"/>
@@ -3915,7 +3838,7 @@
       <w:r>
         <w:rPr>
           <w:rFonts w:ascii="ui-sans-serif" w:eastAsia="宋体" w:hAnsi="ui-sans-serif" w:cs="宋体"/>
-          <w:color w:val="000000"/>
+          <w:color w:val="FF0000"/>
           <w:kern w:val="0"/>
           <w:sz w:val="24"/>
           <w:szCs w:val="24"/>
@@ -5312,6 +5235,7 @@
                 <w:sz w:val="24"/>
                 <w:szCs w:val="24"/>
               </w:rPr>
+              <w:lastRenderedPageBreak/>
               <w:t>待机模式</w:t>
             </w:r>
           </w:p>
@@ -5596,7 +5520,6 @@
           <w:sz w:val="24"/>
           <w:szCs w:val="24"/>
         </w:rPr>
-        <w:lastRenderedPageBreak/>
         <w:t>主电池拆卸后，独立的备用磷酸铁锂电池会给防盗模块供电，维持定位和通信</w:t>
       </w:r>
       <w:r>
@@ -6614,6 +6537,7 @@
           <w:bCs w:val="0"/>
           <w:color w:val="000000"/>
         </w:rPr>
+        <w:lastRenderedPageBreak/>
         <w:t xml:space="preserve">PCB </w:t>
       </w:r>
       <w:r>
@@ -6813,7 +6737,6 @@
           <w:bCs w:val="0"/>
           <w:color w:val="000000"/>
         </w:rPr>
-        <w:lastRenderedPageBreak/>
         <w:t>地理围栏自动唤醒</w:t>
       </w:r>
       <w:r>
@@ -7406,12 +7329,14 @@
         <w:rPr>
           <w:rFonts w:ascii="ui-sans-serif" w:hAnsi="ui-sans-serif" w:hint="eastAsia"/>
           <w:color w:val="000000"/>
-        </w:rPr>
-      </w:pPr>
-      <w:r>
-        <w:rPr>
-          <w:rFonts w:ascii="ui-sans-serif" w:hAnsi="ui-sans-serif"/>
-          <w:color w:val="000000"/>
+          <w:highlight w:val="yellow"/>
+        </w:rPr>
+      </w:pPr>
+      <w:r>
+        <w:rPr>
+          <w:rFonts w:ascii="ui-sans-serif" w:hAnsi="ui-sans-serif"/>
+          <w:color w:val="000000"/>
+          <w:highlight w:val="yellow"/>
         </w:rPr>
         <w:t>未来在端侧</w:t>
       </w:r>
@@ -7419,6 +7344,7 @@
         <w:rPr>
           <w:rFonts w:ascii="ui-sans-serif" w:hAnsi="ui-sans-serif"/>
           <w:color w:val="000000"/>
+          <w:highlight w:val="yellow"/>
         </w:rPr>
         <w:t xml:space="preserve"> AI </w:t>
       </w:r>
@@ -7426,6 +7352,7 @@
         <w:rPr>
           <w:rFonts w:ascii="ui-sans-serif" w:hAnsi="ui-sans-serif"/>
           <w:color w:val="000000"/>
+          <w:highlight w:val="yellow"/>
         </w:rPr>
         <w:t>方面，咱们有没有计划在</w:t>
       </w:r>
@@ -7433,6 +7360,7 @@
         <w:rPr>
           <w:rFonts w:ascii="ui-sans-serif" w:hAnsi="ui-sans-serif"/>
           <w:color w:val="000000"/>
+          <w:highlight w:val="yellow"/>
         </w:rPr>
         <w:t xml:space="preserve"> MCU </w:t>
       </w:r>
@@ -7440,6 +7368,7 @@
         <w:rPr>
           <w:rFonts w:ascii="ui-sans-serif" w:hAnsi="ui-sans-serif"/>
           <w:color w:val="000000"/>
+          <w:highlight w:val="yellow"/>
         </w:rPr>
         <w:t>上跑轻量级模型？低功耗方面有什么规划？</w:t>
       </w:r>
@@ -7546,6 +7475,7 @@
           <w:rFonts w:ascii="ui-sans-serif" w:hAnsi="ui-sans-serif"/>
           <w:color w:val="000000"/>
         </w:rPr>
+        <w:lastRenderedPageBreak/>
         <w:t>一定要重点突出你在</w:t>
       </w:r>
       <w:r>
@@ -7664,7 +7594,6 @@
           <w:bCs w:val="0"/>
           <w:color w:val="000000"/>
         </w:rPr>
-        <w:lastRenderedPageBreak/>
         <w:t>核心策略</w:t>
       </w:r>
       <w:r>
@@ -7796,12 +7725,19 @@
           <w:rFonts w:ascii="ui-sans-serif" w:hAnsi="ui-sans-serif"/>
           <w:color w:val="000000"/>
         </w:rPr>
-        <w:t xml:space="preserve"> CAN </w:t>
-      </w:r>
-      <w:r>
-        <w:rPr>
-          <w:rFonts w:ascii="ui-sans-serif" w:hAnsi="ui-sans-serif"/>
-          <w:color w:val="000000"/>
+        <w:t xml:space="preserve"> </w:t>
+      </w:r>
+      <w:r>
+        <w:rPr>
+          <w:rFonts w:ascii="ui-sans-serif" w:hAnsi="ui-sans-serif"/>
+          <w:color w:val="FF0000"/>
+        </w:rPr>
+        <w:t xml:space="preserve">CAN </w:t>
+      </w:r>
+      <w:r>
+        <w:rPr>
+          <w:rFonts w:ascii="ui-sans-serif" w:hAnsi="ui-sans-serif"/>
+          <w:color w:val="FF0000"/>
         </w:rPr>
         <w:t>总线主要用于</w:t>
       </w:r>
@@ -7811,72 +7747,79 @@
           <w:rFonts w:ascii="ui-sans-serif" w:hAnsi="ui-sans-serif"/>
           <w:b w:val="0"/>
           <w:bCs w:val="0"/>
-          <w:color w:val="000000"/>
+          <w:color w:val="FF0000"/>
         </w:rPr>
         <w:t>整车内部模块通信</w:t>
       </w:r>
       <w:r>
         <w:rPr>
           <w:rFonts w:ascii="ui-sans-serif" w:hAnsi="ui-sans-serif"/>
-          <w:color w:val="000000"/>
+          <w:color w:val="FF0000"/>
         </w:rPr>
         <w:t>（主控</w:t>
       </w:r>
       <w:r>
         <w:rPr>
           <w:rFonts w:ascii="ui-sans-serif" w:hAnsi="ui-sans-serif"/>
-          <w:color w:val="000000"/>
+          <w:color w:val="FF0000"/>
         </w:rPr>
         <w:t>↔</w:t>
       </w:r>
       <w:r>
         <w:rPr>
           <w:rFonts w:ascii="ui-sans-serif" w:hAnsi="ui-sans-serif"/>
-          <w:color w:val="000000"/>
+          <w:color w:val="FF0000"/>
         </w:rPr>
         <w:t>电机控制器</w:t>
       </w:r>
       <w:r>
         <w:rPr>
           <w:rFonts w:ascii="ui-sans-serif" w:hAnsi="ui-sans-serif"/>
-          <w:color w:val="000000"/>
+          <w:color w:val="FF0000"/>
         </w:rPr>
         <w:t xml:space="preserve">↔BMS </w:t>
       </w:r>
       <w:r>
         <w:rPr>
           <w:rFonts w:ascii="ui-sans-serif" w:hAnsi="ui-sans-serif"/>
-          <w:color w:val="000000"/>
+          <w:color w:val="FF0000"/>
         </w:rPr>
         <w:t>电池管理</w:t>
       </w:r>
       <w:r>
         <w:rPr>
           <w:rFonts w:ascii="ui-sans-serif" w:hAnsi="ui-sans-serif"/>
-          <w:color w:val="000000"/>
+          <w:color w:val="FF0000"/>
         </w:rPr>
         <w:t>↔</w:t>
       </w:r>
       <w:r>
         <w:rPr>
           <w:rFonts w:ascii="ui-sans-serif" w:hAnsi="ui-sans-serif"/>
-          <w:color w:val="000000"/>
+          <w:color w:val="FF0000"/>
         </w:rPr>
         <w:t>仪表</w:t>
       </w:r>
       <w:r>
         <w:rPr>
           <w:rFonts w:ascii="ui-sans-serif" w:hAnsi="ui-sans-serif"/>
-          <w:color w:val="000000"/>
+          <w:color w:val="FF0000"/>
         </w:rPr>
         <w:t>↔</w:t>
       </w:r>
       <w:r>
         <w:rPr>
           <w:rFonts w:ascii="ui-sans-serif" w:hAnsi="ui-sans-serif"/>
-          <w:color w:val="000000"/>
-        </w:rPr>
-        <w:t>灯光），所有问题都会极度偏向</w:t>
+          <w:color w:val="FF0000"/>
+        </w:rPr>
+        <w:t>灯光</w:t>
+      </w:r>
+      <w:r>
+        <w:rPr>
+          <w:rFonts w:ascii="ui-sans-serif" w:hAnsi="ui-sans-serif"/>
+          <w:color w:val="000000"/>
+        </w:rPr>
+        <w:t>），所有问题都会极度偏向</w:t>
       </w:r>
       <w:r>
         <w:rPr>
@@ -8107,7 +8050,7 @@
         <w:jc w:val="left"/>
         <w:rPr>
           <w:rFonts w:ascii="ui-sans-serif" w:hAnsi="ui-sans-serif" w:hint="eastAsia"/>
-          <w:color w:val="000000"/>
+          <w:color w:val="FF0000"/>
         </w:rPr>
       </w:pPr>
       <w:r>
@@ -8143,26 +8086,33 @@
           <w:rFonts w:ascii="ui-sans-serif" w:hAnsi="ui-sans-serif"/>
           <w:color w:val="000000"/>
         </w:rPr>
-        <w:t>，差分电压</w:t>
-      </w:r>
-      <w:r>
-        <w:rPr>
-          <w:rFonts w:ascii="ui-sans-serif" w:hAnsi="ui-sans-serif"/>
-          <w:color w:val="000000"/>
+        <w:t>，</w:t>
+      </w:r>
+      <w:r>
+        <w:rPr>
+          <w:rFonts w:ascii="ui-sans-serif" w:hAnsi="ui-sans-serif"/>
+          <w:color w:val="FF0000"/>
+        </w:rPr>
+        <w:t>差分电压</w:t>
+      </w:r>
+      <w:r>
+        <w:rPr>
+          <w:rFonts w:ascii="ui-sans-serif" w:hAnsi="ui-sans-serif"/>
+          <w:color w:val="FF0000"/>
         </w:rPr>
         <w:t xml:space="preserve"> 2V</w:t>
       </w:r>
       <w:r>
         <w:rPr>
           <w:rFonts w:ascii="ui-sans-serif" w:hAnsi="ui-sans-serif"/>
-          <w:color w:val="000000"/>
+          <w:color w:val="FF0000"/>
         </w:rPr>
         <w:t>，代表逻辑</w:t>
       </w:r>
       <w:r>
         <w:rPr>
           <w:rFonts w:ascii="ui-sans-serif" w:hAnsi="ui-sans-serif"/>
-          <w:color w:val="000000"/>
+          <w:color w:val="FF0000"/>
         </w:rPr>
         <w:t xml:space="preserve"> 0</w:t>
       </w:r>
@@ -8178,7 +8128,7 @@
         <w:jc w:val="left"/>
         <w:rPr>
           <w:rFonts w:ascii="ui-sans-serif" w:hAnsi="ui-sans-serif" w:hint="eastAsia"/>
-          <w:color w:val="000000"/>
+          <w:color w:val="FF0000"/>
         </w:rPr>
       </w:pPr>
       <w:r>
@@ -8214,26 +8164,33 @@
           <w:rFonts w:ascii="ui-sans-serif" w:hAnsi="ui-sans-serif"/>
           <w:color w:val="000000"/>
         </w:rPr>
-        <w:t>，差分电压</w:t>
-      </w:r>
-      <w:r>
-        <w:rPr>
-          <w:rFonts w:ascii="ui-sans-serif" w:hAnsi="ui-sans-serif"/>
-          <w:color w:val="000000"/>
+        <w:t>，</w:t>
+      </w:r>
+      <w:r>
+        <w:rPr>
+          <w:rFonts w:ascii="ui-sans-serif" w:hAnsi="ui-sans-serif"/>
+          <w:color w:val="FF0000"/>
+        </w:rPr>
+        <w:t>差分电压</w:t>
+      </w:r>
+      <w:r>
+        <w:rPr>
+          <w:rFonts w:ascii="ui-sans-serif" w:hAnsi="ui-sans-serif"/>
+          <w:color w:val="FF0000"/>
         </w:rPr>
         <w:t xml:space="preserve"> 0V</w:t>
       </w:r>
       <w:r>
         <w:rPr>
           <w:rFonts w:ascii="ui-sans-serif" w:hAnsi="ui-sans-serif"/>
-          <w:color w:val="000000"/>
+          <w:color w:val="FF0000"/>
         </w:rPr>
         <w:t>，代表逻辑</w:t>
       </w:r>
       <w:r>
         <w:rPr>
           <w:rFonts w:ascii="ui-sans-serif" w:hAnsi="ui-sans-serif"/>
-          <w:color w:val="000000"/>
+          <w:color w:val="FF0000"/>
         </w:rPr>
         <w:t xml:space="preserve"> 1</w:t>
       </w:r>
@@ -8249,27 +8206,27 @@
         <w:jc w:val="left"/>
         <w:rPr>
           <w:rFonts w:ascii="ui-sans-serif" w:hAnsi="ui-sans-serif" w:hint="eastAsia"/>
-          <w:color w:val="000000"/>
-        </w:rPr>
-      </w:pPr>
-      <w:r>
-        <w:rPr>
-          <w:rFonts w:ascii="ui-sans-serif" w:hAnsi="ui-sans-serif"/>
-          <w:color w:val="000000"/>
+          <w:color w:val="FF0000"/>
+        </w:rPr>
+      </w:pPr>
+      <w:r>
+        <w:rPr>
+          <w:rFonts w:ascii="ui-sans-serif" w:hAnsi="ui-sans-serif"/>
+          <w:color w:val="FF0000"/>
         </w:rPr>
         <w:t>总线两端必须接</w:t>
       </w:r>
       <w:r>
         <w:rPr>
           <w:rFonts w:ascii="ui-sans-serif" w:hAnsi="ui-sans-serif"/>
-          <w:color w:val="000000"/>
+          <w:color w:val="FF0000"/>
         </w:rPr>
         <w:t xml:space="preserve"> 120Ω </w:t>
       </w:r>
       <w:r>
         <w:rPr>
           <w:rFonts w:ascii="ui-sans-serif" w:hAnsi="ui-sans-serif"/>
-          <w:color w:val="000000"/>
+          <w:color w:val="FF0000"/>
         </w:rPr>
         <w:t>终端电阻，用于匹配阻抗，防止信号反射</w:t>
       </w:r>
@@ -8692,6 +8649,7 @@
           <w:sz w:val="24"/>
           <w:szCs w:val="24"/>
         </w:rPr>
+        <w:lastRenderedPageBreak/>
         <w:t xml:space="preserve">3. CAN </w:t>
       </w:r>
       <w:r>
@@ -8897,14 +8855,28 @@
           <w:rFonts w:ascii="ui-sans-serif" w:hAnsi="ui-sans-serif"/>
           <w:color w:val="000000"/>
         </w:rPr>
-        <w:t xml:space="preserve"> 99% </w:t>
-      </w:r>
-      <w:r>
-        <w:rPr>
-          <w:rFonts w:ascii="ui-sans-serif" w:hAnsi="ui-sans-serif"/>
-          <w:color w:val="000000"/>
-        </w:rPr>
-        <w:t>的场景只用数据帧，远程帧和过载帧几乎不用。</w:t>
+        <w:t xml:space="preserve"> </w:t>
+      </w:r>
+      <w:r>
+        <w:rPr>
+          <w:rFonts w:ascii="ui-sans-serif" w:hAnsi="ui-sans-serif"/>
+          <w:color w:val="FF0000"/>
+        </w:rPr>
+        <w:t xml:space="preserve">99% </w:t>
+      </w:r>
+      <w:r>
+        <w:rPr>
+          <w:rFonts w:ascii="ui-sans-serif" w:hAnsi="ui-sans-serif"/>
+          <w:color w:val="FF0000"/>
+        </w:rPr>
+        <w:t>的场景只用数据帧</w:t>
+      </w:r>
+      <w:r>
+        <w:rPr>
+          <w:rFonts w:ascii="ui-sans-serif" w:hAnsi="ui-sans-serif"/>
+          <w:color w:val="000000"/>
+        </w:rPr>
+        <w:t>，远程帧和过载帧几乎不用。</w:t>
       </w:r>
     </w:p>
     <w:p>
@@ -8929,7 +8901,6 @@
           <w:sz w:val="24"/>
           <w:szCs w:val="24"/>
         </w:rPr>
-        <w:lastRenderedPageBreak/>
         <w:t xml:space="preserve">4. CAN </w:t>
       </w:r>
       <w:r>
@@ -9487,7 +9458,7 @@
           <w:rFonts w:ascii="ui-sans-serif" w:hAnsi="ui-sans-serif"/>
           <w:b w:val="0"/>
           <w:bCs w:val="0"/>
-          <w:color w:val="000000"/>
+          <w:color w:val="FF0000"/>
         </w:rPr>
         <w:t>终端电阻问题</w:t>
       </w:r>
@@ -9674,45 +9645,55 @@
         <w:spacing w:line="360" w:lineRule="atLeast"/>
         <w:ind w:left="720"/>
         <w:rPr>
-          <w:rFonts w:ascii="ui-sans-serif" w:hAnsi="ui-sans-serif" w:hint="eastAsia"/>
-          <w:color w:val="000000"/>
-        </w:rPr>
-      </w:pPr>
-      <w:r>
-        <w:rPr>
-          <w:rFonts w:ascii="ui-sans-serif" w:hAnsi="ui-sans-serif"/>
-          <w:color w:val="000000"/>
+          <w:rFonts w:ascii="ui-sans-serif" w:hAnsi="ui-sans-serif"/>
+          <w:color w:val="FF0000"/>
+        </w:rPr>
+      </w:pPr>
+      <w:r>
+        <w:rPr>
+          <w:rFonts w:ascii="ui-sans-serif" w:hAnsi="ui-sans-serif"/>
+          <w:color w:val="FF0000"/>
         </w:rPr>
         <w:t>排查方法：先用示波器看</w:t>
       </w:r>
       <w:r>
         <w:rPr>
           <w:rFonts w:ascii="ui-sans-serif" w:hAnsi="ui-sans-serif"/>
-          <w:color w:val="000000"/>
+          <w:color w:val="FF0000"/>
         </w:rPr>
         <w:t xml:space="preserve"> CAN_H </w:t>
       </w:r>
       <w:r>
         <w:rPr>
           <w:rFonts w:ascii="ui-sans-serif" w:hAnsi="ui-sans-serif"/>
-          <w:color w:val="000000"/>
+          <w:color w:val="FF0000"/>
         </w:rPr>
         <w:t>和</w:t>
       </w:r>
       <w:r>
         <w:rPr>
           <w:rFonts w:ascii="ui-sans-serif" w:hAnsi="ui-sans-serif"/>
-          <w:color w:val="000000"/>
+          <w:color w:val="FF0000"/>
         </w:rPr>
         <w:t xml:space="preserve"> CAN_L </w:t>
       </w:r>
       <w:r>
         <w:rPr>
           <w:rFonts w:ascii="ui-sans-serif" w:hAnsi="ui-sans-serif"/>
-          <w:color w:val="000000"/>
+          <w:color w:val="FF0000"/>
         </w:rPr>
         <w:t>的波形，确认信号质量；然后看节点的错误计数器，定位是发送错误还是接收错误；最后逐步断开节点，找到故障节点。</w:t>
       </w:r>
+    </w:p>
+    <w:p>
+      <w:pPr>
+        <w:spacing w:line="360" w:lineRule="atLeast"/>
+        <w:ind w:left="720"/>
+        <w:rPr>
+          <w:rFonts w:ascii="ui-sans-serif" w:hAnsi="ui-sans-serif" w:hint="eastAsia"/>
+          <w:color w:val="000000"/>
+        </w:rPr>
+      </w:pPr>
     </w:p>
     <w:p>
       <w:pPr>
@@ -9816,6 +9797,7 @@
           <w:bCs w:val="0"/>
           <w:color w:val="000000"/>
         </w:rPr>
+        <w:lastRenderedPageBreak/>
         <w:t>你的回答要点</w:t>
       </w:r>
       <w:r>
@@ -10090,7 +10072,14 @@
           <w:rFonts w:ascii="ui-sans-serif" w:hAnsi="ui-sans-serif"/>
           <w:color w:val="000000"/>
         </w:rPr>
-        <w:t>，避免高优先级任务一直占用总线</w:t>
+        <w:t>，</w:t>
+      </w:r>
+      <w:r>
+        <w:rPr>
+          <w:rFonts w:ascii="ui-sans-serif" w:hAnsi="ui-sans-serif"/>
+          <w:color w:val="FF0000"/>
+        </w:rPr>
+        <w:t>避免高优先级任务一直占用总线</w:t>
       </w:r>
     </w:p>
     <w:p>
@@ -10110,10 +10099,16 @@
       <w:r>
         <w:rPr>
           <w:rFonts w:ascii="ui-sans-serif" w:hAnsi="ui-sans-serif"/>
-          <w:color w:val="000000"/>
-        </w:rPr>
-        <w:lastRenderedPageBreak/>
-        <w:t>实现重发机制，重要数据发送失败后自动重发</w:t>
+          <w:color w:val="FF0000"/>
+        </w:rPr>
+        <w:t>实现重发机制</w:t>
+      </w:r>
+      <w:r>
+        <w:rPr>
+          <w:rFonts w:ascii="ui-sans-serif" w:hAnsi="ui-sans-serif"/>
+          <w:color w:val="000000"/>
+        </w:rPr>
+        <w:t>，重要数据发送失败后自动重发</w:t>
       </w:r>
     </w:p>
     <w:p>
@@ -10133,9 +10128,16 @@
       <w:r>
         <w:rPr>
           <w:rFonts w:ascii="ui-sans-serif" w:hAnsi="ui-sans-serif"/>
-          <w:color w:val="000000"/>
-        </w:rPr>
-        <w:t>加入心跳机制，每个节点定期发送心跳包，检测节点是否在线</w:t>
+          <w:color w:val="FF0000"/>
+        </w:rPr>
+        <w:t>加入心跳机制</w:t>
+      </w:r>
+      <w:r>
+        <w:rPr>
+          <w:rFonts w:ascii="ui-sans-serif" w:hAnsi="ui-sans-serif"/>
+          <w:color w:val="000000"/>
+        </w:rPr>
+        <w:t>，每个节点定期发送心跳包，检测节点是否在线</w:t>
       </w:r>
     </w:p>
     <w:p>
@@ -10877,6 +10879,7 @@
           <w:sz w:val="24"/>
           <w:szCs w:val="24"/>
         </w:rPr>
+        <w:lastRenderedPageBreak/>
         <w:t>三、高层协议问题（必问，准备好标准回答）</w:t>
       </w:r>
     </w:p>
@@ -11045,30 +11048,37 @@
       <w:r>
         <w:rPr>
           <w:rFonts w:ascii="ui-sans-serif" w:hAnsi="ui-sans-serif"/>
-          <w:color w:val="000000"/>
+          <w:color w:val="FF0000"/>
         </w:rPr>
         <w:t xml:space="preserve"> CAN </w:t>
       </w:r>
       <w:r>
         <w:rPr>
           <w:rFonts w:ascii="ui-sans-serif" w:hAnsi="ui-sans-serif"/>
-          <w:color w:val="000000"/>
+          <w:color w:val="FF0000"/>
         </w:rPr>
         <w:t>数据帧的</w:t>
       </w:r>
       <w:r>
         <w:rPr>
           <w:rFonts w:ascii="ui-sans-serif" w:hAnsi="ui-sans-serif"/>
-          <w:color w:val="000000"/>
+          <w:color w:val="FF0000"/>
         </w:rPr>
         <w:t xml:space="preserve"> ID </w:t>
       </w:r>
       <w:r>
         <w:rPr>
           <w:rFonts w:ascii="ui-sans-serif" w:hAnsi="ui-sans-serif"/>
-          <w:color w:val="000000"/>
-        </w:rPr>
-        <w:t>和数据段做了标准化的定义，规定了哪个</w:t>
+          <w:color w:val="FF0000"/>
+        </w:rPr>
+        <w:t>和数据段做了标准化的定义</w:t>
+      </w:r>
+      <w:r>
+        <w:rPr>
+          <w:rFonts w:ascii="ui-sans-serif" w:hAnsi="ui-sans-serif"/>
+          <w:color w:val="000000"/>
+        </w:rPr>
+        <w:t>，规定了哪个</w:t>
       </w:r>
       <w:r>
         <w:rPr>
@@ -11177,7 +11187,6 @@
           <w:sz w:val="24"/>
           <w:szCs w:val="24"/>
         </w:rPr>
-        <w:lastRenderedPageBreak/>
         <w:t>四、九号专属问题（大概率会问）</w:t>
       </w:r>
     </w:p>
@@ -11334,7 +11343,22 @@
           <w:rFonts w:ascii="ui-sans-serif" w:hAnsi="ui-sans-serif"/>
           <w:color w:val="000000"/>
         </w:rPr>
-        <w:t>：车辆的刹车、电机控制等信号要求延迟小于</w:t>
+        <w:t>：车辆的刹车、电机控制等信号要求</w:t>
+      </w:r>
+      <w:r>
+        <w:rPr>
+          <w:rFonts w:ascii="ui-sans-serif" w:hAnsi="ui-sans-serif"/>
+          <w:color w:val="000000"/>
+          <w:highlight w:val="yellow"/>
+        </w:rPr>
+        <w:t>延迟</w:t>
+      </w:r>
+      <w:r>
+        <w:rPr>
+          <w:rFonts w:ascii="ui-sans-serif" w:hAnsi="ui-sans-serif"/>
+          <w:color w:val="000000"/>
+        </w:rPr>
+        <w:t>小于</w:t>
       </w:r>
       <w:r>
         <w:rPr>
@@ -11380,7 +11404,22 @@
           <w:rFonts w:ascii="ui-sans-serif" w:hAnsi="ui-sans-serif"/>
           <w:color w:val="000000"/>
         </w:rPr>
-        <w:t>：车辆在户外复杂环境下工作，要能承受高低温、振动、电磁干扰</w:t>
+        <w:t>：车辆在户外</w:t>
+      </w:r>
+      <w:r>
+        <w:rPr>
+          <w:rFonts w:ascii="ui-sans-serif" w:hAnsi="ui-sans-serif"/>
+          <w:color w:val="000000"/>
+          <w:highlight w:val="yellow"/>
+        </w:rPr>
+        <w:t>复杂环境</w:t>
+      </w:r>
+      <w:r>
+        <w:rPr>
+          <w:rFonts w:ascii="ui-sans-serif" w:hAnsi="ui-sans-serif"/>
+          <w:color w:val="000000"/>
+        </w:rPr>
+        <w:t>下工作，要能承受高低温、振动、电磁干扰</w:t>
       </w:r>
     </w:p>
     <w:p>
@@ -11404,8 +11443,19 @@
           <w:b w:val="0"/>
           <w:bCs w:val="0"/>
           <w:color w:val="000000"/>
-        </w:rPr>
-        <w:t>功耗要求更高</w:t>
+          <w:highlight w:val="yellow"/>
+        </w:rPr>
+        <w:t>功耗要求</w:t>
+      </w:r>
+      <w:r>
+        <w:rPr>
+          <w:rStyle w:val="a7"/>
+          <w:rFonts w:ascii="ui-sans-serif" w:hAnsi="ui-sans-serif"/>
+          <w:b w:val="0"/>
+          <w:bCs w:val="0"/>
+          <w:color w:val="000000"/>
+        </w:rPr>
+        <w:t>更高</w:t>
       </w:r>
       <w:r>
         <w:rPr>
@@ -11821,7 +11871,15 @@
           <w:rFonts w:ascii="ui-sans-serif" w:hAnsi="ui-sans-serif"/>
           <w:color w:val="000000"/>
         </w:rPr>
-        <w:t>的底层原理和实际开发非常熟悉，有百万级量产的经验。我相信我能快速上手任何高层协议，并且能帮团队解决总线设计、调试、量产中遇到的各种底层问题。</w:t>
+        <w:t>的底层原理和实际开发非常熟悉，有百万级</w:t>
+      </w:r>
+      <w:r>
+        <w:rPr>
+          <w:rFonts w:ascii="ui-sans-serif" w:hAnsi="ui-sans-serif"/>
+          <w:color w:val="000000"/>
+        </w:rPr>
+        <w:lastRenderedPageBreak/>
+        <w:t>量产的经验。我相信我能快速上手任何高层协议，并且能帮团队解决总线设计、调试、量产中遇到的各种底层问题。</w:t>
       </w:r>
     </w:p>
     <w:p>
@@ -12072,7 +12130,6 @@
           <w:rFonts w:ascii="ui-sans-serif" w:hAnsi="ui-sans-serif"/>
           <w:color w:val="000000"/>
         </w:rPr>
-        <w:lastRenderedPageBreak/>
         <w:t>c</w:t>
       </w:r>
     </w:p>
@@ -12688,6 +12745,7 @@
           <w:rFonts w:ascii="Consolas" w:hAnsi="Consolas"/>
           <w:color w:val="000000"/>
         </w:rPr>
+        <w:lastRenderedPageBreak/>
         <w:t xml:space="preserve">// </w:t>
       </w:r>
       <w:r>
@@ -12983,7 +13041,6 @@
           <w:rFonts w:ascii="ui-sans-serif" w:hAnsi="ui-sans-serif"/>
           <w:color w:val="000000"/>
         </w:rPr>
-        <w:lastRenderedPageBreak/>
         <w:t>c</w:t>
       </w:r>
     </w:p>
@@ -13506,6 +13563,7 @@
           <w:sz w:val="24"/>
           <w:szCs w:val="24"/>
         </w:rPr>
+        <w:lastRenderedPageBreak/>
         <w:t xml:space="preserve">3. </w:t>
       </w:r>
       <w:r>
@@ -13801,7 +13859,512 @@
           <w:rFonts w:ascii="Consolas" w:hAnsi="Consolas"/>
           <w:color w:val="000000"/>
         </w:rPr>
+        <w:t xml:space="preserve">// </w:t>
+      </w:r>
+      <w:r>
+        <w:rPr>
+          <w:rStyle w:val="HTML"/>
+          <w:rFonts w:ascii="Consolas" w:hAnsi="Consolas"/>
+          <w:color w:val="000000"/>
+        </w:rPr>
+        <w:t>初始化循环队列</w:t>
+      </w:r>
+    </w:p>
+    <w:p>
+      <w:pPr>
+        <w:pStyle w:val="HTML0"/>
+        <w:spacing w:line="360" w:lineRule="atLeast"/>
+        <w:rPr>
+          <w:rStyle w:val="HTML"/>
+          <w:rFonts w:ascii="Consolas" w:hAnsi="Consolas"/>
+          <w:color w:val="000000"/>
+        </w:rPr>
+      </w:pPr>
+      <w:r>
+        <w:rPr>
+          <w:rStyle w:val="HTML"/>
+          <w:rFonts w:ascii="Consolas" w:hAnsi="Consolas"/>
+          <w:color w:val="000000"/>
+        </w:rPr>
+        <w:t>void cb_init(CircularBuffer* cb, uint8_t* buffer, int size) {</w:t>
+      </w:r>
+    </w:p>
+    <w:p>
+      <w:pPr>
+        <w:pStyle w:val="HTML0"/>
+        <w:spacing w:line="360" w:lineRule="atLeast"/>
+        <w:rPr>
+          <w:rStyle w:val="HTML"/>
+          <w:rFonts w:ascii="Consolas" w:hAnsi="Consolas"/>
+          <w:color w:val="000000"/>
+        </w:rPr>
+      </w:pPr>
+      <w:r>
+        <w:rPr>
+          <w:rStyle w:val="HTML"/>
+          <w:rFonts w:ascii="Consolas" w:hAnsi="Consolas"/>
+          <w:color w:val="000000"/>
+        </w:rPr>
+        <w:t xml:space="preserve">    cb-&gt;buffer = buffer;</w:t>
+      </w:r>
+    </w:p>
+    <w:p>
+      <w:pPr>
+        <w:pStyle w:val="HTML0"/>
+        <w:spacing w:line="360" w:lineRule="atLeast"/>
+        <w:rPr>
+          <w:rStyle w:val="HTML"/>
+          <w:rFonts w:ascii="Consolas" w:hAnsi="Consolas"/>
+          <w:color w:val="000000"/>
+        </w:rPr>
+      </w:pPr>
+      <w:r>
+        <w:rPr>
+          <w:rStyle w:val="HTML"/>
+          <w:rFonts w:ascii="Consolas" w:hAnsi="Consolas"/>
+          <w:color w:val="000000"/>
+        </w:rPr>
+        <w:t xml:space="preserve">    cb-&gt;size = size;</w:t>
+      </w:r>
+    </w:p>
+    <w:p>
+      <w:pPr>
+        <w:pStyle w:val="HTML0"/>
+        <w:spacing w:line="360" w:lineRule="atLeast"/>
+        <w:rPr>
+          <w:rStyle w:val="HTML"/>
+          <w:rFonts w:ascii="Consolas" w:hAnsi="Consolas"/>
+          <w:color w:val="000000"/>
+        </w:rPr>
+      </w:pPr>
+      <w:r>
+        <w:rPr>
+          <w:rStyle w:val="HTML"/>
+          <w:rFonts w:ascii="Consolas" w:hAnsi="Consolas"/>
+          <w:color w:val="000000"/>
+        </w:rPr>
+        <w:t xml:space="preserve">    cb-&gt;head = 0;</w:t>
+      </w:r>
+    </w:p>
+    <w:p>
+      <w:pPr>
+        <w:pStyle w:val="HTML0"/>
+        <w:spacing w:line="360" w:lineRule="atLeast"/>
+        <w:rPr>
+          <w:rStyle w:val="HTML"/>
+          <w:rFonts w:ascii="Consolas" w:hAnsi="Consolas"/>
+          <w:color w:val="000000"/>
+        </w:rPr>
+      </w:pPr>
+      <w:r>
+        <w:rPr>
+          <w:rStyle w:val="HTML"/>
+          <w:rFonts w:ascii="Consolas" w:hAnsi="Consolas"/>
+          <w:color w:val="000000"/>
+        </w:rPr>
+        <w:t xml:space="preserve">    cb-&gt;tail = 0;</w:t>
+      </w:r>
+    </w:p>
+    <w:p>
+      <w:pPr>
+        <w:pStyle w:val="HTML0"/>
+        <w:spacing w:line="360" w:lineRule="atLeast"/>
+        <w:rPr>
+          <w:rStyle w:val="HTML"/>
+          <w:rFonts w:ascii="Consolas" w:hAnsi="Consolas"/>
+          <w:color w:val="000000"/>
+        </w:rPr>
+      </w:pPr>
+      <w:r>
+        <w:rPr>
+          <w:rStyle w:val="HTML"/>
+          <w:rFonts w:ascii="Consolas" w:hAnsi="Consolas"/>
+          <w:color w:val="000000"/>
+        </w:rPr>
+        <w:t xml:space="preserve">    cb-&gt;full = false;</w:t>
+      </w:r>
+    </w:p>
+    <w:p>
+      <w:pPr>
+        <w:pStyle w:val="HTML0"/>
+        <w:spacing w:line="360" w:lineRule="atLeast"/>
+        <w:rPr>
+          <w:rStyle w:val="HTML"/>
+          <w:rFonts w:ascii="Consolas" w:hAnsi="Consolas"/>
+          <w:color w:val="000000"/>
+        </w:rPr>
+      </w:pPr>
+      <w:r>
+        <w:rPr>
+          <w:rStyle w:val="HTML"/>
+          <w:rFonts w:ascii="Consolas" w:hAnsi="Consolas"/>
+          <w:color w:val="000000"/>
+        </w:rPr>
+        <w:t>}</w:t>
+      </w:r>
+    </w:p>
+    <w:p>
+      <w:pPr>
+        <w:pStyle w:val="HTML0"/>
+        <w:spacing w:line="360" w:lineRule="atLeast"/>
+        <w:rPr>
+          <w:rStyle w:val="HTML"/>
+          <w:rFonts w:ascii="Consolas" w:hAnsi="Consolas"/>
+          <w:color w:val="000000"/>
+        </w:rPr>
+      </w:pPr>
+    </w:p>
+    <w:p>
+      <w:pPr>
+        <w:pStyle w:val="HTML0"/>
+        <w:spacing w:line="360" w:lineRule="atLeast"/>
+        <w:rPr>
+          <w:rStyle w:val="HTML"/>
+          <w:rFonts w:ascii="Consolas" w:hAnsi="Consolas"/>
+          <w:color w:val="000000"/>
+        </w:rPr>
+      </w:pPr>
+      <w:r>
+        <w:rPr>
+          <w:rStyle w:val="HTML"/>
+          <w:rFonts w:ascii="Consolas" w:hAnsi="Consolas"/>
+          <w:color w:val="000000"/>
+        </w:rPr>
+        <w:t xml:space="preserve">// </w:t>
+      </w:r>
+      <w:r>
+        <w:rPr>
+          <w:rStyle w:val="HTML"/>
+          <w:rFonts w:ascii="Consolas" w:hAnsi="Consolas"/>
+          <w:color w:val="000000"/>
+        </w:rPr>
+        <w:t>判断队列是否为空</w:t>
+      </w:r>
+    </w:p>
+    <w:p>
+      <w:pPr>
+        <w:pStyle w:val="HTML0"/>
+        <w:spacing w:line="360" w:lineRule="atLeast"/>
+        <w:rPr>
+          <w:rStyle w:val="HTML"/>
+          <w:rFonts w:ascii="Consolas" w:hAnsi="Consolas"/>
+          <w:color w:val="000000"/>
+        </w:rPr>
+      </w:pPr>
+      <w:r>
+        <w:rPr>
+          <w:rStyle w:val="HTML"/>
+          <w:rFonts w:ascii="Consolas" w:hAnsi="Consolas"/>
+          <w:color w:val="000000"/>
+        </w:rPr>
+        <w:t>bool cb_is_empty(CircularBuffer* cb) {</w:t>
+      </w:r>
+    </w:p>
+    <w:p>
+      <w:pPr>
+        <w:pStyle w:val="HTML0"/>
+        <w:spacing w:line="360" w:lineRule="atLeast"/>
+        <w:rPr>
+          <w:rStyle w:val="HTML"/>
+          <w:rFonts w:ascii="Consolas" w:hAnsi="Consolas"/>
+          <w:color w:val="000000"/>
+        </w:rPr>
+      </w:pPr>
+      <w:r>
+        <w:rPr>
+          <w:rStyle w:val="HTML"/>
+          <w:rFonts w:ascii="Consolas" w:hAnsi="Consolas"/>
+          <w:color w:val="000000"/>
+        </w:rPr>
+        <w:t xml:space="preserve">    return (!cb-&gt;full &amp;&amp; (cb-&gt;head == cb-&gt;tail));</w:t>
+      </w:r>
+    </w:p>
+    <w:p>
+      <w:pPr>
+        <w:pStyle w:val="HTML0"/>
+        <w:spacing w:line="360" w:lineRule="atLeast"/>
+        <w:rPr>
+          <w:rStyle w:val="HTML"/>
+          <w:rFonts w:ascii="Consolas" w:hAnsi="Consolas"/>
+          <w:color w:val="000000"/>
+        </w:rPr>
+      </w:pPr>
+      <w:r>
+        <w:rPr>
+          <w:rStyle w:val="HTML"/>
+          <w:rFonts w:ascii="Consolas" w:hAnsi="Consolas"/>
+          <w:color w:val="000000"/>
+        </w:rPr>
+        <w:t>}</w:t>
+      </w:r>
+    </w:p>
+    <w:p>
+      <w:pPr>
+        <w:pStyle w:val="HTML0"/>
+        <w:spacing w:line="360" w:lineRule="atLeast"/>
+        <w:rPr>
+          <w:rStyle w:val="HTML"/>
+          <w:rFonts w:ascii="Consolas" w:hAnsi="Consolas"/>
+          <w:color w:val="000000"/>
+        </w:rPr>
+      </w:pPr>
+    </w:p>
+    <w:p>
+      <w:pPr>
+        <w:pStyle w:val="HTML0"/>
+        <w:spacing w:line="360" w:lineRule="atLeast"/>
+        <w:rPr>
+          <w:rStyle w:val="HTML"/>
+          <w:rFonts w:ascii="Consolas" w:hAnsi="Consolas"/>
+          <w:color w:val="000000"/>
+        </w:rPr>
+      </w:pPr>
+      <w:r>
+        <w:rPr>
+          <w:rStyle w:val="HTML"/>
+          <w:rFonts w:ascii="Consolas" w:hAnsi="Consolas"/>
+          <w:color w:val="000000"/>
+        </w:rPr>
+        <w:t xml:space="preserve">// </w:t>
+      </w:r>
+      <w:r>
+        <w:rPr>
+          <w:rStyle w:val="HTML"/>
+          <w:rFonts w:ascii="Consolas" w:hAnsi="Consolas"/>
+          <w:color w:val="000000"/>
+        </w:rPr>
+        <w:t>入队</w:t>
+      </w:r>
+    </w:p>
+    <w:p>
+      <w:pPr>
+        <w:pStyle w:val="HTML0"/>
+        <w:spacing w:line="360" w:lineRule="atLeast"/>
+        <w:rPr>
+          <w:rStyle w:val="HTML"/>
+          <w:rFonts w:ascii="Consolas" w:hAnsi="Consolas"/>
+          <w:color w:val="000000"/>
+        </w:rPr>
+      </w:pPr>
+      <w:r>
+        <w:rPr>
+          <w:rStyle w:val="HTML"/>
+          <w:rFonts w:ascii="Consolas" w:hAnsi="Consolas"/>
+          <w:color w:val="000000"/>
+        </w:rPr>
+        <w:t>int cb_put(CircularBuffer* cb, uint8_t data) {</w:t>
+      </w:r>
+    </w:p>
+    <w:p>
+      <w:pPr>
+        <w:pStyle w:val="HTML0"/>
+        <w:spacing w:line="360" w:lineRule="atLeast"/>
+        <w:rPr>
+          <w:rStyle w:val="HTML"/>
+          <w:rFonts w:ascii="Consolas" w:hAnsi="Consolas"/>
+          <w:color w:val="000000"/>
+        </w:rPr>
+      </w:pPr>
+      <w:r>
+        <w:rPr>
+          <w:rStyle w:val="HTML"/>
+          <w:rFonts w:ascii="Consolas" w:hAnsi="Consolas"/>
+          <w:color w:val="000000"/>
+        </w:rPr>
+        <w:t xml:space="preserve">    if (cb-&gt;full) return -1; // </w:t>
+      </w:r>
+      <w:r>
+        <w:rPr>
+          <w:rStyle w:val="HTML"/>
+          <w:rFonts w:ascii="Consolas" w:hAnsi="Consolas"/>
+          <w:color w:val="000000"/>
+        </w:rPr>
+        <w:t>队列已满</w:t>
+      </w:r>
+    </w:p>
+    <w:p>
+      <w:pPr>
+        <w:pStyle w:val="HTML0"/>
+        <w:spacing w:line="360" w:lineRule="atLeast"/>
+        <w:rPr>
+          <w:rStyle w:val="HTML"/>
+          <w:rFonts w:ascii="Consolas" w:hAnsi="Consolas"/>
+          <w:color w:val="000000"/>
+        </w:rPr>
+      </w:pPr>
+    </w:p>
+    <w:p>
+      <w:pPr>
+        <w:pStyle w:val="HTML0"/>
+        <w:spacing w:line="360" w:lineRule="atLeast"/>
+        <w:rPr>
+          <w:rStyle w:val="HTML"/>
+          <w:rFonts w:ascii="Consolas" w:hAnsi="Consolas"/>
+          <w:color w:val="000000"/>
+        </w:rPr>
+      </w:pPr>
+      <w:r>
+        <w:rPr>
+          <w:rStyle w:val="HTML"/>
+          <w:rFonts w:ascii="Consolas" w:hAnsi="Consolas"/>
+          <w:color w:val="000000"/>
+        </w:rPr>
+        <w:t xml:space="preserve">    cb-&gt;buffer[cb-&gt;head] = data;</w:t>
+      </w:r>
+    </w:p>
+    <w:p>
+      <w:pPr>
+        <w:pStyle w:val="HTML0"/>
+        <w:spacing w:line="360" w:lineRule="atLeast"/>
+        <w:rPr>
+          <w:rStyle w:val="HTML"/>
+          <w:rFonts w:ascii="Consolas" w:hAnsi="Consolas"/>
+          <w:color w:val="000000"/>
+        </w:rPr>
+      </w:pPr>
+      <w:r>
+        <w:rPr>
+          <w:rStyle w:val="HTML"/>
+          <w:rFonts w:ascii="Consolas" w:hAnsi="Consolas"/>
+          <w:color w:val="000000"/>
+        </w:rPr>
+        <w:t xml:space="preserve">    cb-&gt;head = (cb-&gt;head + 1) % cb-&gt;size;</w:t>
+      </w:r>
+    </w:p>
+    <w:p>
+      <w:pPr>
+        <w:pStyle w:val="HTML0"/>
+        <w:spacing w:line="360" w:lineRule="atLeast"/>
+        <w:rPr>
+          <w:rStyle w:val="HTML"/>
+          <w:rFonts w:ascii="Consolas" w:hAnsi="Consolas"/>
+          <w:color w:val="000000"/>
+        </w:rPr>
+      </w:pPr>
+    </w:p>
+    <w:p>
+      <w:pPr>
+        <w:pStyle w:val="HTML0"/>
+        <w:spacing w:line="360" w:lineRule="atLeast"/>
+        <w:rPr>
+          <w:rStyle w:val="HTML"/>
+          <w:rFonts w:ascii="Consolas" w:hAnsi="Consolas"/>
+          <w:color w:val="000000"/>
+        </w:rPr>
+      </w:pPr>
+      <w:r>
+        <w:rPr>
+          <w:rStyle w:val="HTML"/>
+          <w:rFonts w:ascii="Consolas" w:hAnsi="Consolas"/>
+          <w:color w:val="000000"/>
+        </w:rPr>
+        <w:t xml:space="preserve">    if (cb-&gt;head == cb-&gt;tail) {</w:t>
+      </w:r>
+    </w:p>
+    <w:p>
+      <w:pPr>
+        <w:pStyle w:val="HTML0"/>
+        <w:spacing w:line="360" w:lineRule="atLeast"/>
+        <w:rPr>
+          <w:rStyle w:val="HTML"/>
+          <w:rFonts w:ascii="Consolas" w:hAnsi="Consolas"/>
+          <w:color w:val="000000"/>
+        </w:rPr>
+      </w:pPr>
+      <w:r>
+        <w:rPr>
+          <w:rStyle w:val="HTML"/>
+          <w:rFonts w:ascii="Consolas" w:hAnsi="Consolas"/>
+          <w:color w:val="000000"/>
+        </w:rPr>
+        <w:t xml:space="preserve">        cb-&gt;full = true;</w:t>
+      </w:r>
+    </w:p>
+    <w:p>
+      <w:pPr>
+        <w:pStyle w:val="HTML0"/>
+        <w:spacing w:line="360" w:lineRule="atLeast"/>
+        <w:rPr>
+          <w:rStyle w:val="HTML"/>
+          <w:rFonts w:ascii="Consolas" w:hAnsi="Consolas"/>
+          <w:color w:val="000000"/>
+        </w:rPr>
+      </w:pPr>
+      <w:r>
+        <w:rPr>
+          <w:rStyle w:val="HTML"/>
+          <w:rFonts w:ascii="Consolas" w:hAnsi="Consolas"/>
+          <w:color w:val="000000"/>
+        </w:rPr>
+        <w:t xml:space="preserve">    }</w:t>
+      </w:r>
+    </w:p>
+    <w:p>
+      <w:pPr>
+        <w:pStyle w:val="HTML0"/>
+        <w:spacing w:line="360" w:lineRule="atLeast"/>
+        <w:rPr>
+          <w:rStyle w:val="HTML"/>
+          <w:rFonts w:ascii="Consolas" w:hAnsi="Consolas"/>
+          <w:color w:val="000000"/>
+        </w:rPr>
+      </w:pPr>
+      <w:r>
+        <w:rPr>
+          <w:rStyle w:val="HTML"/>
+          <w:rFonts w:ascii="Consolas" w:hAnsi="Consolas"/>
+          <w:color w:val="000000"/>
+        </w:rPr>
         <w:lastRenderedPageBreak/>
+        <w:t xml:space="preserve">    return 0;</w:t>
+      </w:r>
+    </w:p>
+    <w:p>
+      <w:pPr>
+        <w:pStyle w:val="HTML0"/>
+        <w:spacing w:line="360" w:lineRule="atLeast"/>
+        <w:rPr>
+          <w:rStyle w:val="HTML"/>
+          <w:rFonts w:ascii="Consolas" w:hAnsi="Consolas"/>
+          <w:color w:val="000000"/>
+        </w:rPr>
+      </w:pPr>
+      <w:r>
+        <w:rPr>
+          <w:rStyle w:val="HTML"/>
+          <w:rFonts w:ascii="Consolas" w:hAnsi="Consolas"/>
+          <w:color w:val="000000"/>
+        </w:rPr>
+        <w:t>}</w:t>
+      </w:r>
+    </w:p>
+    <w:p>
+      <w:pPr>
+        <w:pStyle w:val="HTML0"/>
+        <w:spacing w:line="360" w:lineRule="atLeast"/>
+        <w:rPr>
+          <w:rStyle w:val="HTML"/>
+          <w:rFonts w:ascii="Consolas" w:hAnsi="Consolas"/>
+          <w:color w:val="000000"/>
+        </w:rPr>
+      </w:pPr>
+    </w:p>
+    <w:p>
+      <w:pPr>
+        <w:pStyle w:val="HTML0"/>
+        <w:spacing w:line="360" w:lineRule="atLeast"/>
+        <w:rPr>
+          <w:rStyle w:val="HTML"/>
+          <w:rFonts w:ascii="Consolas" w:hAnsi="Consolas"/>
+          <w:color w:val="000000"/>
+        </w:rPr>
+      </w:pPr>
+      <w:r>
+        <w:rPr>
+          <w:rStyle w:val="HTML"/>
+          <w:rFonts w:ascii="Consolas" w:hAnsi="Consolas"/>
+          <w:color w:val="000000"/>
+        </w:rPr>
         <w:t xml:space="preserve">// </w:t>
       </w:r>
       <w:r>
@@ -13810,7 +14373,7 @@
           <w:rFonts w:ascii="Consolas" w:hAnsi="Consolas"/>
           <w:color w:val="000000"/>
         </w:rPr>
-        <w:t>初始化循环队列</w:t>
+        <w:t>出队</w:t>
       </w:r>
     </w:p>
     <w:p>
@@ -13829,7 +14392,7 @@
           <w:rFonts w:ascii="Consolas" w:hAnsi="Consolas"/>
           <w:color w:val="000000"/>
         </w:rPr>
-        <w:t>void cb_init(CircularBuffer* cb, uint8_t* buffer, int size) {</w:t>
+        <w:t>int cb_get(CircularBuffer* cb, uint8_t* data) {</w:t>
       </w:r>
     </w:p>
     <w:p>
@@ -13848,7 +14411,15 @@
           <w:rFonts w:ascii="Consolas" w:hAnsi="Consolas"/>
           <w:color w:val="000000"/>
         </w:rPr>
-        <w:t xml:space="preserve">    cb-&gt;buffer = buffer;</w:t>
+        <w:t xml:space="preserve">    if (cb_is_empty(cb)) return -1; // </w:t>
+      </w:r>
+      <w:r>
+        <w:rPr>
+          <w:rStyle w:val="HTML"/>
+          <w:rFonts w:ascii="Consolas" w:hAnsi="Consolas"/>
+          <w:color w:val="000000"/>
+        </w:rPr>
+        <w:t>队列为空</w:t>
       </w:r>
     </w:p>
     <w:p>
@@ -13861,14 +14432,6 @@
           <w:color w:val="000000"/>
         </w:rPr>
       </w:pPr>
-      <w:r>
-        <w:rPr>
-          <w:rStyle w:val="HTML"/>
-          <w:rFonts w:ascii="Consolas" w:hAnsi="Consolas"/>
-          <w:color w:val="000000"/>
-        </w:rPr>
-        <w:t xml:space="preserve">    cb-&gt;size = size;</w:t>
-      </w:r>
     </w:p>
     <w:p>
       <w:pPr>
@@ -13886,7 +14449,7 @@
           <w:rFonts w:ascii="Consolas" w:hAnsi="Consolas"/>
           <w:color w:val="000000"/>
         </w:rPr>
-        <w:t xml:space="preserve">    cb-&gt;head = 0;</w:t>
+        <w:t xml:space="preserve">    *data = cb-&gt;buffer[cb-&gt;tail];</w:t>
       </w:r>
     </w:p>
     <w:p>
@@ -13905,7 +14468,7 @@
           <w:rFonts w:ascii="Consolas" w:hAnsi="Consolas"/>
           <w:color w:val="000000"/>
         </w:rPr>
-        <w:t xml:space="preserve">    cb-&gt;tail = 0;</w:t>
+        <w:t xml:space="preserve">    cb-&gt;tail = (cb-&gt;tail + 1) % cb-&gt;size;</w:t>
       </w:r>
     </w:p>
     <w:p>
@@ -13937,6 +14500,36 @@
           <w:color w:val="000000"/>
         </w:rPr>
       </w:pPr>
+    </w:p>
+    <w:p>
+      <w:pPr>
+        <w:pStyle w:val="HTML0"/>
+        <w:spacing w:line="360" w:lineRule="atLeast"/>
+        <w:rPr>
+          <w:rStyle w:val="HTML"/>
+          <w:rFonts w:ascii="Consolas" w:hAnsi="Consolas"/>
+          <w:color w:val="000000"/>
+        </w:rPr>
+      </w:pPr>
+      <w:r>
+        <w:rPr>
+          <w:rStyle w:val="HTML"/>
+          <w:rFonts w:ascii="Consolas" w:hAnsi="Consolas"/>
+          <w:color w:val="000000"/>
+        </w:rPr>
+        <w:t xml:space="preserve">    return 0;</w:t>
+      </w:r>
+    </w:p>
+    <w:p>
+      <w:pPr>
+        <w:pStyle w:val="HTML0"/>
+        <w:spacing w:line="360" w:lineRule="atLeast"/>
+        <w:rPr>
+          <w:rStyle w:val="HTML"/>
+          <w:rFonts w:ascii="Consolas" w:hAnsi="Consolas"/>
+          <w:color w:val="000000"/>
+        </w:rPr>
+      </w:pPr>
       <w:r>
         <w:rPr>
           <w:rStyle w:val="HTML"/>
@@ -13948,541 +14541,6 @@
     </w:p>
     <w:p>
       <w:pPr>
-        <w:pStyle w:val="HTML0"/>
-        <w:spacing w:line="360" w:lineRule="atLeast"/>
-        <w:rPr>
-          <w:rStyle w:val="HTML"/>
-          <w:rFonts w:ascii="Consolas" w:hAnsi="Consolas"/>
-          <w:color w:val="000000"/>
-        </w:rPr>
-      </w:pPr>
-    </w:p>
-    <w:p>
-      <w:pPr>
-        <w:pStyle w:val="HTML0"/>
-        <w:spacing w:line="360" w:lineRule="atLeast"/>
-        <w:rPr>
-          <w:rStyle w:val="HTML"/>
-          <w:rFonts w:ascii="Consolas" w:hAnsi="Consolas"/>
-          <w:color w:val="000000"/>
-        </w:rPr>
-      </w:pPr>
-      <w:r>
-        <w:rPr>
-          <w:rStyle w:val="HTML"/>
-          <w:rFonts w:ascii="Consolas" w:hAnsi="Consolas"/>
-          <w:color w:val="000000"/>
-        </w:rPr>
-        <w:t xml:space="preserve">// </w:t>
-      </w:r>
-      <w:r>
-        <w:rPr>
-          <w:rStyle w:val="HTML"/>
-          <w:rFonts w:ascii="Consolas" w:hAnsi="Consolas"/>
-          <w:color w:val="000000"/>
-        </w:rPr>
-        <w:t>判断队列是否为空</w:t>
-      </w:r>
-    </w:p>
-    <w:p>
-      <w:pPr>
-        <w:pStyle w:val="HTML0"/>
-        <w:spacing w:line="360" w:lineRule="atLeast"/>
-        <w:rPr>
-          <w:rStyle w:val="HTML"/>
-          <w:rFonts w:ascii="Consolas" w:hAnsi="Consolas"/>
-          <w:color w:val="000000"/>
-        </w:rPr>
-      </w:pPr>
-      <w:r>
-        <w:rPr>
-          <w:rStyle w:val="HTML"/>
-          <w:rFonts w:ascii="Consolas" w:hAnsi="Consolas"/>
-          <w:color w:val="000000"/>
-        </w:rPr>
-        <w:t>bool cb_is_empty(CircularBuffer* cb) {</w:t>
-      </w:r>
-    </w:p>
-    <w:p>
-      <w:pPr>
-        <w:pStyle w:val="HTML0"/>
-        <w:spacing w:line="360" w:lineRule="atLeast"/>
-        <w:rPr>
-          <w:rStyle w:val="HTML"/>
-          <w:rFonts w:ascii="Consolas" w:hAnsi="Consolas"/>
-          <w:color w:val="000000"/>
-        </w:rPr>
-      </w:pPr>
-      <w:r>
-        <w:rPr>
-          <w:rStyle w:val="HTML"/>
-          <w:rFonts w:ascii="Consolas" w:hAnsi="Consolas"/>
-          <w:color w:val="000000"/>
-        </w:rPr>
-        <w:t xml:space="preserve">    return (!cb-&gt;full &amp;&amp; (cb-&gt;head == cb-&gt;tail));</w:t>
-      </w:r>
-    </w:p>
-    <w:p>
-      <w:pPr>
-        <w:pStyle w:val="HTML0"/>
-        <w:spacing w:line="360" w:lineRule="atLeast"/>
-        <w:rPr>
-          <w:rStyle w:val="HTML"/>
-          <w:rFonts w:ascii="Consolas" w:hAnsi="Consolas"/>
-          <w:color w:val="000000"/>
-        </w:rPr>
-      </w:pPr>
-      <w:r>
-        <w:rPr>
-          <w:rStyle w:val="HTML"/>
-          <w:rFonts w:ascii="Consolas" w:hAnsi="Consolas"/>
-          <w:color w:val="000000"/>
-        </w:rPr>
-        <w:t>}</w:t>
-      </w:r>
-    </w:p>
-    <w:p>
-      <w:pPr>
-        <w:pStyle w:val="HTML0"/>
-        <w:spacing w:line="360" w:lineRule="atLeast"/>
-        <w:rPr>
-          <w:rStyle w:val="HTML"/>
-          <w:rFonts w:ascii="Consolas" w:hAnsi="Consolas"/>
-          <w:color w:val="000000"/>
-        </w:rPr>
-      </w:pPr>
-    </w:p>
-    <w:p>
-      <w:pPr>
-        <w:pStyle w:val="HTML0"/>
-        <w:spacing w:line="360" w:lineRule="atLeast"/>
-        <w:rPr>
-          <w:rStyle w:val="HTML"/>
-          <w:rFonts w:ascii="Consolas" w:hAnsi="Consolas"/>
-          <w:color w:val="000000"/>
-        </w:rPr>
-      </w:pPr>
-      <w:r>
-        <w:rPr>
-          <w:rStyle w:val="HTML"/>
-          <w:rFonts w:ascii="Consolas" w:hAnsi="Consolas"/>
-          <w:color w:val="000000"/>
-        </w:rPr>
-        <w:t xml:space="preserve">// </w:t>
-      </w:r>
-      <w:r>
-        <w:rPr>
-          <w:rStyle w:val="HTML"/>
-          <w:rFonts w:ascii="Consolas" w:hAnsi="Consolas"/>
-          <w:color w:val="000000"/>
-        </w:rPr>
-        <w:t>入队</w:t>
-      </w:r>
-    </w:p>
-    <w:p>
-      <w:pPr>
-        <w:pStyle w:val="HTML0"/>
-        <w:spacing w:line="360" w:lineRule="atLeast"/>
-        <w:rPr>
-          <w:rStyle w:val="HTML"/>
-          <w:rFonts w:ascii="Consolas" w:hAnsi="Consolas"/>
-          <w:color w:val="000000"/>
-        </w:rPr>
-      </w:pPr>
-      <w:r>
-        <w:rPr>
-          <w:rStyle w:val="HTML"/>
-          <w:rFonts w:ascii="Consolas" w:hAnsi="Consolas"/>
-          <w:color w:val="000000"/>
-        </w:rPr>
-        <w:t>int cb_put(CircularBuffer* cb, uint8_t data) {</w:t>
-      </w:r>
-    </w:p>
-    <w:p>
-      <w:pPr>
-        <w:pStyle w:val="HTML0"/>
-        <w:spacing w:line="360" w:lineRule="atLeast"/>
-        <w:rPr>
-          <w:rStyle w:val="HTML"/>
-          <w:rFonts w:ascii="Consolas" w:hAnsi="Consolas"/>
-          <w:color w:val="000000"/>
-        </w:rPr>
-      </w:pPr>
-      <w:r>
-        <w:rPr>
-          <w:rStyle w:val="HTML"/>
-          <w:rFonts w:ascii="Consolas" w:hAnsi="Consolas"/>
-          <w:color w:val="000000"/>
-        </w:rPr>
-        <w:t xml:space="preserve">    if (cb-&gt;full) return -1; // </w:t>
-      </w:r>
-      <w:r>
-        <w:rPr>
-          <w:rStyle w:val="HTML"/>
-          <w:rFonts w:ascii="Consolas" w:hAnsi="Consolas"/>
-          <w:color w:val="000000"/>
-        </w:rPr>
-        <w:t>队列已满</w:t>
-      </w:r>
-    </w:p>
-    <w:p>
-      <w:pPr>
-        <w:pStyle w:val="HTML0"/>
-        <w:spacing w:line="360" w:lineRule="atLeast"/>
-        <w:rPr>
-          <w:rStyle w:val="HTML"/>
-          <w:rFonts w:ascii="Consolas" w:hAnsi="Consolas"/>
-          <w:color w:val="000000"/>
-        </w:rPr>
-      </w:pPr>
-    </w:p>
-    <w:p>
-      <w:pPr>
-        <w:pStyle w:val="HTML0"/>
-        <w:spacing w:line="360" w:lineRule="atLeast"/>
-        <w:rPr>
-          <w:rStyle w:val="HTML"/>
-          <w:rFonts w:ascii="Consolas" w:hAnsi="Consolas"/>
-          <w:color w:val="000000"/>
-        </w:rPr>
-      </w:pPr>
-      <w:r>
-        <w:rPr>
-          <w:rStyle w:val="HTML"/>
-          <w:rFonts w:ascii="Consolas" w:hAnsi="Consolas"/>
-          <w:color w:val="000000"/>
-        </w:rPr>
-        <w:t xml:space="preserve">    cb-&gt;buffer[cb-&gt;head] = data;</w:t>
-      </w:r>
-    </w:p>
-    <w:p>
-      <w:pPr>
-        <w:pStyle w:val="HTML0"/>
-        <w:spacing w:line="360" w:lineRule="atLeast"/>
-        <w:rPr>
-          <w:rStyle w:val="HTML"/>
-          <w:rFonts w:ascii="Consolas" w:hAnsi="Consolas"/>
-          <w:color w:val="000000"/>
-        </w:rPr>
-      </w:pPr>
-      <w:r>
-        <w:rPr>
-          <w:rStyle w:val="HTML"/>
-          <w:rFonts w:ascii="Consolas" w:hAnsi="Consolas"/>
-          <w:color w:val="000000"/>
-        </w:rPr>
-        <w:t xml:space="preserve">    cb-&gt;head = (cb-&gt;head + 1) % cb-&gt;size;</w:t>
-      </w:r>
-    </w:p>
-    <w:p>
-      <w:pPr>
-        <w:pStyle w:val="HTML0"/>
-        <w:spacing w:line="360" w:lineRule="atLeast"/>
-        <w:rPr>
-          <w:rStyle w:val="HTML"/>
-          <w:rFonts w:ascii="Consolas" w:hAnsi="Consolas"/>
-          <w:color w:val="000000"/>
-        </w:rPr>
-      </w:pPr>
-    </w:p>
-    <w:p>
-      <w:pPr>
-        <w:pStyle w:val="HTML0"/>
-        <w:spacing w:line="360" w:lineRule="atLeast"/>
-        <w:rPr>
-          <w:rStyle w:val="HTML"/>
-          <w:rFonts w:ascii="Consolas" w:hAnsi="Consolas"/>
-          <w:color w:val="000000"/>
-        </w:rPr>
-      </w:pPr>
-      <w:r>
-        <w:rPr>
-          <w:rStyle w:val="HTML"/>
-          <w:rFonts w:ascii="Consolas" w:hAnsi="Consolas"/>
-          <w:color w:val="000000"/>
-        </w:rPr>
-        <w:t xml:space="preserve">    if (cb-&gt;head == cb-&gt;tail) {</w:t>
-      </w:r>
-    </w:p>
-    <w:p>
-      <w:pPr>
-        <w:pStyle w:val="HTML0"/>
-        <w:spacing w:line="360" w:lineRule="atLeast"/>
-        <w:rPr>
-          <w:rStyle w:val="HTML"/>
-          <w:rFonts w:ascii="Consolas" w:hAnsi="Consolas"/>
-          <w:color w:val="000000"/>
-        </w:rPr>
-      </w:pPr>
-      <w:r>
-        <w:rPr>
-          <w:rStyle w:val="HTML"/>
-          <w:rFonts w:ascii="Consolas" w:hAnsi="Consolas"/>
-          <w:color w:val="000000"/>
-        </w:rPr>
-        <w:t xml:space="preserve">        cb-&gt;full = true;</w:t>
-      </w:r>
-    </w:p>
-    <w:p>
-      <w:pPr>
-        <w:pStyle w:val="HTML0"/>
-        <w:spacing w:line="360" w:lineRule="atLeast"/>
-        <w:rPr>
-          <w:rStyle w:val="HTML"/>
-          <w:rFonts w:ascii="Consolas" w:hAnsi="Consolas"/>
-          <w:color w:val="000000"/>
-        </w:rPr>
-      </w:pPr>
-      <w:r>
-        <w:rPr>
-          <w:rStyle w:val="HTML"/>
-          <w:rFonts w:ascii="Consolas" w:hAnsi="Consolas"/>
-          <w:color w:val="000000"/>
-        </w:rPr>
-        <w:t xml:space="preserve">    }</w:t>
-      </w:r>
-    </w:p>
-    <w:p>
-      <w:pPr>
-        <w:pStyle w:val="HTML0"/>
-        <w:spacing w:line="360" w:lineRule="atLeast"/>
-        <w:rPr>
-          <w:rStyle w:val="HTML"/>
-          <w:rFonts w:ascii="Consolas" w:hAnsi="Consolas"/>
-          <w:color w:val="000000"/>
-        </w:rPr>
-      </w:pPr>
-      <w:r>
-        <w:rPr>
-          <w:rStyle w:val="HTML"/>
-          <w:rFonts w:ascii="Consolas" w:hAnsi="Consolas"/>
-          <w:color w:val="000000"/>
-        </w:rPr>
-        <w:t xml:space="preserve">    return 0;</w:t>
-      </w:r>
-    </w:p>
-    <w:p>
-      <w:pPr>
-        <w:pStyle w:val="HTML0"/>
-        <w:spacing w:line="360" w:lineRule="atLeast"/>
-        <w:rPr>
-          <w:rStyle w:val="HTML"/>
-          <w:rFonts w:ascii="Consolas" w:hAnsi="Consolas"/>
-          <w:color w:val="000000"/>
-        </w:rPr>
-      </w:pPr>
-      <w:r>
-        <w:rPr>
-          <w:rStyle w:val="HTML"/>
-          <w:rFonts w:ascii="Consolas" w:hAnsi="Consolas"/>
-          <w:color w:val="000000"/>
-        </w:rPr>
-        <w:t>}</w:t>
-      </w:r>
-    </w:p>
-    <w:p>
-      <w:pPr>
-        <w:pStyle w:val="HTML0"/>
-        <w:spacing w:line="360" w:lineRule="atLeast"/>
-        <w:rPr>
-          <w:rStyle w:val="HTML"/>
-          <w:rFonts w:ascii="Consolas" w:hAnsi="Consolas"/>
-          <w:color w:val="000000"/>
-        </w:rPr>
-      </w:pPr>
-    </w:p>
-    <w:p>
-      <w:pPr>
-        <w:pStyle w:val="HTML0"/>
-        <w:spacing w:line="360" w:lineRule="atLeast"/>
-        <w:rPr>
-          <w:rStyle w:val="HTML"/>
-          <w:rFonts w:ascii="Consolas" w:hAnsi="Consolas"/>
-          <w:color w:val="000000"/>
-        </w:rPr>
-      </w:pPr>
-      <w:r>
-        <w:rPr>
-          <w:rStyle w:val="HTML"/>
-          <w:rFonts w:ascii="Consolas" w:hAnsi="Consolas"/>
-          <w:color w:val="000000"/>
-        </w:rPr>
-        <w:t xml:space="preserve">// </w:t>
-      </w:r>
-      <w:r>
-        <w:rPr>
-          <w:rStyle w:val="HTML"/>
-          <w:rFonts w:ascii="Consolas" w:hAnsi="Consolas"/>
-          <w:color w:val="000000"/>
-        </w:rPr>
-        <w:t>出队</w:t>
-      </w:r>
-    </w:p>
-    <w:p>
-      <w:pPr>
-        <w:pStyle w:val="HTML0"/>
-        <w:spacing w:line="360" w:lineRule="atLeast"/>
-        <w:rPr>
-          <w:rStyle w:val="HTML"/>
-          <w:rFonts w:ascii="Consolas" w:hAnsi="Consolas"/>
-          <w:color w:val="000000"/>
-        </w:rPr>
-      </w:pPr>
-      <w:r>
-        <w:rPr>
-          <w:rStyle w:val="HTML"/>
-          <w:rFonts w:ascii="Consolas" w:hAnsi="Consolas"/>
-          <w:color w:val="000000"/>
-        </w:rPr>
-        <w:t>int cb_get(CircularBuffer* cb, uint8_t* data) {</w:t>
-      </w:r>
-    </w:p>
-    <w:p>
-      <w:pPr>
-        <w:pStyle w:val="HTML0"/>
-        <w:spacing w:line="360" w:lineRule="atLeast"/>
-        <w:rPr>
-          <w:rStyle w:val="HTML"/>
-          <w:rFonts w:ascii="Consolas" w:hAnsi="Consolas"/>
-          <w:color w:val="000000"/>
-        </w:rPr>
-      </w:pPr>
-      <w:r>
-        <w:rPr>
-          <w:rStyle w:val="HTML"/>
-          <w:rFonts w:ascii="Consolas" w:hAnsi="Consolas"/>
-          <w:color w:val="000000"/>
-        </w:rPr>
-        <w:t xml:space="preserve">    if (cb_is_empty(cb)) return -1; // </w:t>
-      </w:r>
-      <w:r>
-        <w:rPr>
-          <w:rStyle w:val="HTML"/>
-          <w:rFonts w:ascii="Consolas" w:hAnsi="Consolas"/>
-          <w:color w:val="000000"/>
-        </w:rPr>
-        <w:t>队列为空</w:t>
-      </w:r>
-    </w:p>
-    <w:p>
-      <w:pPr>
-        <w:pStyle w:val="HTML0"/>
-        <w:spacing w:line="360" w:lineRule="atLeast"/>
-        <w:rPr>
-          <w:rStyle w:val="HTML"/>
-          <w:rFonts w:ascii="Consolas" w:hAnsi="Consolas"/>
-          <w:color w:val="000000"/>
-        </w:rPr>
-      </w:pPr>
-    </w:p>
-    <w:p>
-      <w:pPr>
-        <w:pStyle w:val="HTML0"/>
-        <w:spacing w:line="360" w:lineRule="atLeast"/>
-        <w:rPr>
-          <w:rStyle w:val="HTML"/>
-          <w:rFonts w:ascii="Consolas" w:hAnsi="Consolas"/>
-          <w:color w:val="000000"/>
-        </w:rPr>
-      </w:pPr>
-      <w:r>
-        <w:rPr>
-          <w:rStyle w:val="HTML"/>
-          <w:rFonts w:ascii="Consolas" w:hAnsi="Consolas"/>
-          <w:color w:val="000000"/>
-        </w:rPr>
-        <w:t xml:space="preserve">    *data = cb-&gt;buffer[cb-&gt;tail];</w:t>
-      </w:r>
-    </w:p>
-    <w:p>
-      <w:pPr>
-        <w:pStyle w:val="HTML0"/>
-        <w:spacing w:line="360" w:lineRule="atLeast"/>
-        <w:rPr>
-          <w:rStyle w:val="HTML"/>
-          <w:rFonts w:ascii="Consolas" w:hAnsi="Consolas"/>
-          <w:color w:val="000000"/>
-        </w:rPr>
-      </w:pPr>
-      <w:r>
-        <w:rPr>
-          <w:rStyle w:val="HTML"/>
-          <w:rFonts w:ascii="Consolas" w:hAnsi="Consolas"/>
-          <w:color w:val="000000"/>
-        </w:rPr>
-        <w:t xml:space="preserve">    cb-&gt;tail = (cb-&gt;tail + 1) % cb-&gt;size;</w:t>
-      </w:r>
-    </w:p>
-    <w:p>
-      <w:pPr>
-        <w:pStyle w:val="HTML0"/>
-        <w:spacing w:line="360" w:lineRule="atLeast"/>
-        <w:rPr>
-          <w:rStyle w:val="HTML"/>
-          <w:rFonts w:ascii="Consolas" w:hAnsi="Consolas"/>
-          <w:color w:val="000000"/>
-        </w:rPr>
-      </w:pPr>
-      <w:r>
-        <w:rPr>
-          <w:rStyle w:val="HTML"/>
-          <w:rFonts w:ascii="Consolas" w:hAnsi="Consolas"/>
-          <w:color w:val="000000"/>
-        </w:rPr>
-        <w:t xml:space="preserve">    cb-&gt;full = false;</w:t>
-      </w:r>
-    </w:p>
-    <w:p>
-      <w:pPr>
-        <w:pStyle w:val="HTML0"/>
-        <w:spacing w:line="360" w:lineRule="atLeast"/>
-        <w:rPr>
-          <w:rStyle w:val="HTML"/>
-          <w:rFonts w:ascii="Consolas" w:hAnsi="Consolas"/>
-          <w:color w:val="000000"/>
-        </w:rPr>
-      </w:pPr>
-    </w:p>
-    <w:p>
-      <w:pPr>
-        <w:pStyle w:val="HTML0"/>
-        <w:spacing w:line="360" w:lineRule="atLeast"/>
-        <w:rPr>
-          <w:rStyle w:val="HTML"/>
-          <w:rFonts w:ascii="Consolas" w:hAnsi="Consolas"/>
-          <w:color w:val="000000"/>
-        </w:rPr>
-      </w:pPr>
-      <w:r>
-        <w:rPr>
-          <w:rStyle w:val="HTML"/>
-          <w:rFonts w:ascii="Consolas" w:hAnsi="Consolas"/>
-          <w:color w:val="000000"/>
-        </w:rPr>
-        <w:t xml:space="preserve">    return 0;</w:t>
-      </w:r>
-    </w:p>
-    <w:p>
-      <w:pPr>
-        <w:pStyle w:val="HTML0"/>
-        <w:spacing w:line="360" w:lineRule="atLeast"/>
-        <w:rPr>
-          <w:rStyle w:val="HTML"/>
-          <w:rFonts w:ascii="Consolas" w:hAnsi="Consolas"/>
-          <w:color w:val="000000"/>
-        </w:rPr>
-      </w:pPr>
-      <w:r>
-        <w:rPr>
-          <w:rStyle w:val="HTML"/>
-          <w:rFonts w:ascii="Consolas" w:hAnsi="Consolas"/>
-          <w:color w:val="000000"/>
-        </w:rPr>
-        <w:t>}</w:t>
-      </w:r>
-    </w:p>
-    <w:p>
-      <w:pPr>
         <w:spacing w:line="360" w:lineRule="atLeast"/>
         <w:rPr>
           <w:rFonts w:ascii="ui-sans-serif" w:hAnsi="ui-sans-serif" w:hint="eastAsia"/>
@@ -14532,15 +14590,7 @@
           <w:rFonts w:ascii="ui-sans-serif" w:hAnsi="ui-sans-serif"/>
           <w:color w:val="000000"/>
         </w:rPr>
-        <w:t>总线驱动的时候，就用了这样的循环队列来做数据缓存。为</w:t>
-      </w:r>
-      <w:r>
-        <w:rPr>
-          <w:rFonts w:ascii="ui-sans-serif" w:hAnsi="ui-sans-serif"/>
-          <w:color w:val="000000"/>
-        </w:rPr>
-        <w:lastRenderedPageBreak/>
-        <w:t>了提高并发安全性，我还加入了中断屏蔽机制，保证在中断上下文和任务上下文同时操作队列时不会出现竞态条件。</w:t>
+        <w:t>总线驱动的时候，就用了这样的循环队列来做数据缓存。为了提高并发安全性，我还加入了中断屏蔽机制，保证在中断上下文和任务上下文同时操作队列时不会出现竞态条件。</w:t>
       </w:r>
       <w:r>
         <w:rPr>
@@ -15028,6 +15078,7 @@
           <w:sz w:val="24"/>
           <w:szCs w:val="24"/>
         </w:rPr>
+        <w:lastRenderedPageBreak/>
         <w:t xml:space="preserve">2. </w:t>
       </w:r>
       <w:r>
@@ -15320,7 +15371,6 @@
           <w:rFonts w:ascii="Consolas" w:hAnsi="Consolas"/>
           <w:color w:val="000000"/>
         </w:rPr>
-        <w:lastRenderedPageBreak/>
         <w:t xml:space="preserve">                swapped = true;</w:t>
       </w:r>
     </w:p>
@@ -15776,6 +15826,7 @@
           <w:rFonts w:ascii="Consolas" w:hAnsi="Consolas"/>
           <w:color w:val="000000"/>
         </w:rPr>
+        <w:lastRenderedPageBreak/>
         <w:t xml:space="preserve">            left = mid + 1;</w:t>
       </w:r>
     </w:p>
@@ -16255,7 +16306,6 @@
           <w:rFonts w:ascii="ui-sans-serif" w:hAnsi="ui-sans-serif"/>
           <w:color w:val="000000"/>
         </w:rPr>
-        <w:lastRenderedPageBreak/>
         <w:t>解决方法有两种：一是使用</w:t>
       </w:r>
       <w:r>
@@ -16687,6 +16737,7 @@
           <w:rFonts w:ascii="Consolas" w:hAnsi="Consolas"/>
           <w:color w:val="000000"/>
         </w:rPr>
+        <w:lastRenderedPageBreak/>
         <w:t>}</w:t>
       </w:r>
     </w:p>
@@ -17009,7 +17060,6 @@
           <w:bCs w:val="0"/>
           <w:color w:val="000000"/>
         </w:rPr>
-        <w:lastRenderedPageBreak/>
         <w:t>主动结合你的经验</w:t>
       </w:r>
       <w:r>
@@ -17134,6 +17184,554 @@
     <w:p/>
     <w:p/>
     <w:p/>
+    <w:p>
+      <w:pPr>
+        <w:pStyle w:val="2"/>
+      </w:pPr>
+      <w:r>
+        <w:rPr>
+          <w:rFonts w:hint="eastAsia"/>
+        </w:rPr>
+        <w:t>G</w:t>
+      </w:r>
+      <w:r>
+        <w:t>CC</w:t>
+      </w:r>
+      <w:bookmarkStart w:id="0" w:name="_GoBack"/>
+      <w:bookmarkEnd w:id="0"/>
+      <w:r>
+        <w:rPr>
+          <w:rFonts w:hint="eastAsia"/>
+        </w:rPr>
+        <w:t>性能优化：</w:t>
+      </w:r>
+    </w:p>
+    <w:p>
+      <w:pPr>
+        <w:widowControl/>
+        <w:spacing w:line="360" w:lineRule="atLeast"/>
+        <w:jc w:val="left"/>
+        <w:rPr>
+          <w:rFonts w:ascii="ui-sans-serif" w:eastAsia="宋体" w:hAnsi="ui-sans-serif" w:cs="宋体"/>
+          <w:color w:val="000000"/>
+          <w:kern w:val="0"/>
+          <w:sz w:val="24"/>
+          <w:szCs w:val="24"/>
+        </w:rPr>
+      </w:pPr>
+      <w:r>
+        <w:rPr>
+          <w:rFonts w:ascii="ui-sans-serif" w:eastAsia="宋体" w:hAnsi="ui-sans-serif" w:cs="宋体"/>
+          <w:color w:val="000000"/>
+          <w:kern w:val="0"/>
+          <w:sz w:val="24"/>
+          <w:szCs w:val="24"/>
+        </w:rPr>
+        <w:t xml:space="preserve">GCC </w:t>
+      </w:r>
+      <w:r>
+        <w:rPr>
+          <w:rFonts w:ascii="ui-sans-serif" w:eastAsia="宋体" w:hAnsi="ui-sans-serif" w:cs="宋体"/>
+          <w:color w:val="000000"/>
+          <w:kern w:val="0"/>
+          <w:sz w:val="24"/>
+          <w:szCs w:val="24"/>
+        </w:rPr>
+        <w:t>的编译优化主要是在速度、大小、调试难度之间做权衡，我平时用得最多的是这四个等级：</w:t>
+      </w:r>
+    </w:p>
+    <w:p>
+      <w:pPr>
+        <w:widowControl/>
+        <w:spacing w:line="360" w:lineRule="atLeast"/>
+        <w:jc w:val="left"/>
+        <w:rPr>
+          <w:rFonts w:ascii="ui-sans-serif" w:eastAsia="宋体" w:hAnsi="ui-sans-serif" w:cs="宋体"/>
+          <w:color w:val="000000"/>
+          <w:kern w:val="0"/>
+          <w:sz w:val="24"/>
+          <w:szCs w:val="24"/>
+        </w:rPr>
+      </w:pPr>
+      <w:r>
+        <w:rPr>
+          <w:rFonts w:ascii="ui-sans-serif" w:eastAsia="宋体" w:hAnsi="ui-sans-serif" w:cs="宋体"/>
+          <w:color w:val="000000"/>
+          <w:kern w:val="0"/>
+          <w:sz w:val="24"/>
+          <w:szCs w:val="24"/>
+        </w:rPr>
+        <w:t>首先是</w:t>
+      </w:r>
+      <w:r>
+        <w:rPr>
+          <w:rFonts w:ascii="Menlo" w:eastAsia="宋体" w:hAnsi="Menlo" w:cs="宋体"/>
+          <w:color w:val="000000"/>
+          <w:kern w:val="0"/>
+          <w:sz w:val="24"/>
+          <w:szCs w:val="24"/>
+        </w:rPr>
+        <w:t>-Og</w:t>
+      </w:r>
+      <w:r>
+        <w:rPr>
+          <w:rFonts w:ascii="ui-sans-serif" w:eastAsia="宋体" w:hAnsi="ui-sans-serif" w:cs="宋体"/>
+          <w:color w:val="000000"/>
+          <w:kern w:val="0"/>
+          <w:sz w:val="24"/>
+          <w:szCs w:val="24"/>
+        </w:rPr>
+        <w:t>，这是我开发调试阶段的默认等级，它在保留完整调试信息的同时做了基础优化，比</w:t>
+      </w:r>
+      <w:r>
+        <w:rPr>
+          <w:rFonts w:ascii="ui-sans-serif" w:eastAsia="宋体" w:hAnsi="ui-sans-serif" w:cs="宋体"/>
+          <w:color w:val="000000"/>
+          <w:kern w:val="0"/>
+          <w:sz w:val="24"/>
+          <w:szCs w:val="24"/>
+        </w:rPr>
+        <w:t xml:space="preserve"> O0 </w:t>
+      </w:r>
+      <w:r>
+        <w:rPr>
+          <w:rFonts w:ascii="ui-sans-serif" w:eastAsia="宋体" w:hAnsi="ui-sans-serif" w:cs="宋体"/>
+          <w:color w:val="000000"/>
+          <w:kern w:val="0"/>
+          <w:sz w:val="24"/>
+          <w:szCs w:val="24"/>
+        </w:rPr>
+        <w:t>快很多，调试体验也很好。</w:t>
+      </w:r>
+    </w:p>
+    <w:p>
+      <w:pPr>
+        <w:widowControl/>
+        <w:spacing w:line="360" w:lineRule="atLeast"/>
+        <w:jc w:val="left"/>
+        <w:rPr>
+          <w:rFonts w:ascii="ui-sans-serif" w:eastAsia="宋体" w:hAnsi="ui-sans-serif" w:cs="宋体"/>
+          <w:color w:val="000000"/>
+          <w:kern w:val="0"/>
+          <w:sz w:val="24"/>
+          <w:szCs w:val="24"/>
+        </w:rPr>
+      </w:pPr>
+      <w:r>
+        <w:rPr>
+          <w:rFonts w:ascii="ui-sans-serif" w:eastAsia="宋体" w:hAnsi="ui-sans-serif" w:cs="宋体"/>
+          <w:color w:val="000000"/>
+          <w:kern w:val="0"/>
+          <w:sz w:val="24"/>
+          <w:szCs w:val="24"/>
+        </w:rPr>
+        <w:t>然后是</w:t>
+      </w:r>
+      <w:r>
+        <w:rPr>
+          <w:rFonts w:ascii="Menlo" w:eastAsia="宋体" w:hAnsi="Menlo" w:cs="宋体"/>
+          <w:color w:val="000000"/>
+          <w:kern w:val="0"/>
+          <w:sz w:val="24"/>
+          <w:szCs w:val="24"/>
+        </w:rPr>
+        <w:t>-Os</w:t>
+      </w:r>
+      <w:r>
+        <w:rPr>
+          <w:rFonts w:ascii="ui-sans-serif" w:eastAsia="宋体" w:hAnsi="ui-sans-serif" w:cs="宋体"/>
+          <w:color w:val="000000"/>
+          <w:kern w:val="0"/>
+          <w:sz w:val="24"/>
+          <w:szCs w:val="24"/>
+        </w:rPr>
+        <w:t>，这是量产代码的默认等级，专门优化代码大小，对于</w:t>
+      </w:r>
+      <w:r>
+        <w:rPr>
+          <w:rFonts w:ascii="ui-sans-serif" w:eastAsia="宋体" w:hAnsi="ui-sans-serif" w:cs="宋体"/>
+          <w:color w:val="000000"/>
+          <w:kern w:val="0"/>
+          <w:sz w:val="24"/>
+          <w:szCs w:val="24"/>
+        </w:rPr>
+        <w:t xml:space="preserve"> Flash </w:t>
+      </w:r>
+      <w:r>
+        <w:rPr>
+          <w:rFonts w:ascii="ui-sans-serif" w:eastAsia="宋体" w:hAnsi="ui-sans-serif" w:cs="宋体"/>
+          <w:color w:val="000000"/>
+          <w:kern w:val="0"/>
+          <w:sz w:val="24"/>
+          <w:szCs w:val="24"/>
+        </w:rPr>
+        <w:t>空间紧张的</w:t>
+      </w:r>
+      <w:r>
+        <w:rPr>
+          <w:rFonts w:ascii="ui-sans-serif" w:eastAsia="宋体" w:hAnsi="ui-sans-serif" w:cs="宋体"/>
+          <w:color w:val="000000"/>
+          <w:kern w:val="0"/>
+          <w:sz w:val="24"/>
+          <w:szCs w:val="24"/>
+        </w:rPr>
+        <w:t xml:space="preserve"> MCU </w:t>
+      </w:r>
+      <w:r>
+        <w:rPr>
+          <w:rFonts w:ascii="ui-sans-serif" w:eastAsia="宋体" w:hAnsi="ui-sans-serif" w:cs="宋体"/>
+          <w:color w:val="000000"/>
+          <w:kern w:val="0"/>
+          <w:sz w:val="24"/>
+          <w:szCs w:val="24"/>
+        </w:rPr>
+        <w:t>产品非常重要，九号的很多产品应该也是用这个。</w:t>
+      </w:r>
+    </w:p>
+    <w:p>
+      <w:pPr>
+        <w:widowControl/>
+        <w:spacing w:line="360" w:lineRule="atLeast"/>
+        <w:jc w:val="left"/>
+        <w:rPr>
+          <w:rFonts w:ascii="ui-sans-serif" w:eastAsia="宋体" w:hAnsi="ui-sans-serif" w:cs="宋体"/>
+          <w:color w:val="000000"/>
+          <w:kern w:val="0"/>
+          <w:sz w:val="24"/>
+          <w:szCs w:val="24"/>
+        </w:rPr>
+      </w:pPr>
+      <w:r>
+        <w:rPr>
+          <w:rFonts w:ascii="ui-sans-serif" w:eastAsia="宋体" w:hAnsi="ui-sans-serif" w:cs="宋体"/>
+          <w:color w:val="000000"/>
+          <w:kern w:val="0"/>
+          <w:sz w:val="24"/>
+          <w:szCs w:val="24"/>
+        </w:rPr>
+        <w:t>接下来是</w:t>
+      </w:r>
+      <w:r>
+        <w:rPr>
+          <w:rFonts w:ascii="Menlo" w:eastAsia="宋体" w:hAnsi="Menlo" w:cs="宋体"/>
+          <w:color w:val="000000"/>
+          <w:kern w:val="0"/>
+          <w:sz w:val="24"/>
+          <w:szCs w:val="24"/>
+        </w:rPr>
+        <w:t>-O2</w:t>
+      </w:r>
+      <w:r>
+        <w:rPr>
+          <w:rFonts w:ascii="ui-sans-serif" w:eastAsia="宋体" w:hAnsi="ui-sans-serif" w:cs="宋体"/>
+          <w:color w:val="000000"/>
+          <w:kern w:val="0"/>
+          <w:sz w:val="24"/>
+          <w:szCs w:val="24"/>
+        </w:rPr>
+        <w:t>，这是标准的性能优化等级，开启了所有不增加代码大小的优化，我会把</w:t>
+      </w:r>
+      <w:r>
+        <w:rPr>
+          <w:rFonts w:ascii="ui-sans-serif" w:eastAsia="宋体" w:hAnsi="ui-sans-serif" w:cs="宋体"/>
+          <w:color w:val="000000"/>
+          <w:kern w:val="0"/>
+          <w:sz w:val="24"/>
+          <w:szCs w:val="24"/>
+        </w:rPr>
+        <w:t xml:space="preserve"> RTOS </w:t>
+      </w:r>
+      <w:r>
+        <w:rPr>
+          <w:rFonts w:ascii="ui-sans-serif" w:eastAsia="宋体" w:hAnsi="ui-sans-serif" w:cs="宋体"/>
+          <w:color w:val="000000"/>
+          <w:kern w:val="0"/>
+          <w:sz w:val="24"/>
+          <w:szCs w:val="24"/>
+        </w:rPr>
+        <w:t>内核、驱动、还有性能要求比较高的模块用</w:t>
+      </w:r>
+      <w:r>
+        <w:rPr>
+          <w:rFonts w:ascii="ui-sans-serif" w:eastAsia="宋体" w:hAnsi="ui-sans-serif" w:cs="宋体"/>
+          <w:color w:val="000000"/>
+          <w:kern w:val="0"/>
+          <w:sz w:val="24"/>
+          <w:szCs w:val="24"/>
+        </w:rPr>
+        <w:t xml:space="preserve"> O2 </w:t>
+      </w:r>
+      <w:r>
+        <w:rPr>
+          <w:rFonts w:ascii="ui-sans-serif" w:eastAsia="宋体" w:hAnsi="ui-sans-serif" w:cs="宋体"/>
+          <w:color w:val="000000"/>
+          <w:kern w:val="0"/>
+          <w:sz w:val="24"/>
+          <w:szCs w:val="24"/>
+        </w:rPr>
+        <w:t>编译。</w:t>
+      </w:r>
+    </w:p>
+    <w:p>
+      <w:pPr>
+        <w:widowControl/>
+        <w:spacing w:line="360" w:lineRule="atLeast"/>
+        <w:jc w:val="left"/>
+        <w:rPr>
+          <w:rFonts w:ascii="ui-sans-serif" w:eastAsia="宋体" w:hAnsi="ui-sans-serif" w:cs="宋体"/>
+          <w:color w:val="000000"/>
+          <w:kern w:val="0"/>
+          <w:sz w:val="24"/>
+          <w:szCs w:val="24"/>
+        </w:rPr>
+      </w:pPr>
+      <w:r>
+        <w:rPr>
+          <w:rFonts w:ascii="ui-sans-serif" w:eastAsia="宋体" w:hAnsi="ui-sans-serif" w:cs="宋体"/>
+          <w:color w:val="000000"/>
+          <w:kern w:val="0"/>
+          <w:sz w:val="24"/>
+          <w:szCs w:val="24"/>
+        </w:rPr>
+        <w:t>最后是</w:t>
+      </w:r>
+      <w:r>
+        <w:rPr>
+          <w:rFonts w:ascii="Menlo" w:eastAsia="宋体" w:hAnsi="Menlo" w:cs="宋体"/>
+          <w:color w:val="000000"/>
+          <w:kern w:val="0"/>
+          <w:sz w:val="24"/>
+          <w:szCs w:val="24"/>
+        </w:rPr>
+        <w:t>-O3</w:t>
+      </w:r>
+      <w:r>
+        <w:rPr>
+          <w:rFonts w:ascii="ui-sans-serif" w:eastAsia="宋体" w:hAnsi="ui-sans-serif" w:cs="宋体"/>
+          <w:color w:val="000000"/>
+          <w:kern w:val="0"/>
+          <w:sz w:val="24"/>
+          <w:szCs w:val="24"/>
+        </w:rPr>
+        <w:t>，最高性能优化，我只会用在极少数的热点代码上，比如电机控制算法和</w:t>
+      </w:r>
+      <w:r>
+        <w:rPr>
+          <w:rFonts w:ascii="ui-sans-serif" w:eastAsia="宋体" w:hAnsi="ui-sans-serif" w:cs="宋体"/>
+          <w:color w:val="000000"/>
+          <w:kern w:val="0"/>
+          <w:sz w:val="24"/>
+          <w:szCs w:val="24"/>
+        </w:rPr>
+        <w:t xml:space="preserve"> DSP </w:t>
+      </w:r>
+      <w:r>
+        <w:rPr>
+          <w:rFonts w:ascii="ui-sans-serif" w:eastAsia="宋体" w:hAnsi="ui-sans-serif" w:cs="宋体"/>
+          <w:color w:val="000000"/>
+          <w:kern w:val="0"/>
+          <w:sz w:val="24"/>
+          <w:szCs w:val="24"/>
+        </w:rPr>
+        <w:t>运算，绝对不会整个工程都开</w:t>
+      </w:r>
+      <w:r>
+        <w:rPr>
+          <w:rFonts w:ascii="ui-sans-serif" w:eastAsia="宋体" w:hAnsi="ui-sans-serif" w:cs="宋体"/>
+          <w:color w:val="000000"/>
+          <w:kern w:val="0"/>
+          <w:sz w:val="24"/>
+          <w:szCs w:val="24"/>
+        </w:rPr>
+        <w:t xml:space="preserve"> O3</w:t>
+      </w:r>
+      <w:r>
+        <w:rPr>
+          <w:rFonts w:ascii="ui-sans-serif" w:eastAsia="宋体" w:hAnsi="ui-sans-serif" w:cs="宋体"/>
+          <w:color w:val="000000"/>
+          <w:kern w:val="0"/>
+          <w:sz w:val="24"/>
+          <w:szCs w:val="24"/>
+        </w:rPr>
+        <w:t>，因为会导致代码体积暴增，还可能引入</w:t>
+      </w:r>
+      <w:r>
+        <w:rPr>
+          <w:rFonts w:ascii="ui-sans-serif" w:eastAsia="宋体" w:hAnsi="ui-sans-serif" w:cs="宋体"/>
+          <w:color w:val="000000"/>
+          <w:kern w:val="0"/>
+          <w:sz w:val="24"/>
+          <w:szCs w:val="24"/>
+        </w:rPr>
+        <w:t xml:space="preserve"> bug</w:t>
+      </w:r>
+      <w:r>
+        <w:rPr>
+          <w:rFonts w:ascii="ui-sans-serif" w:eastAsia="宋体" w:hAnsi="ui-sans-serif" w:cs="宋体"/>
+          <w:color w:val="000000"/>
+          <w:kern w:val="0"/>
+          <w:sz w:val="24"/>
+          <w:szCs w:val="24"/>
+        </w:rPr>
+        <w:t>。</w:t>
+      </w:r>
+    </w:p>
+    <w:p>
+      <w:pPr>
+        <w:widowControl/>
+        <w:spacing w:line="360" w:lineRule="atLeast"/>
+        <w:jc w:val="left"/>
+        <w:rPr>
+          <w:rFonts w:ascii="ui-sans-serif" w:eastAsia="宋体" w:hAnsi="ui-sans-serif" w:cs="宋体"/>
+          <w:color w:val="000000"/>
+          <w:kern w:val="0"/>
+          <w:sz w:val="24"/>
+          <w:szCs w:val="24"/>
+        </w:rPr>
+      </w:pPr>
+      <w:r>
+        <w:rPr>
+          <w:rFonts w:ascii="ui-sans-serif" w:eastAsia="宋体" w:hAnsi="ui-sans-serif" w:cs="宋体"/>
+          <w:color w:val="000000"/>
+          <w:kern w:val="0"/>
+          <w:sz w:val="24"/>
+          <w:szCs w:val="24"/>
+        </w:rPr>
+        <w:lastRenderedPageBreak/>
+        <w:t>嵌入式里用优化最容易踩的坑就是</w:t>
+      </w:r>
+      <w:r>
+        <w:rPr>
+          <w:rFonts w:ascii="Menlo" w:eastAsia="宋体" w:hAnsi="Menlo" w:cs="宋体"/>
+          <w:color w:val="000000"/>
+          <w:kern w:val="0"/>
+          <w:sz w:val="24"/>
+          <w:szCs w:val="24"/>
+        </w:rPr>
+        <w:t>volatile</w:t>
+      </w:r>
+      <w:r>
+        <w:rPr>
+          <w:rFonts w:ascii="ui-sans-serif" w:eastAsia="宋体" w:hAnsi="ui-sans-serif" w:cs="宋体"/>
+          <w:color w:val="000000"/>
+          <w:kern w:val="0"/>
+          <w:sz w:val="24"/>
+          <w:szCs w:val="24"/>
+        </w:rPr>
+        <w:t>的问题，我在自研</w:t>
+      </w:r>
+      <w:r>
+        <w:rPr>
+          <w:rFonts w:ascii="ui-sans-serif" w:eastAsia="宋体" w:hAnsi="ui-sans-serif" w:cs="宋体"/>
+          <w:color w:val="000000"/>
+          <w:kern w:val="0"/>
+          <w:sz w:val="24"/>
+          <w:szCs w:val="24"/>
+        </w:rPr>
+        <w:t xml:space="preserve"> RTOS </w:t>
+      </w:r>
+      <w:r>
+        <w:rPr>
+          <w:rFonts w:ascii="ui-sans-serif" w:eastAsia="宋体" w:hAnsi="ui-sans-serif" w:cs="宋体"/>
+          <w:color w:val="000000"/>
+          <w:kern w:val="0"/>
+          <w:sz w:val="24"/>
+          <w:szCs w:val="24"/>
+        </w:rPr>
+        <w:t>的时候就踩过，一开始中断里修改的全局变量忘记加</w:t>
+      </w:r>
+      <w:r>
+        <w:rPr>
+          <w:rFonts w:ascii="ui-sans-serif" w:eastAsia="宋体" w:hAnsi="ui-sans-serif" w:cs="宋体"/>
+          <w:color w:val="000000"/>
+          <w:kern w:val="0"/>
+          <w:sz w:val="24"/>
+          <w:szCs w:val="24"/>
+        </w:rPr>
+        <w:t xml:space="preserve"> volatile</w:t>
+      </w:r>
+      <w:r>
+        <w:rPr>
+          <w:rFonts w:ascii="ui-sans-serif" w:eastAsia="宋体" w:hAnsi="ui-sans-serif" w:cs="宋体"/>
+          <w:color w:val="000000"/>
+          <w:kern w:val="0"/>
+          <w:sz w:val="24"/>
+          <w:szCs w:val="24"/>
+        </w:rPr>
+        <w:t>，结果</w:t>
+      </w:r>
+      <w:r>
+        <w:rPr>
+          <w:rFonts w:ascii="ui-sans-serif" w:eastAsia="宋体" w:hAnsi="ui-sans-serif" w:cs="宋体"/>
+          <w:color w:val="000000"/>
+          <w:kern w:val="0"/>
+          <w:sz w:val="24"/>
+          <w:szCs w:val="24"/>
+        </w:rPr>
+        <w:t xml:space="preserve"> O2 </w:t>
+      </w:r>
+      <w:r>
+        <w:rPr>
+          <w:rFonts w:ascii="ui-sans-serif" w:eastAsia="宋体" w:hAnsi="ui-sans-serif" w:cs="宋体"/>
+          <w:color w:val="000000"/>
+          <w:kern w:val="0"/>
+          <w:sz w:val="24"/>
+          <w:szCs w:val="24"/>
+        </w:rPr>
+        <w:t>优化下主循环永远看不到这个变量的变化，系统直接卡死。后来我就养成了习惯，所有硬件寄存器、跨上下文的变量都会严格加</w:t>
+      </w:r>
+      <w:r>
+        <w:rPr>
+          <w:rFonts w:ascii="ui-sans-serif" w:eastAsia="宋体" w:hAnsi="ui-sans-serif" w:cs="宋体"/>
+          <w:color w:val="000000"/>
+          <w:kern w:val="0"/>
+          <w:sz w:val="24"/>
+          <w:szCs w:val="24"/>
+        </w:rPr>
+        <w:t xml:space="preserve"> volatile</w:t>
+      </w:r>
+      <w:r>
+        <w:rPr>
+          <w:rFonts w:ascii="ui-sans-serif" w:eastAsia="宋体" w:hAnsi="ui-sans-serif" w:cs="宋体"/>
+          <w:color w:val="000000"/>
+          <w:kern w:val="0"/>
+          <w:sz w:val="24"/>
+          <w:szCs w:val="24"/>
+        </w:rPr>
+        <w:t>。</w:t>
+      </w:r>
+    </w:p>
+    <w:p>
+      <w:pPr>
+        <w:widowControl/>
+        <w:spacing w:line="360" w:lineRule="atLeast"/>
+        <w:jc w:val="left"/>
+        <w:rPr>
+          <w:rFonts w:ascii="ui-sans-serif" w:eastAsia="宋体" w:hAnsi="ui-sans-serif" w:cs="宋体"/>
+          <w:color w:val="000000"/>
+          <w:kern w:val="0"/>
+          <w:sz w:val="24"/>
+          <w:szCs w:val="24"/>
+        </w:rPr>
+      </w:pPr>
+      <w:r>
+        <w:rPr>
+          <w:rFonts w:ascii="ui-sans-serif" w:eastAsia="宋体" w:hAnsi="ui-sans-serif" w:cs="宋体"/>
+          <w:color w:val="000000"/>
+          <w:kern w:val="0"/>
+          <w:sz w:val="24"/>
+          <w:szCs w:val="24"/>
+        </w:rPr>
+        <w:t>另外就是空循环延时会被优化掉，所以我现在所有的延时都用硬件定时器，绝对不用空循环。还有指令重排的问题，在需要严格时序的地方我会加内存屏障来保证执行顺序。</w:t>
+      </w:r>
+    </w:p>
+    <w:p>
+      <w:pPr>
+        <w:rPr>
+          <w:rFonts w:hint="eastAsia"/>
+        </w:rPr>
+      </w:pPr>
+    </w:p>
     <w:sectPr>
       <w:pgSz w:w="11906" w:h="16838"/>
       <w:pgMar w:top="1440" w:right="1800" w:bottom="1440" w:left="1800" w:header="851" w:footer="992" w:gutter="0"/>
@@ -17145,7 +17743,7 @@
 </file>
 
 <file path=word/endnotes.xml><?xml version="1.0" encoding="utf-8"?>
-<w:endnotes xmlns:wpc="http://schemas.microsoft.com/office/word/2010/wordprocessingCanvas" xmlns:cx="http://schemas.microsoft.com/office/drawing/2014/chartex" xmlns:cx1="http://schemas.microsoft.com/office/drawing/2015/9/8/chartex" xmlns:cx2="http://schemas.microsoft.com/office/drawing/2015/10/21/chartex" xmlns:cx3="http://schemas.microsoft.com/office/drawing/2016/5/9/chartex" xmlns:cx4="http://schemas.microsoft.com/office/drawing/2016/5/10/chartex" xmlns:cx5="http://schemas.microsoft.com/office/drawing/2016/5/11/chartex" xmlns:cx6="http://schemas.microsoft.com/office/drawing/2016/5/12/chartex" xmlns:cx7="http://schemas.microsoft.com/office/drawing/2016/5/13/chartex" xmlns:cx8="http://schemas.microsoft.com/office/drawing/2016/5/14/chartex" xmlns:mc="http://schemas.openxmlformats.org/markup-compatibility/2006" xmlns:aink="http://schemas.microsoft.com/office/drawing/2016/ink" xmlns:am3d="http://schemas.microsoft.com/office/drawing/2017/model3d" xmlns:o="urn:schemas-microsoft-com:office:office" xmlns:r="http://schemas.openxmlformats.org/officeDocument/2006/relationships" xmlns:m="http://schemas.openxmlformats.org/officeDocument/2006/math" xmlns:v="urn:schemas-microsoft-com:vml" xmlns:wp14="http://schemas.microsoft.com/office/word/2010/wordprocessingDrawing" xmlns:wp="http://schemas.openxmlformats.org/drawingml/2006/wordprocessingDrawing" xmlns:w10="urn:schemas-microsoft-com:office:word" xmlns:w="http://schemas.openxmlformats.org/wordprocessingml/2006/main" xmlns:w14="http://schemas.microsoft.com/office/word/2010/wordml" xmlns:w15="http://schemas.microsoft.com/office/word/2012/wordml" xmlns:w16cex="http://schemas.microsoft.com/office/word/2018/wordml/cex" xmlns:w16cid="http://schemas.microsoft.com/office/word/2016/wordml/cid" xmlns:w16="http://schemas.microsoft.com/office/word/2018/wordml" xmlns:w16sdtdh="http://schemas.microsoft.com/office/word/2020/wordml/sdtdatahash" xmlns:w16se="http://schemas.microsoft.com/office/word/2015/wordml/symex" xmlns:wpg="http://schemas.microsoft.com/office/word/2010/wordprocessingGroup" xmlns:wpi="http://schemas.microsoft.com/office/word/2010/wordprocessingInk" xmlns:wne="http://schemas.microsoft.com/office/word/2006/wordml" xmlns:wps="http://schemas.microsoft.com/office/word/2010/wordprocessingShape" mc:Ignorable="w14 w15 w16se w16cid w16 w16cex w16sdtdh wp14">
+<w:endnotes xmlns:wpc="http://schemas.microsoft.com/office/word/2010/wordprocessingCanvas" xmlns:cx="http://schemas.microsoft.com/office/drawing/2014/chartex" xmlns:cx1="http://schemas.microsoft.com/office/drawing/2015/9/8/chartex" xmlns:mc="http://schemas.openxmlformats.org/markup-compatibility/2006" xmlns:o="urn:schemas-microsoft-com:office:office" xmlns:r="http://schemas.openxmlformats.org/officeDocument/2006/relationships" xmlns:m="http://schemas.openxmlformats.org/officeDocument/2006/math" xmlns:v="urn:schemas-microsoft-com:vml" xmlns:wp14="http://schemas.microsoft.com/office/word/2010/wordprocessingDrawing" xmlns:wp="http://schemas.openxmlformats.org/drawingml/2006/wordprocessingDrawing" xmlns:w10="urn:schemas-microsoft-com:office:word" xmlns:w="http://schemas.openxmlformats.org/wordprocessingml/2006/main" xmlns:w14="http://schemas.microsoft.com/office/word/2010/wordml" xmlns:w15="http://schemas.microsoft.com/office/word/2012/wordml" xmlns:w16se="http://schemas.microsoft.com/office/word/2015/wordml/symex" xmlns:wpg="http://schemas.microsoft.com/office/word/2010/wordprocessingGroup" xmlns:wpi="http://schemas.microsoft.com/office/word/2010/wordprocessingInk" xmlns:wne="http://schemas.microsoft.com/office/word/2006/wordml" xmlns:wps="http://schemas.microsoft.com/office/word/2010/wordprocessingShape" mc:Ignorable="w14 w15 w16se wp14">
   <w:endnote w:type="separator" w:id="-1">
     <w:p>
       <w:r>
@@ -17164,7 +17762,7 @@
 </file>
 
 <file path=word/footnotes.xml><?xml version="1.0" encoding="utf-8"?>
-<w:footnotes xmlns:wpc="http://schemas.microsoft.com/office/word/2010/wordprocessingCanvas" xmlns:cx="http://schemas.microsoft.com/office/drawing/2014/chartex" xmlns:cx1="http://schemas.microsoft.com/office/drawing/2015/9/8/chartex" xmlns:cx2="http://schemas.microsoft.com/office/drawing/2015/10/21/chartex" xmlns:cx3="http://schemas.microsoft.com/office/drawing/2016/5/9/chartex" xmlns:cx4="http://schemas.microsoft.com/office/drawing/2016/5/10/chartex" xmlns:cx5="http://schemas.microsoft.com/office/drawing/2016/5/11/chartex" xmlns:cx6="http://schemas.microsoft.com/office/drawing/2016/5/12/chartex" xmlns:cx7="http://schemas.microsoft.com/office/drawing/2016/5/13/chartex" xmlns:cx8="http://schemas.microsoft.com/office/drawing/2016/5/14/chartex" xmlns:mc="http://schemas.openxmlformats.org/markup-compatibility/2006" xmlns:aink="http://schemas.microsoft.com/office/drawing/2016/ink" xmlns:am3d="http://schemas.microsoft.com/office/drawing/2017/model3d" xmlns:o="urn:schemas-microsoft-com:office:office" xmlns:r="http://schemas.openxmlformats.org/officeDocument/2006/relationships" xmlns:m="http://schemas.openxmlformats.org/officeDocument/2006/math" xmlns:v="urn:schemas-microsoft-com:vml" xmlns:wp14="http://schemas.microsoft.com/office/word/2010/wordprocessingDrawing" xmlns:wp="http://schemas.openxmlformats.org/drawingml/2006/wordprocessingDrawing" xmlns:w10="urn:schemas-microsoft-com:office:word" xmlns:w="http://schemas.openxmlformats.org/wordprocessingml/2006/main" xmlns:w14="http://schemas.microsoft.com/office/word/2010/wordml" xmlns:w15="http://schemas.microsoft.com/office/word/2012/wordml" xmlns:w16cex="http://schemas.microsoft.com/office/word/2018/wordml/cex" xmlns:w16cid="http://schemas.microsoft.com/office/word/2016/wordml/cid" xmlns:w16="http://schemas.microsoft.com/office/word/2018/wordml" xmlns:w16sdtdh="http://schemas.microsoft.com/office/word/2020/wordml/sdtdatahash" xmlns:w16se="http://schemas.microsoft.com/office/word/2015/wordml/symex" xmlns:wpg="http://schemas.microsoft.com/office/word/2010/wordprocessingGroup" xmlns:wpi="http://schemas.microsoft.com/office/word/2010/wordprocessingInk" xmlns:wne="http://schemas.microsoft.com/office/word/2006/wordml" xmlns:wps="http://schemas.microsoft.com/office/word/2010/wordprocessingShape" mc:Ignorable="w14 w15 w16se w16cid w16 w16cex w16sdtdh wp14">
+<w:footnotes xmlns:wpc="http://schemas.microsoft.com/office/word/2010/wordprocessingCanvas" xmlns:cx="http://schemas.microsoft.com/office/drawing/2014/chartex" xmlns:cx1="http://schemas.microsoft.com/office/drawing/2015/9/8/chartex" xmlns:mc="http://schemas.openxmlformats.org/markup-compatibility/2006" xmlns:o="urn:schemas-microsoft-com:office:office" xmlns:r="http://schemas.openxmlformats.org/officeDocument/2006/relationships" xmlns:m="http://schemas.openxmlformats.org/officeDocument/2006/math" xmlns:v="urn:schemas-microsoft-com:vml" xmlns:wp14="http://schemas.microsoft.com/office/word/2010/wordprocessingDrawing" xmlns:wp="http://schemas.openxmlformats.org/drawingml/2006/wordprocessingDrawing" xmlns:w10="urn:schemas-microsoft-com:office:word" xmlns:w="http://schemas.openxmlformats.org/wordprocessingml/2006/main" xmlns:w14="http://schemas.microsoft.com/office/word/2010/wordml" xmlns:w15="http://schemas.microsoft.com/office/word/2012/wordml" xmlns:w16se="http://schemas.microsoft.com/office/word/2015/wordml/symex" xmlns:wpg="http://schemas.microsoft.com/office/word/2010/wordprocessingGroup" xmlns:wpi="http://schemas.microsoft.com/office/word/2010/wordprocessingInk" xmlns:wne="http://schemas.microsoft.com/office/word/2006/wordml" xmlns:wps="http://schemas.microsoft.com/office/word/2010/wordprocessingShape" mc:Ignorable="w14 w15 w16se wp14">
   <w:footnote w:type="separator" w:id="-1">
     <w:p>
       <w:r>
@@ -17183,7 +17781,7 @@
 </file>
 
 <file path=word/numbering.xml><?xml version="1.0" encoding="utf-8"?>
-<w:numbering xmlns:wpc="http://schemas.microsoft.com/office/word/2010/wordprocessingCanvas" xmlns:cx="http://schemas.microsoft.com/office/drawing/2014/chartex" xmlns:cx1="http://schemas.microsoft.com/office/drawing/2015/9/8/chartex" xmlns:cx2="http://schemas.microsoft.com/office/drawing/2015/10/21/chartex" xmlns:cx3="http://schemas.microsoft.com/office/drawing/2016/5/9/chartex" xmlns:cx4="http://schemas.microsoft.com/office/drawing/2016/5/10/chartex" xmlns:cx5="http://schemas.microsoft.com/office/drawing/2016/5/11/chartex" xmlns:cx6="http://schemas.microsoft.com/office/drawing/2016/5/12/chartex" xmlns:cx7="http://schemas.microsoft.com/office/drawing/2016/5/13/chartex" xmlns:cx8="http://schemas.microsoft.com/office/drawing/2016/5/14/chartex" xmlns:mc="http://schemas.openxmlformats.org/markup-compatibility/2006" xmlns:aink="http://schemas.microsoft.com/office/drawing/2016/ink" xmlns:am3d="http://schemas.microsoft.com/office/drawing/2017/model3d" xmlns:o="urn:schemas-microsoft-com:office:office" xmlns:r="http://schemas.openxmlformats.org/officeDocument/2006/relationships" xmlns:m="http://schemas.openxmlformats.org/officeDocument/2006/math" xmlns:v="urn:schemas-microsoft-com:vml" xmlns:wp14="http://schemas.microsoft.com/office/word/2010/wordprocessingDrawing" xmlns:wp="http://schemas.openxmlformats.org/drawingml/2006/wordprocessingDrawing" xmlns:w10="urn:schemas-microsoft-com:office:word" xmlns:w="http://schemas.openxmlformats.org/wordprocessingml/2006/main" xmlns:w14="http://schemas.microsoft.com/office/word/2010/wordml" xmlns:w15="http://schemas.microsoft.com/office/word/2012/wordml" xmlns:w16cex="http://schemas.microsoft.com/office/word/2018/wordml/cex" xmlns:w16cid="http://schemas.microsoft.com/office/word/2016/wordml/cid" xmlns:w16="http://schemas.microsoft.com/office/word/2018/wordml" xmlns:w16sdtdh="http://schemas.microsoft.com/office/word/2020/wordml/sdtdatahash" xmlns:w16se="http://schemas.microsoft.com/office/word/2015/wordml/symex" xmlns:wpg="http://schemas.microsoft.com/office/word/2010/wordprocessingGroup" xmlns:wpi="http://schemas.microsoft.com/office/word/2010/wordprocessingInk" xmlns:wne="http://schemas.microsoft.com/office/word/2006/wordml" xmlns:wps="http://schemas.microsoft.com/office/word/2010/wordprocessingShape" mc:Ignorable="w14 w15 w16se w16cid w16 w16cex w16sdtdh wp14">
+<w:numbering xmlns:wpc="http://schemas.microsoft.com/office/word/2010/wordprocessingCanvas" xmlns:cx="http://schemas.microsoft.com/office/drawing/2014/chartex" xmlns:cx1="http://schemas.microsoft.com/office/drawing/2015/9/8/chartex" xmlns:mc="http://schemas.openxmlformats.org/markup-compatibility/2006" xmlns:o="urn:schemas-microsoft-com:office:office" xmlns:r="http://schemas.openxmlformats.org/officeDocument/2006/relationships" xmlns:m="http://schemas.openxmlformats.org/officeDocument/2006/math" xmlns:v="urn:schemas-microsoft-com:vml" xmlns:wp14="http://schemas.microsoft.com/office/word/2010/wordprocessingDrawing" xmlns:wp="http://schemas.openxmlformats.org/drawingml/2006/wordprocessingDrawing" xmlns:w10="urn:schemas-microsoft-com:office:word" xmlns:w="http://schemas.openxmlformats.org/wordprocessingml/2006/main" xmlns:w14="http://schemas.microsoft.com/office/word/2010/wordml" xmlns:w15="http://schemas.microsoft.com/office/word/2012/wordml" xmlns:w16se="http://schemas.microsoft.com/office/word/2015/wordml/symex" xmlns:wpg="http://schemas.microsoft.com/office/word/2010/wordprocessingGroup" xmlns:wpi="http://schemas.microsoft.com/office/word/2010/wordprocessingInk" xmlns:wne="http://schemas.microsoft.com/office/word/2006/wordml" xmlns:wps="http://schemas.microsoft.com/office/word/2010/wordprocessingShape" mc:Ignorable="w14 w15 w16se wp14">
   <w:abstractNum w:abstractNumId="0" w15:restartNumberingAfterBreak="0">
     <w:nsid w:val="02175FE0"/>
     <w:multiLevelType w:val="multilevel"/>
@@ -21316,7 +21914,7 @@
 </file>
 
 <file path=word/styles.xml><?xml version="1.0" encoding="utf-8"?>
-<w:styles xmlns:mc="http://schemas.openxmlformats.org/markup-compatibility/2006" xmlns:r="http://schemas.openxmlformats.org/officeDocument/2006/relationships" xmlns:w="http://schemas.openxmlformats.org/wordprocessingml/2006/main" xmlns:w14="http://schemas.microsoft.com/office/word/2010/wordml" xmlns:w15="http://schemas.microsoft.com/office/word/2012/wordml" xmlns:w16cex="http://schemas.microsoft.com/office/word/2018/wordml/cex" xmlns:w16cid="http://schemas.microsoft.com/office/word/2016/wordml/cid" xmlns:w16="http://schemas.microsoft.com/office/word/2018/wordml" xmlns:w16sdtdh="http://schemas.microsoft.com/office/word/2020/wordml/sdtdatahash" xmlns:w16se="http://schemas.microsoft.com/office/word/2015/wordml/symex" mc:Ignorable="w14 w15 w16se w16cid w16 w16cex w16sdtdh">
+<w:styles xmlns:mc="http://schemas.openxmlformats.org/markup-compatibility/2006" xmlns:r="http://schemas.openxmlformats.org/officeDocument/2006/relationships" xmlns:w="http://schemas.openxmlformats.org/wordprocessingml/2006/main" xmlns:w14="http://schemas.microsoft.com/office/word/2010/wordml" xmlns:w15="http://schemas.microsoft.com/office/word/2012/wordml" xmlns:w16se="http://schemas.microsoft.com/office/word/2015/wordml/symex" mc:Ignorable="w14 w15 w16se">
   <w:docDefaults>
     <w:rPrDefault>
       <w:rPr>
@@ -21329,7 +21927,7 @@
     </w:rPrDefault>
     <w:pPrDefault/>
   </w:docDefaults>
-  <w:latentStyles w:defLockedState="0" w:defUIPriority="99" w:defSemiHidden="0" w:defUnhideWhenUsed="0" w:defQFormat="0" w:count="376">
+  <w:latentStyles w:defLockedState="0" w:defUIPriority="99" w:defSemiHidden="0" w:defUnhideWhenUsed="0" w:defQFormat="0" w:count="371">
     <w:lsdException w:name="Normal" w:uiPriority="0" w:qFormat="1"/>
     <w:lsdException w:name="heading 1" w:uiPriority="9" w:qFormat="1"/>
     <w:lsdException w:name="heading 2" w:semiHidden="1" w:uiPriority="9" w:unhideWhenUsed="1" w:qFormat="1"/>
@@ -21435,6 +22033,7 @@
     <w:lsdException w:name="HTML Sample" w:semiHidden="1" w:unhideWhenUsed="1"/>
     <w:lsdException w:name="HTML Typewriter" w:semiHidden="1" w:unhideWhenUsed="1"/>
     <w:lsdException w:name="HTML Variable" w:semiHidden="1" w:unhideWhenUsed="1"/>
+    <w:lsdException w:name="Normal Table" w:semiHidden="1" w:unhideWhenUsed="1"/>
     <w:lsdException w:name="annotation subject" w:semiHidden="1" w:unhideWhenUsed="1"/>
     <w:lsdException w:name="No List" w:semiHidden="1" w:unhideWhenUsed="1"/>
     <w:lsdException w:name="Outline List 1" w:semiHidden="1" w:unhideWhenUsed="1"/>
@@ -21477,8 +22076,11 @@
     <w:lsdException w:name="Table Contemporary" w:semiHidden="1" w:unhideWhenUsed="1"/>
     <w:lsdException w:name="Table Elegant" w:semiHidden="1" w:unhideWhenUsed="1"/>
     <w:lsdException w:name="Table Professional" w:semiHidden="1" w:unhideWhenUsed="1"/>
+    <w:lsdException w:name="Table Subtle 1" w:semiHidden="1" w:unhideWhenUsed="1"/>
     <w:lsdException w:name="Table Subtle 2" w:semiHidden="1" w:unhideWhenUsed="1"/>
     <w:lsdException w:name="Table Web 1" w:semiHidden="1" w:unhideWhenUsed="1"/>
+    <w:lsdException w:name="Table Web 2" w:semiHidden="1" w:unhideWhenUsed="1"/>
+    <w:lsdException w:name="Table Web 3" w:semiHidden="1" w:unhideWhenUsed="1"/>
     <w:lsdException w:name="Balloon Text" w:semiHidden="1" w:unhideWhenUsed="1"/>
     <w:lsdException w:name="Table Grid" w:uiPriority="39"/>
     <w:lsdException w:name="Table Theme" w:semiHidden="1" w:unhideWhenUsed="1"/>
@@ -21697,11 +22299,6 @@
     <w:lsdException w:name="List Table 5 Dark Accent 6" w:uiPriority="50"/>
     <w:lsdException w:name="List Table 6 Colorful Accent 6" w:uiPriority="51"/>
     <w:lsdException w:name="List Table 7 Colorful Accent 6" w:uiPriority="52"/>
-    <w:lsdException w:name="Mention" w:semiHidden="1" w:unhideWhenUsed="1"/>
-    <w:lsdException w:name="Smart Hyperlink" w:semiHidden="1" w:unhideWhenUsed="1"/>
-    <w:lsdException w:name="Hashtag" w:semiHidden="1" w:unhideWhenUsed="1"/>
-    <w:lsdException w:name="Unresolved Mention" w:semiHidden="1" w:unhideWhenUsed="1"/>
-    <w:lsdException w:name="Smart Link" w:semiHidden="1" w:unhideWhenUsed="1"/>
   </w:latentStyles>
   <w:style w:type="paragraph" w:default="1" w:styleId="a">
     <w:name w:val="Normal"/>
